--- a/DR/Дипломен_проект.docx
+++ b/DR/Дипломен_проект.docx
@@ -37,8 +37,6 @@
           <w:r>
             <w:t>Съдържание</w:t>
           </w:r>
-          <w:bookmarkStart w:id="0" w:name="_GoBack"/>
-          <w:bookmarkEnd w:id="0"/>
         </w:p>
         <w:p>
           <w:pPr>
@@ -355,18 +353,1661 @@
       <w:pPr>
         <w:pStyle w:val="Heading1"/>
       </w:pPr>
-      <w:bookmarkStart w:id="1" w:name="_Toc219445202"/>
+      <w:bookmarkStart w:id="0" w:name="_Toc219445202"/>
       <w:r>
         <w:lastRenderedPageBreak/>
         <w:t>Увод</w:t>
       </w:r>
-      <w:bookmarkEnd w:id="1"/>
+      <w:bookmarkEnd w:id="0"/>
     </w:p>
     <w:p>
-      <w:bookmarkStart w:id="2" w:name="_Toc164562456"/>
-      <w:bookmarkStart w:id="3" w:name="_Toc164568069"/>
-      <w:bookmarkStart w:id="4" w:name="_Toc164627453"/>
+      <w:pPr>
+        <w:numPr>
+          <w:ilvl w:val="0"/>
+          <w:numId w:val="11"/>
+        </w:numPr>
+        <w:pBdr>
+          <w:top w:val="single" w:sz="2" w:space="0" w:color="E5E7EB"/>
+          <w:left w:val="single" w:sz="2" w:space="0" w:color="E5E7EB"/>
+          <w:bottom w:val="single" w:sz="2" w:space="0" w:color="E5E7EB"/>
+          <w:right w:val="single" w:sz="2" w:space="0" w:color="E5E7EB"/>
+        </w:pBdr>
+        <w:shd w:val="clear" w:color="auto" w:fill="FFFFFF"/>
+        <w:tabs>
+          <w:tab w:val="clear" w:pos="720"/>
+        </w:tabs>
+        <w:spacing w:before="180" w:after="144" w:line="240" w:lineRule="auto"/>
+        <w:ind w:left="0" w:firstLine="0"/>
+        <w:jc w:val="left"/>
+        <w:outlineLvl w:val="2"/>
+        <w:rPr>
+          <w:rFonts w:ascii="Segoe UI" w:eastAsia="Times New Roman" w:hAnsi="Segoe UI" w:cs="Segoe UI"/>
+          <w:b/>
+          <w:bCs/>
+          <w:sz w:val="27"/>
+          <w:szCs w:val="27"/>
+          <w:lang w:eastAsia="bg-BG"/>
+        </w:rPr>
+      </w:pPr>
+      <w:bookmarkStart w:id="1" w:name="_Toc164562456"/>
+      <w:bookmarkStart w:id="2" w:name="_Toc164568069"/>
+      <w:bookmarkStart w:id="3" w:name="_Toc164627453"/>
+      <w:r>
+        <w:rPr>
+          <w:rFonts w:ascii="Segoe UI" w:eastAsia="Times New Roman" w:hAnsi="Segoe UI" w:cs="Segoe UI"/>
+          <w:b/>
+          <w:bCs/>
+          <w:sz w:val="27"/>
+          <w:szCs w:val="27"/>
+          <w:lang w:eastAsia="bg-BG"/>
+        </w:rPr>
+        <w:t>Г</w:t>
+      </w:r>
+      <w:r>
+        <w:rPr>
+          <w:rFonts w:ascii="Segoe UI" w:eastAsia="Times New Roman" w:hAnsi="Segoe UI" w:cs="Segoe UI"/>
+          <w:b/>
+          <w:bCs/>
+          <w:sz w:val="27"/>
+          <w:szCs w:val="27"/>
+          <w:lang w:eastAsia="bg-BG"/>
+        </w:rPr>
+        <w:t>лава 1: Клиент-сървър архитектура и мр</w:t>
+      </w:r>
+      <w:r>
+        <w:rPr>
+          <w:rFonts w:ascii="Segoe UI" w:eastAsia="Times New Roman" w:hAnsi="Segoe UI" w:cs="Segoe UI"/>
+          <w:b/>
+          <w:bCs/>
+          <w:sz w:val="27"/>
+          <w:szCs w:val="27"/>
+          <w:lang w:eastAsia="bg-BG"/>
+        </w:rPr>
+        <w:t xml:space="preserve">ежови комуникации </w:t>
+      </w:r>
+      <w:bookmarkStart w:id="4" w:name="_GoBack"/>
+      <w:bookmarkEnd w:id="4"/>
     </w:p>
+    <w:p>
+      <w:pPr>
+        <w:pBdr>
+          <w:top w:val="single" w:sz="2" w:space="0" w:color="E5E7EB"/>
+          <w:left w:val="single" w:sz="2" w:space="0" w:color="E5E7EB"/>
+          <w:bottom w:val="single" w:sz="2" w:space="0" w:color="E5E7EB"/>
+          <w:right w:val="single" w:sz="2" w:space="0" w:color="E5E7EB"/>
+        </w:pBdr>
+        <w:shd w:val="clear" w:color="auto" w:fill="FFFFFF"/>
+        <w:spacing w:after="150" w:line="240" w:lineRule="auto"/>
+        <w:ind w:firstLine="0"/>
+        <w:jc w:val="left"/>
+        <w:rPr>
+          <w:rFonts w:ascii="Segoe UI" w:eastAsia="Times New Roman" w:hAnsi="Segoe UI" w:cs="Segoe UI"/>
+          <w:lang w:eastAsia="bg-BG"/>
+        </w:rPr>
+      </w:pPr>
+      <w:r>
+        <w:rPr>
+          <w:rFonts w:ascii="Segoe UI" w:eastAsia="Times New Roman" w:hAnsi="Segoe UI" w:cs="Segoe UI"/>
+          <w:b/>
+          <w:bCs/>
+          <w:bdr w:val="single" w:sz="2" w:space="0" w:color="E5E7EB" w:frame="1"/>
+          <w:lang w:eastAsia="bg-BG"/>
+        </w:rPr>
+        <w:t>1.1. Моделът "Клиент-Сървър"</w:t>
+      </w:r>
+    </w:p>
+    <w:p>
+      <w:pPr>
+        <w:numPr>
+          <w:ilvl w:val="0"/>
+          <w:numId w:val="11"/>
+        </w:numPr>
+        <w:pBdr>
+          <w:top w:val="single" w:sz="2" w:space="0" w:color="E5E7EB"/>
+          <w:left w:val="single" w:sz="2" w:space="0" w:color="E5E7EB"/>
+          <w:bottom w:val="single" w:sz="2" w:space="0" w:color="E5E7EB"/>
+          <w:right w:val="single" w:sz="2" w:space="0" w:color="E5E7EB"/>
+        </w:pBdr>
+        <w:shd w:val="clear" w:color="auto" w:fill="FFFFFF"/>
+        <w:spacing w:before="100" w:beforeAutospacing="1" w:after="100" w:afterAutospacing="1" w:line="240" w:lineRule="auto"/>
+        <w:jc w:val="left"/>
+        <w:rPr>
+          <w:rFonts w:ascii="Segoe UI" w:eastAsia="Times New Roman" w:hAnsi="Segoe UI" w:cs="Segoe UI"/>
+          <w:lang w:eastAsia="bg-BG"/>
+        </w:rPr>
+      </w:pPr>
+      <w:r>
+        <w:rPr>
+          <w:rFonts w:ascii="Segoe UI" w:eastAsia="Times New Roman" w:hAnsi="Segoe UI" w:cs="Segoe UI"/>
+          <w:b/>
+          <w:bCs/>
+          <w:bdr w:val="single" w:sz="2" w:space="0" w:color="E5E7EB" w:frame="1"/>
+          <w:lang w:eastAsia="bg-BG"/>
+        </w:rPr>
+        <w:t>Определение:</w:t>
+      </w:r>
+      <w:r>
+        <w:rPr>
+          <w:rFonts w:ascii="Segoe UI" w:eastAsia="Times New Roman" w:hAnsi="Segoe UI" w:cs="Segoe UI"/>
+          <w:lang w:eastAsia="bg-BG"/>
+        </w:rPr>
+        <w:t> Обяснете ролята на "клиента" (мобилния браузър) като инициатор и на "сървъра" (Django) като доставчик на ресурси и изпълнител на команди.</w:t>
+      </w:r>
+    </w:p>
+    <w:p>
+      <w:pPr>
+        <w:numPr>
+          <w:ilvl w:val="0"/>
+          <w:numId w:val="11"/>
+        </w:numPr>
+        <w:pBdr>
+          <w:top w:val="single" w:sz="2" w:space="0" w:color="E5E7EB"/>
+          <w:left w:val="single" w:sz="2" w:space="0" w:color="E5E7EB"/>
+          <w:bottom w:val="single" w:sz="2" w:space="0" w:color="E5E7EB"/>
+          <w:right w:val="single" w:sz="2" w:space="0" w:color="E5E7EB"/>
+        </w:pBdr>
+        <w:shd w:val="clear" w:color="auto" w:fill="FFFFFF"/>
+        <w:spacing w:before="60" w:after="100" w:afterAutospacing="1" w:line="240" w:lineRule="auto"/>
+        <w:jc w:val="left"/>
+        <w:rPr>
+          <w:rFonts w:ascii="Segoe UI" w:eastAsia="Times New Roman" w:hAnsi="Segoe UI" w:cs="Segoe UI"/>
+          <w:lang w:eastAsia="bg-BG"/>
+        </w:rPr>
+      </w:pPr>
+      <w:r>
+        <w:rPr>
+          <w:rFonts w:ascii="Segoe UI" w:eastAsia="Times New Roman" w:hAnsi="Segoe UI" w:cs="Segoe UI"/>
+          <w:b/>
+          <w:bCs/>
+          <w:bdr w:val="single" w:sz="2" w:space="0" w:color="E5E7EB" w:frame="1"/>
+          <w:lang w:eastAsia="bg-BG"/>
+        </w:rPr>
+        <w:t>Разпределени системи:</w:t>
+      </w:r>
+      <w:r>
+        <w:rPr>
+          <w:rFonts w:ascii="Segoe UI" w:eastAsia="Times New Roman" w:hAnsi="Segoe UI" w:cs="Segoe UI"/>
+          <w:lang w:eastAsia="bg-BG"/>
+        </w:rPr>
+        <w:t> Как този модел позволява управление на отдалечени ресурси.</w:t>
+      </w:r>
+    </w:p>
+    <w:p>
+      <w:pPr>
+        <w:pBdr>
+          <w:top w:val="single" w:sz="2" w:space="0" w:color="E5E7EB"/>
+          <w:left w:val="single" w:sz="2" w:space="0" w:color="E5E7EB"/>
+          <w:bottom w:val="single" w:sz="2" w:space="0" w:color="E5E7EB"/>
+          <w:right w:val="single" w:sz="2" w:space="0" w:color="E5E7EB"/>
+        </w:pBdr>
+        <w:shd w:val="clear" w:color="auto" w:fill="FFFFFF"/>
+        <w:spacing w:after="150" w:line="240" w:lineRule="auto"/>
+        <w:ind w:firstLine="0"/>
+        <w:jc w:val="left"/>
+        <w:rPr>
+          <w:rFonts w:ascii="Segoe UI" w:eastAsia="Times New Roman" w:hAnsi="Segoe UI" w:cs="Segoe UI"/>
+          <w:lang w:eastAsia="bg-BG"/>
+        </w:rPr>
+      </w:pPr>
+      <w:r>
+        <w:rPr>
+          <w:rFonts w:ascii="Segoe UI" w:eastAsia="Times New Roman" w:hAnsi="Segoe UI" w:cs="Segoe UI"/>
+          <w:b/>
+          <w:bCs/>
+          <w:bdr w:val="single" w:sz="2" w:space="0" w:color="E5E7EB" w:frame="1"/>
+          <w:lang w:eastAsia="bg-BG"/>
+        </w:rPr>
+        <w:t>1.2. Протоколен стек TCP/IP и OSI модел</w:t>
+      </w:r>
+    </w:p>
+    <w:p>
+      <w:pPr>
+        <w:numPr>
+          <w:ilvl w:val="0"/>
+          <w:numId w:val="12"/>
+        </w:numPr>
+        <w:pBdr>
+          <w:top w:val="single" w:sz="2" w:space="0" w:color="E5E7EB"/>
+          <w:left w:val="single" w:sz="2" w:space="0" w:color="E5E7EB"/>
+          <w:bottom w:val="single" w:sz="2" w:space="0" w:color="E5E7EB"/>
+          <w:right w:val="single" w:sz="2" w:space="0" w:color="E5E7EB"/>
+        </w:pBdr>
+        <w:shd w:val="clear" w:color="auto" w:fill="FFFFFF"/>
+        <w:spacing w:before="100" w:beforeAutospacing="1" w:after="100" w:afterAutospacing="1" w:line="240" w:lineRule="auto"/>
+        <w:jc w:val="left"/>
+        <w:rPr>
+          <w:rFonts w:ascii="Segoe UI" w:eastAsia="Times New Roman" w:hAnsi="Segoe UI" w:cs="Segoe UI"/>
+          <w:lang w:eastAsia="bg-BG"/>
+        </w:rPr>
+      </w:pPr>
+      <w:r>
+        <w:rPr>
+          <w:rFonts w:ascii="Segoe UI" w:eastAsia="Times New Roman" w:hAnsi="Segoe UI" w:cs="Segoe UI"/>
+          <w:b/>
+          <w:bCs/>
+          <w:bdr w:val="single" w:sz="2" w:space="0" w:color="E5E7EB" w:frame="1"/>
+          <w:lang w:eastAsia="bg-BG"/>
+        </w:rPr>
+        <w:t>Слоеве на OSI модела:</w:t>
+      </w:r>
+      <w:r>
+        <w:rPr>
+          <w:rFonts w:ascii="Segoe UI" w:eastAsia="Times New Roman" w:hAnsi="Segoe UI" w:cs="Segoe UI"/>
+          <w:lang w:eastAsia="bg-BG"/>
+        </w:rPr>
+        <w:t> Подробно описание на Приложния слой (Application Layer), където работи HTTP, и Транспортния слой (Transport Layer), където TCP гарантира доставката на пакетите.</w:t>
+      </w:r>
+    </w:p>
+    <w:p>
+      <w:pPr>
+        <w:numPr>
+          <w:ilvl w:val="0"/>
+          <w:numId w:val="12"/>
+        </w:numPr>
+        <w:pBdr>
+          <w:top w:val="single" w:sz="2" w:space="0" w:color="E5E7EB"/>
+          <w:left w:val="single" w:sz="2" w:space="0" w:color="E5E7EB"/>
+          <w:bottom w:val="single" w:sz="2" w:space="0" w:color="E5E7EB"/>
+          <w:right w:val="single" w:sz="2" w:space="0" w:color="E5E7EB"/>
+        </w:pBdr>
+        <w:shd w:val="clear" w:color="auto" w:fill="FFFFFF"/>
+        <w:spacing w:after="0" w:afterAutospacing="1" w:line="240" w:lineRule="auto"/>
+        <w:jc w:val="left"/>
+        <w:rPr>
+          <w:rFonts w:ascii="Segoe UI" w:eastAsia="Times New Roman" w:hAnsi="Segoe UI" w:cs="Segoe UI"/>
+          <w:lang w:eastAsia="bg-BG"/>
+        </w:rPr>
+      </w:pPr>
+      <w:r>
+        <w:rPr>
+          <w:rFonts w:ascii="Segoe UI" w:eastAsia="Times New Roman" w:hAnsi="Segoe UI" w:cs="Segoe UI"/>
+          <w:b/>
+          <w:bCs/>
+          <w:bdr w:val="single" w:sz="2" w:space="0" w:color="E5E7EB" w:frame="1"/>
+          <w:lang w:eastAsia="bg-BG"/>
+        </w:rPr>
+        <w:t>IP адресация:</w:t>
+      </w:r>
+      <w:r>
+        <w:rPr>
+          <w:rFonts w:ascii="Segoe UI" w:eastAsia="Times New Roman" w:hAnsi="Segoe UI" w:cs="Segoe UI"/>
+          <w:lang w:eastAsia="bg-BG"/>
+        </w:rPr>
+        <w:t> Разлика между публични и частни (локални) IP адреси. Обяснение на </w:t>
+      </w:r>
+      <w:r>
+        <w:rPr>
+          <w:rFonts w:ascii="Consolas" w:eastAsia="Times New Roman" w:hAnsi="Consolas" w:cs="Courier New"/>
+          <w:sz w:val="22"/>
+          <w:szCs w:val="22"/>
+          <w:bdr w:val="single" w:sz="2" w:space="2" w:color="E5E7EB" w:frame="1"/>
+          <w:lang w:eastAsia="bg-BG"/>
+        </w:rPr>
+        <w:t>localhost</w:t>
+      </w:r>
+      <w:r>
+        <w:rPr>
+          <w:rFonts w:ascii="Segoe UI" w:eastAsia="Times New Roman" w:hAnsi="Segoe UI" w:cs="Segoe UI"/>
+          <w:lang w:eastAsia="bg-BG"/>
+        </w:rPr>
+        <w:t> (127.0.0.1) и как локалната мрежа (LAN) позволява на телефона да "види" компютъра.</w:t>
+      </w:r>
+    </w:p>
+    <w:p>
+      <w:pPr>
+        <w:pBdr>
+          <w:top w:val="single" w:sz="2" w:space="0" w:color="E5E7EB"/>
+          <w:left w:val="single" w:sz="2" w:space="0" w:color="E5E7EB"/>
+          <w:bottom w:val="single" w:sz="2" w:space="0" w:color="E5E7EB"/>
+          <w:right w:val="single" w:sz="2" w:space="0" w:color="E5E7EB"/>
+        </w:pBdr>
+        <w:shd w:val="clear" w:color="auto" w:fill="FFFFFF"/>
+        <w:spacing w:after="150" w:line="240" w:lineRule="auto"/>
+        <w:ind w:firstLine="0"/>
+        <w:jc w:val="left"/>
+        <w:rPr>
+          <w:rFonts w:ascii="Segoe UI" w:eastAsia="Times New Roman" w:hAnsi="Segoe UI" w:cs="Segoe UI"/>
+          <w:lang w:eastAsia="bg-BG"/>
+        </w:rPr>
+      </w:pPr>
+      <w:r>
+        <w:rPr>
+          <w:rFonts w:ascii="Segoe UI" w:eastAsia="Times New Roman" w:hAnsi="Segoe UI" w:cs="Segoe UI"/>
+          <w:b/>
+          <w:bCs/>
+          <w:bdr w:val="single" w:sz="2" w:space="0" w:color="E5E7EB" w:frame="1"/>
+          <w:lang w:eastAsia="bg-BG"/>
+        </w:rPr>
+        <w:t>1.3. HTTP протокол – детайлен анализ</w:t>
+      </w:r>
+    </w:p>
+    <w:p>
+      <w:pPr>
+        <w:numPr>
+          <w:ilvl w:val="0"/>
+          <w:numId w:val="13"/>
+        </w:numPr>
+        <w:pBdr>
+          <w:top w:val="single" w:sz="2" w:space="0" w:color="E5E7EB"/>
+          <w:left w:val="single" w:sz="2" w:space="0" w:color="E5E7EB"/>
+          <w:bottom w:val="single" w:sz="2" w:space="0" w:color="E5E7EB"/>
+          <w:right w:val="single" w:sz="2" w:space="0" w:color="E5E7EB"/>
+        </w:pBdr>
+        <w:shd w:val="clear" w:color="auto" w:fill="FFFFFF"/>
+        <w:spacing w:before="100" w:beforeAutospacing="1" w:after="100" w:afterAutospacing="1" w:line="240" w:lineRule="auto"/>
+        <w:jc w:val="left"/>
+        <w:rPr>
+          <w:rFonts w:ascii="Segoe UI" w:eastAsia="Times New Roman" w:hAnsi="Segoe UI" w:cs="Segoe UI"/>
+          <w:lang w:eastAsia="bg-BG"/>
+        </w:rPr>
+      </w:pPr>
+      <w:r>
+        <w:rPr>
+          <w:rFonts w:ascii="Segoe UI" w:eastAsia="Times New Roman" w:hAnsi="Segoe UI" w:cs="Segoe UI"/>
+          <w:b/>
+          <w:bCs/>
+          <w:bdr w:val="single" w:sz="2" w:space="0" w:color="E5E7EB" w:frame="1"/>
+          <w:lang w:eastAsia="bg-BG"/>
+        </w:rPr>
+        <w:t>Еволюция на HTTP:</w:t>
+      </w:r>
+      <w:r>
+        <w:rPr>
+          <w:rFonts w:ascii="Segoe UI" w:eastAsia="Times New Roman" w:hAnsi="Segoe UI" w:cs="Segoe UI"/>
+          <w:lang w:eastAsia="bg-BG"/>
+        </w:rPr>
+        <w:t> От 1.1 до HTTP/2.</w:t>
+      </w:r>
+    </w:p>
+    <w:p>
+      <w:pPr>
+        <w:numPr>
+          <w:ilvl w:val="0"/>
+          <w:numId w:val="13"/>
+        </w:numPr>
+        <w:pBdr>
+          <w:top w:val="single" w:sz="2" w:space="0" w:color="E5E7EB"/>
+          <w:left w:val="single" w:sz="2" w:space="0" w:color="E5E7EB"/>
+          <w:bottom w:val="single" w:sz="2" w:space="0" w:color="E5E7EB"/>
+          <w:right w:val="single" w:sz="2" w:space="0" w:color="E5E7EB"/>
+        </w:pBdr>
+        <w:shd w:val="clear" w:color="auto" w:fill="FFFFFF"/>
+        <w:spacing w:before="60" w:after="100" w:afterAutospacing="1" w:line="240" w:lineRule="auto"/>
+        <w:jc w:val="left"/>
+        <w:rPr>
+          <w:rFonts w:ascii="Segoe UI" w:eastAsia="Times New Roman" w:hAnsi="Segoe UI" w:cs="Segoe UI"/>
+          <w:lang w:eastAsia="bg-BG"/>
+        </w:rPr>
+      </w:pPr>
+      <w:r>
+        <w:rPr>
+          <w:rFonts w:ascii="Segoe UI" w:eastAsia="Times New Roman" w:hAnsi="Segoe UI" w:cs="Segoe UI"/>
+          <w:b/>
+          <w:bCs/>
+          <w:bdr w:val="single" w:sz="2" w:space="0" w:color="E5E7EB" w:frame="1"/>
+          <w:lang w:eastAsia="bg-BG"/>
+        </w:rPr>
+        <w:t>Структура на съобщенията:</w:t>
+      </w:r>
+      <w:r>
+        <w:rPr>
+          <w:rFonts w:ascii="Segoe UI" w:eastAsia="Times New Roman" w:hAnsi="Segoe UI" w:cs="Segoe UI"/>
+          <w:lang w:eastAsia="bg-BG"/>
+        </w:rPr>
+        <w:t> Заглавни части (Headers), Методи (GET/POST), Тяло (Body) и Статус кодове (200, 404, 500).</w:t>
+      </w:r>
+    </w:p>
+    <w:p>
+      <w:pPr>
+        <w:numPr>
+          <w:ilvl w:val="0"/>
+          <w:numId w:val="13"/>
+        </w:numPr>
+        <w:pBdr>
+          <w:top w:val="single" w:sz="2" w:space="0" w:color="E5E7EB"/>
+          <w:left w:val="single" w:sz="2" w:space="0" w:color="E5E7EB"/>
+          <w:bottom w:val="single" w:sz="2" w:space="0" w:color="E5E7EB"/>
+          <w:right w:val="single" w:sz="2" w:space="0" w:color="E5E7EB"/>
+        </w:pBdr>
+        <w:shd w:val="clear" w:color="auto" w:fill="FFFFFF"/>
+        <w:spacing w:before="60" w:after="100" w:afterAutospacing="1" w:line="240" w:lineRule="auto"/>
+        <w:jc w:val="left"/>
+        <w:rPr>
+          <w:rFonts w:ascii="Segoe UI" w:eastAsia="Times New Roman" w:hAnsi="Segoe UI" w:cs="Segoe UI"/>
+          <w:lang w:eastAsia="bg-BG"/>
+        </w:rPr>
+      </w:pPr>
+      <w:r>
+        <w:rPr>
+          <w:rFonts w:ascii="Segoe UI" w:eastAsia="Times New Roman" w:hAnsi="Segoe UI" w:cs="Segoe UI"/>
+          <w:b/>
+          <w:bCs/>
+          <w:bdr w:val="single" w:sz="2" w:space="0" w:color="E5E7EB" w:frame="1"/>
+          <w:lang w:eastAsia="bg-BG"/>
+        </w:rPr>
+        <w:t>Stateless природа:</w:t>
+      </w:r>
+      <w:r>
+        <w:rPr>
+          <w:rFonts w:ascii="Segoe UI" w:eastAsia="Times New Roman" w:hAnsi="Segoe UI" w:cs="Segoe UI"/>
+          <w:lang w:eastAsia="bg-BG"/>
+        </w:rPr>
+        <w:t> Обяснение защо HTTP не съхранява състояние и как това влияе на дизайна на уеб приложенията.</w:t>
+      </w:r>
+    </w:p>
+    <w:p>
+      <w:pPr>
+        <w:spacing w:before="360" w:after="360" w:line="240" w:lineRule="auto"/>
+        <w:ind w:firstLine="0"/>
+        <w:jc w:val="left"/>
+        <w:rPr>
+          <w:rFonts w:eastAsia="Times New Roman"/>
+          <w:lang w:eastAsia="bg-BG"/>
+        </w:rPr>
+      </w:pPr>
+      <w:r>
+        <w:rPr>
+          <w:rFonts w:eastAsia="Times New Roman"/>
+          <w:lang w:eastAsia="bg-BG"/>
+        </w:rPr>
+        <w:pict>
+          <v:rect id="_x0000_i1025" style="width:0;height:.75pt" o:hralign="center" o:hrstd="t" o:hr="t" fillcolor="#a0a0a0" stroked="f"/>
+        </w:pict>
+      </w:r>
+    </w:p>
+    <w:p>
+      <w:pPr>
+        <w:numPr>
+          <w:ilvl w:val="0"/>
+          <w:numId w:val="11"/>
+        </w:numPr>
+        <w:pBdr>
+          <w:top w:val="single" w:sz="2" w:space="0" w:color="E5E7EB"/>
+          <w:left w:val="single" w:sz="2" w:space="0" w:color="E5E7EB"/>
+          <w:bottom w:val="single" w:sz="2" w:space="0" w:color="E5E7EB"/>
+          <w:right w:val="single" w:sz="2" w:space="0" w:color="E5E7EB"/>
+        </w:pBdr>
+        <w:shd w:val="clear" w:color="auto" w:fill="FFFFFF"/>
+        <w:tabs>
+          <w:tab w:val="clear" w:pos="720"/>
+        </w:tabs>
+        <w:spacing w:before="288" w:after="144" w:line="240" w:lineRule="auto"/>
+        <w:ind w:left="0" w:firstLine="0"/>
+        <w:jc w:val="left"/>
+        <w:outlineLvl w:val="2"/>
+        <w:rPr>
+          <w:rFonts w:ascii="Segoe UI" w:eastAsia="Times New Roman" w:hAnsi="Segoe UI" w:cs="Segoe UI"/>
+          <w:b/>
+          <w:bCs/>
+          <w:sz w:val="27"/>
+          <w:szCs w:val="27"/>
+          <w:lang w:eastAsia="bg-BG"/>
+        </w:rPr>
+      </w:pPr>
+      <w:r>
+        <w:rPr>
+          <w:rFonts w:ascii="Segoe UI" w:eastAsia="Times New Roman" w:hAnsi="Segoe UI" w:cs="Segoe UI"/>
+          <w:b/>
+          <w:bCs/>
+          <w:sz w:val="27"/>
+          <w:szCs w:val="27"/>
+          <w:lang w:eastAsia="bg-BG"/>
+        </w:rPr>
+        <w:t>Глава 2: Технологии за уеб раз</w:t>
+      </w:r>
+      <w:r>
+        <w:rPr>
+          <w:rFonts w:ascii="Segoe UI" w:eastAsia="Times New Roman" w:hAnsi="Segoe UI" w:cs="Segoe UI"/>
+          <w:b/>
+          <w:bCs/>
+          <w:sz w:val="27"/>
+          <w:szCs w:val="27"/>
+          <w:lang w:eastAsia="bg-BG"/>
+        </w:rPr>
+        <w:t xml:space="preserve">работка – Backend и Django </w:t>
+      </w:r>
+    </w:p>
+    <w:p>
+      <w:pPr>
+        <w:pBdr>
+          <w:top w:val="single" w:sz="2" w:space="0" w:color="E5E7EB"/>
+          <w:left w:val="single" w:sz="2" w:space="0" w:color="E5E7EB"/>
+          <w:bottom w:val="single" w:sz="2" w:space="0" w:color="E5E7EB"/>
+          <w:right w:val="single" w:sz="2" w:space="0" w:color="E5E7EB"/>
+        </w:pBdr>
+        <w:shd w:val="clear" w:color="auto" w:fill="FFFFFF"/>
+        <w:spacing w:after="150" w:line="240" w:lineRule="auto"/>
+        <w:ind w:firstLine="0"/>
+        <w:jc w:val="left"/>
+        <w:rPr>
+          <w:rFonts w:ascii="Segoe UI" w:eastAsia="Times New Roman" w:hAnsi="Segoe UI" w:cs="Segoe UI"/>
+          <w:lang w:eastAsia="bg-BG"/>
+        </w:rPr>
+      </w:pPr>
+      <w:r>
+        <w:rPr>
+          <w:rFonts w:ascii="Segoe UI" w:eastAsia="Times New Roman" w:hAnsi="Segoe UI" w:cs="Segoe UI"/>
+          <w:b/>
+          <w:bCs/>
+          <w:bdr w:val="single" w:sz="2" w:space="0" w:color="E5E7EB" w:frame="1"/>
+          <w:lang w:eastAsia="bg-BG"/>
+        </w:rPr>
+        <w:t>2.1. Езикът за програмиране Python</w:t>
+      </w:r>
+    </w:p>
+    <w:p>
+      <w:pPr>
+        <w:numPr>
+          <w:ilvl w:val="0"/>
+          <w:numId w:val="14"/>
+        </w:numPr>
+        <w:pBdr>
+          <w:top w:val="single" w:sz="2" w:space="0" w:color="E5E7EB"/>
+          <w:left w:val="single" w:sz="2" w:space="0" w:color="E5E7EB"/>
+          <w:bottom w:val="single" w:sz="2" w:space="0" w:color="E5E7EB"/>
+          <w:right w:val="single" w:sz="2" w:space="0" w:color="E5E7EB"/>
+        </w:pBdr>
+        <w:shd w:val="clear" w:color="auto" w:fill="FFFFFF"/>
+        <w:spacing w:before="100" w:beforeAutospacing="1" w:after="100" w:afterAutospacing="1" w:line="240" w:lineRule="auto"/>
+        <w:jc w:val="left"/>
+        <w:rPr>
+          <w:rFonts w:ascii="Segoe UI" w:eastAsia="Times New Roman" w:hAnsi="Segoe UI" w:cs="Segoe UI"/>
+          <w:lang w:eastAsia="bg-BG"/>
+        </w:rPr>
+      </w:pPr>
+      <w:r>
+        <w:rPr>
+          <w:rFonts w:ascii="Segoe UI" w:eastAsia="Times New Roman" w:hAnsi="Segoe UI" w:cs="Segoe UI"/>
+          <w:b/>
+          <w:bCs/>
+          <w:bdr w:val="single" w:sz="2" w:space="0" w:color="E5E7EB" w:frame="1"/>
+          <w:lang w:eastAsia="bg-BG"/>
+        </w:rPr>
+        <w:t>Характеристики:</w:t>
+      </w:r>
+      <w:r>
+        <w:rPr>
+          <w:rFonts w:ascii="Segoe UI" w:eastAsia="Times New Roman" w:hAnsi="Segoe UI" w:cs="Segoe UI"/>
+          <w:lang w:eastAsia="bg-BG"/>
+        </w:rPr>
+        <w:t> Динамична типизация, интерпретируемост и защо Python е предпочитан за системна автоматизация.</w:t>
+      </w:r>
+    </w:p>
+    <w:p>
+      <w:pPr>
+        <w:numPr>
+          <w:ilvl w:val="0"/>
+          <w:numId w:val="14"/>
+        </w:numPr>
+        <w:pBdr>
+          <w:top w:val="single" w:sz="2" w:space="0" w:color="E5E7EB"/>
+          <w:left w:val="single" w:sz="2" w:space="0" w:color="E5E7EB"/>
+          <w:bottom w:val="single" w:sz="2" w:space="0" w:color="E5E7EB"/>
+          <w:right w:val="single" w:sz="2" w:space="0" w:color="E5E7EB"/>
+        </w:pBdr>
+        <w:shd w:val="clear" w:color="auto" w:fill="FFFFFF"/>
+        <w:spacing w:before="60" w:after="100" w:afterAutospacing="1" w:line="240" w:lineRule="auto"/>
+        <w:jc w:val="left"/>
+        <w:rPr>
+          <w:rFonts w:ascii="Segoe UI" w:eastAsia="Times New Roman" w:hAnsi="Segoe UI" w:cs="Segoe UI"/>
+          <w:lang w:eastAsia="bg-BG"/>
+        </w:rPr>
+      </w:pPr>
+      <w:r>
+        <w:rPr>
+          <w:rFonts w:ascii="Segoe UI" w:eastAsia="Times New Roman" w:hAnsi="Segoe UI" w:cs="Segoe UI"/>
+          <w:b/>
+          <w:bCs/>
+          <w:bdr w:val="single" w:sz="2" w:space="0" w:color="E5E7EB" w:frame="1"/>
+          <w:lang w:eastAsia="bg-BG"/>
+        </w:rPr>
+        <w:t>Global Interpreter Lock (GIL):</w:t>
+      </w:r>
+      <w:r>
+        <w:rPr>
+          <w:rFonts w:ascii="Segoe UI" w:eastAsia="Times New Roman" w:hAnsi="Segoe UI" w:cs="Segoe UI"/>
+          <w:lang w:eastAsia="bg-BG"/>
+        </w:rPr>
+        <w:t> Кратко обяснение как Python управлява паметта и нишките.</w:t>
+      </w:r>
+    </w:p>
+    <w:p>
+      <w:pPr>
+        <w:pBdr>
+          <w:top w:val="single" w:sz="2" w:space="0" w:color="E5E7EB"/>
+          <w:left w:val="single" w:sz="2" w:space="0" w:color="E5E7EB"/>
+          <w:bottom w:val="single" w:sz="2" w:space="0" w:color="E5E7EB"/>
+          <w:right w:val="single" w:sz="2" w:space="0" w:color="E5E7EB"/>
+        </w:pBdr>
+        <w:shd w:val="clear" w:color="auto" w:fill="FFFFFF"/>
+        <w:spacing w:after="150" w:line="240" w:lineRule="auto"/>
+        <w:ind w:firstLine="0"/>
+        <w:jc w:val="left"/>
+        <w:rPr>
+          <w:rFonts w:ascii="Segoe UI" w:eastAsia="Times New Roman" w:hAnsi="Segoe UI" w:cs="Segoe UI"/>
+          <w:lang w:eastAsia="bg-BG"/>
+        </w:rPr>
+      </w:pPr>
+      <w:r>
+        <w:rPr>
+          <w:rFonts w:ascii="Segoe UI" w:eastAsia="Times New Roman" w:hAnsi="Segoe UI" w:cs="Segoe UI"/>
+          <w:b/>
+          <w:bCs/>
+          <w:bdr w:val="single" w:sz="2" w:space="0" w:color="E5E7EB" w:frame="1"/>
+          <w:lang w:eastAsia="bg-BG"/>
+        </w:rPr>
+        <w:t>2.2. Платформата Django (Framework)</w:t>
+      </w:r>
+    </w:p>
+    <w:p>
+      <w:pPr>
+        <w:numPr>
+          <w:ilvl w:val="0"/>
+          <w:numId w:val="15"/>
+        </w:numPr>
+        <w:pBdr>
+          <w:top w:val="single" w:sz="2" w:space="0" w:color="E5E7EB"/>
+          <w:left w:val="single" w:sz="2" w:space="0" w:color="E5E7EB"/>
+          <w:bottom w:val="single" w:sz="2" w:space="0" w:color="E5E7EB"/>
+          <w:right w:val="single" w:sz="2" w:space="0" w:color="E5E7EB"/>
+        </w:pBdr>
+        <w:shd w:val="clear" w:color="auto" w:fill="FFFFFF"/>
+        <w:spacing w:before="100" w:beforeAutospacing="1" w:after="100" w:afterAutospacing="1" w:line="240" w:lineRule="auto"/>
+        <w:jc w:val="left"/>
+        <w:rPr>
+          <w:rFonts w:ascii="Segoe UI" w:eastAsia="Times New Roman" w:hAnsi="Segoe UI" w:cs="Segoe UI"/>
+          <w:lang w:eastAsia="bg-BG"/>
+        </w:rPr>
+      </w:pPr>
+      <w:r>
+        <w:rPr>
+          <w:rFonts w:ascii="Segoe UI" w:eastAsia="Times New Roman" w:hAnsi="Segoe UI" w:cs="Segoe UI"/>
+          <w:b/>
+          <w:bCs/>
+          <w:bdr w:val="single" w:sz="2" w:space="0" w:color="E5E7EB" w:frame="1"/>
+          <w:lang w:eastAsia="bg-BG"/>
+        </w:rPr>
+        <w:lastRenderedPageBreak/>
+        <w:t>Архитектура MVT (Model-View-Template):</w:t>
+      </w:r>
+      <w:r>
+        <w:rPr>
+          <w:rFonts w:ascii="Segoe UI" w:eastAsia="Times New Roman" w:hAnsi="Segoe UI" w:cs="Segoe UI"/>
+          <w:lang w:eastAsia="bg-BG"/>
+        </w:rPr>
+        <w:t> Подробно описание на всеки компонент.</w:t>
+      </w:r>
+    </w:p>
+    <w:p>
+      <w:pPr>
+        <w:numPr>
+          <w:ilvl w:val="1"/>
+          <w:numId w:val="15"/>
+        </w:numPr>
+        <w:pBdr>
+          <w:top w:val="single" w:sz="2" w:space="0" w:color="E5E7EB"/>
+          <w:left w:val="single" w:sz="2" w:space="0" w:color="E5E7EB"/>
+          <w:bottom w:val="single" w:sz="2" w:space="0" w:color="E5E7EB"/>
+          <w:right w:val="single" w:sz="2" w:space="0" w:color="E5E7EB"/>
+        </w:pBdr>
+        <w:shd w:val="clear" w:color="auto" w:fill="FFFFFF"/>
+        <w:spacing w:before="100" w:beforeAutospacing="1" w:after="100" w:afterAutospacing="1" w:line="240" w:lineRule="auto"/>
+        <w:jc w:val="left"/>
+        <w:rPr>
+          <w:rFonts w:ascii="Segoe UI" w:eastAsia="Times New Roman" w:hAnsi="Segoe UI" w:cs="Segoe UI"/>
+          <w:lang w:eastAsia="bg-BG"/>
+        </w:rPr>
+      </w:pPr>
+      <w:r>
+        <w:rPr>
+          <w:rFonts w:ascii="Segoe UI" w:eastAsia="Times New Roman" w:hAnsi="Segoe UI" w:cs="Segoe UI"/>
+          <w:i/>
+          <w:iCs/>
+          <w:bdr w:val="single" w:sz="2" w:space="0" w:color="E5E7EB" w:frame="1"/>
+          <w:lang w:eastAsia="bg-BG"/>
+        </w:rPr>
+        <w:t>Model:</w:t>
+      </w:r>
+      <w:r>
+        <w:rPr>
+          <w:rFonts w:ascii="Segoe UI" w:eastAsia="Times New Roman" w:hAnsi="Segoe UI" w:cs="Segoe UI"/>
+          <w:lang w:eastAsia="bg-BG"/>
+        </w:rPr>
+        <w:t> Как се дефинират данните (в твоя случай може да няма база данни, но обясни принципа).</w:t>
+      </w:r>
+    </w:p>
+    <w:p>
+      <w:pPr>
+        <w:numPr>
+          <w:ilvl w:val="1"/>
+          <w:numId w:val="15"/>
+        </w:numPr>
+        <w:pBdr>
+          <w:top w:val="single" w:sz="2" w:space="0" w:color="E5E7EB"/>
+          <w:left w:val="single" w:sz="2" w:space="0" w:color="E5E7EB"/>
+          <w:bottom w:val="single" w:sz="2" w:space="0" w:color="E5E7EB"/>
+          <w:right w:val="single" w:sz="2" w:space="0" w:color="E5E7EB"/>
+        </w:pBdr>
+        <w:shd w:val="clear" w:color="auto" w:fill="FFFFFF"/>
+        <w:spacing w:before="60" w:after="100" w:afterAutospacing="1" w:line="240" w:lineRule="auto"/>
+        <w:jc w:val="left"/>
+        <w:rPr>
+          <w:rFonts w:ascii="Segoe UI" w:eastAsia="Times New Roman" w:hAnsi="Segoe UI" w:cs="Segoe UI"/>
+          <w:lang w:eastAsia="bg-BG"/>
+        </w:rPr>
+      </w:pPr>
+      <w:r>
+        <w:rPr>
+          <w:rFonts w:ascii="Segoe UI" w:eastAsia="Times New Roman" w:hAnsi="Segoe UI" w:cs="Segoe UI"/>
+          <w:i/>
+          <w:iCs/>
+          <w:bdr w:val="single" w:sz="2" w:space="0" w:color="E5E7EB" w:frame="1"/>
+          <w:lang w:eastAsia="bg-BG"/>
+        </w:rPr>
+        <w:t>View:</w:t>
+      </w:r>
+      <w:r>
+        <w:rPr>
+          <w:rFonts w:ascii="Segoe UI" w:eastAsia="Times New Roman" w:hAnsi="Segoe UI" w:cs="Segoe UI"/>
+          <w:lang w:eastAsia="bg-BG"/>
+        </w:rPr>
+        <w:t> Логиката, която обработва заявките от телефона.</w:t>
+      </w:r>
+    </w:p>
+    <w:p>
+      <w:pPr>
+        <w:numPr>
+          <w:ilvl w:val="1"/>
+          <w:numId w:val="15"/>
+        </w:numPr>
+        <w:pBdr>
+          <w:top w:val="single" w:sz="2" w:space="0" w:color="E5E7EB"/>
+          <w:left w:val="single" w:sz="2" w:space="0" w:color="E5E7EB"/>
+          <w:bottom w:val="single" w:sz="2" w:space="0" w:color="E5E7EB"/>
+          <w:right w:val="single" w:sz="2" w:space="0" w:color="E5E7EB"/>
+        </w:pBdr>
+        <w:shd w:val="clear" w:color="auto" w:fill="FFFFFF"/>
+        <w:spacing w:before="60" w:after="100" w:afterAutospacing="1" w:line="240" w:lineRule="auto"/>
+        <w:jc w:val="left"/>
+        <w:rPr>
+          <w:rFonts w:ascii="Segoe UI" w:eastAsia="Times New Roman" w:hAnsi="Segoe UI" w:cs="Segoe UI"/>
+          <w:lang w:eastAsia="bg-BG"/>
+        </w:rPr>
+      </w:pPr>
+      <w:r>
+        <w:rPr>
+          <w:rFonts w:ascii="Segoe UI" w:eastAsia="Times New Roman" w:hAnsi="Segoe UI" w:cs="Segoe UI"/>
+          <w:i/>
+          <w:iCs/>
+          <w:bdr w:val="single" w:sz="2" w:space="0" w:color="E5E7EB" w:frame="1"/>
+          <w:lang w:eastAsia="bg-BG"/>
+        </w:rPr>
+        <w:t>Template:</w:t>
+      </w:r>
+      <w:r>
+        <w:rPr>
+          <w:rFonts w:ascii="Segoe UI" w:eastAsia="Times New Roman" w:hAnsi="Segoe UI" w:cs="Segoe UI"/>
+          <w:lang w:eastAsia="bg-BG"/>
+        </w:rPr>
+        <w:t> HTML интерфейсът, който се рендира за потребителя.</w:t>
+      </w:r>
+    </w:p>
+    <w:p>
+      <w:pPr>
+        <w:numPr>
+          <w:ilvl w:val="0"/>
+          <w:numId w:val="15"/>
+        </w:numPr>
+        <w:pBdr>
+          <w:top w:val="single" w:sz="2" w:space="0" w:color="E5E7EB"/>
+          <w:left w:val="single" w:sz="2" w:space="0" w:color="E5E7EB"/>
+          <w:bottom w:val="single" w:sz="2" w:space="0" w:color="E5E7EB"/>
+          <w:right w:val="single" w:sz="2" w:space="0" w:color="E5E7EB"/>
+        </w:pBdr>
+        <w:shd w:val="clear" w:color="auto" w:fill="FFFFFF"/>
+        <w:spacing w:before="60" w:after="100" w:afterAutospacing="1" w:line="240" w:lineRule="auto"/>
+        <w:jc w:val="left"/>
+        <w:rPr>
+          <w:rFonts w:ascii="Segoe UI" w:eastAsia="Times New Roman" w:hAnsi="Segoe UI" w:cs="Segoe UI"/>
+          <w:lang w:eastAsia="bg-BG"/>
+        </w:rPr>
+      </w:pPr>
+      <w:r>
+        <w:rPr>
+          <w:rFonts w:ascii="Segoe UI" w:eastAsia="Times New Roman" w:hAnsi="Segoe UI" w:cs="Segoe UI"/>
+          <w:b/>
+          <w:bCs/>
+          <w:bdr w:val="single" w:sz="2" w:space="0" w:color="E5E7EB" w:frame="1"/>
+          <w:lang w:eastAsia="bg-BG"/>
+        </w:rPr>
+        <w:t>Сигурност в Django:</w:t>
+      </w:r>
+      <w:r>
+        <w:rPr>
+          <w:rFonts w:ascii="Segoe UI" w:eastAsia="Times New Roman" w:hAnsi="Segoe UI" w:cs="Segoe UI"/>
+          <w:lang w:eastAsia="bg-BG"/>
+        </w:rPr>
+        <w:t> Защита срещу CSRF (Cross-Site Request Forgery) – изключително важно при изпращане на POST заявки от телефон.</w:t>
+      </w:r>
+    </w:p>
+    <w:p>
+      <w:pPr>
+        <w:pBdr>
+          <w:top w:val="single" w:sz="2" w:space="0" w:color="E5E7EB"/>
+          <w:left w:val="single" w:sz="2" w:space="0" w:color="E5E7EB"/>
+          <w:bottom w:val="single" w:sz="2" w:space="0" w:color="E5E7EB"/>
+          <w:right w:val="single" w:sz="2" w:space="0" w:color="E5E7EB"/>
+        </w:pBdr>
+        <w:shd w:val="clear" w:color="auto" w:fill="FFFFFF"/>
+        <w:spacing w:after="150" w:line="240" w:lineRule="auto"/>
+        <w:ind w:firstLine="0"/>
+        <w:jc w:val="left"/>
+        <w:rPr>
+          <w:rFonts w:ascii="Segoe UI" w:eastAsia="Times New Roman" w:hAnsi="Segoe UI" w:cs="Segoe UI"/>
+          <w:lang w:eastAsia="bg-BG"/>
+        </w:rPr>
+      </w:pPr>
+      <w:r>
+        <w:rPr>
+          <w:rFonts w:ascii="Segoe UI" w:eastAsia="Times New Roman" w:hAnsi="Segoe UI" w:cs="Segoe UI"/>
+          <w:b/>
+          <w:bCs/>
+          <w:bdr w:val="single" w:sz="2" w:space="0" w:color="E5E7EB" w:frame="1"/>
+          <w:lang w:eastAsia="bg-BG"/>
+        </w:rPr>
+        <w:t>2.3. Web Server Gateway Interface (WSGI)</w:t>
+      </w:r>
+    </w:p>
+    <w:p>
+      <w:pPr>
+        <w:numPr>
+          <w:ilvl w:val="0"/>
+          <w:numId w:val="16"/>
+        </w:numPr>
+        <w:pBdr>
+          <w:top w:val="single" w:sz="2" w:space="0" w:color="E5E7EB"/>
+          <w:left w:val="single" w:sz="2" w:space="0" w:color="E5E7EB"/>
+          <w:bottom w:val="single" w:sz="2" w:space="0" w:color="E5E7EB"/>
+          <w:right w:val="single" w:sz="2" w:space="0" w:color="E5E7EB"/>
+        </w:pBdr>
+        <w:shd w:val="clear" w:color="auto" w:fill="FFFFFF"/>
+        <w:spacing w:before="100" w:beforeAutospacing="1" w:after="100" w:afterAutospacing="1" w:line="240" w:lineRule="auto"/>
+        <w:jc w:val="left"/>
+        <w:rPr>
+          <w:rFonts w:ascii="Segoe UI" w:eastAsia="Times New Roman" w:hAnsi="Segoe UI" w:cs="Segoe UI"/>
+          <w:lang w:eastAsia="bg-BG"/>
+        </w:rPr>
+      </w:pPr>
+      <w:r>
+        <w:rPr>
+          <w:rFonts w:ascii="Segoe UI" w:eastAsia="Times New Roman" w:hAnsi="Segoe UI" w:cs="Segoe UI"/>
+          <w:lang w:eastAsia="bg-BG"/>
+        </w:rPr>
+        <w:t>Как Django комуникира с уеб сървъра. Обяснение на вградения сървър за разработка, който използваш в проекта.</w:t>
+      </w:r>
+    </w:p>
+    <w:p>
+      <w:pPr>
+        <w:spacing w:before="360" w:after="360" w:line="240" w:lineRule="auto"/>
+        <w:ind w:firstLine="0"/>
+        <w:jc w:val="left"/>
+        <w:rPr>
+          <w:rFonts w:eastAsia="Times New Roman"/>
+          <w:lang w:eastAsia="bg-BG"/>
+        </w:rPr>
+      </w:pPr>
+      <w:r>
+        <w:rPr>
+          <w:rFonts w:eastAsia="Times New Roman"/>
+          <w:lang w:eastAsia="bg-BG"/>
+        </w:rPr>
+        <w:pict>
+          <v:rect id="_x0000_i1026" style="width:0;height:.75pt" o:hralign="center" o:hrstd="t" o:hr="t" fillcolor="#a0a0a0" stroked="f"/>
+        </w:pict>
+      </w:r>
+    </w:p>
+    <w:p>
+      <w:pPr>
+        <w:numPr>
+          <w:ilvl w:val="0"/>
+          <w:numId w:val="11"/>
+        </w:numPr>
+        <w:pBdr>
+          <w:top w:val="single" w:sz="2" w:space="0" w:color="E5E7EB"/>
+          <w:left w:val="single" w:sz="2" w:space="0" w:color="E5E7EB"/>
+          <w:bottom w:val="single" w:sz="2" w:space="0" w:color="E5E7EB"/>
+          <w:right w:val="single" w:sz="2" w:space="0" w:color="E5E7EB"/>
+        </w:pBdr>
+        <w:shd w:val="clear" w:color="auto" w:fill="FFFFFF"/>
+        <w:tabs>
+          <w:tab w:val="clear" w:pos="720"/>
+        </w:tabs>
+        <w:spacing w:before="288" w:after="144" w:line="240" w:lineRule="auto"/>
+        <w:ind w:left="0" w:firstLine="0"/>
+        <w:jc w:val="left"/>
+        <w:outlineLvl w:val="2"/>
+        <w:rPr>
+          <w:rFonts w:ascii="Segoe UI" w:eastAsia="Times New Roman" w:hAnsi="Segoe UI" w:cs="Segoe UI"/>
+          <w:b/>
+          <w:bCs/>
+          <w:sz w:val="27"/>
+          <w:szCs w:val="27"/>
+          <w:lang w:eastAsia="bg-BG"/>
+        </w:rPr>
+      </w:pPr>
+      <w:r>
+        <w:rPr>
+          <w:rFonts w:ascii="Segoe UI" w:eastAsia="Times New Roman" w:hAnsi="Segoe UI" w:cs="Segoe UI"/>
+          <w:b/>
+          <w:bCs/>
+          <w:sz w:val="27"/>
+          <w:szCs w:val="27"/>
+          <w:lang w:eastAsia="bg-BG"/>
+        </w:rPr>
+        <w:t>Глава 3: Системно програми</w:t>
+      </w:r>
+      <w:r>
+        <w:rPr>
+          <w:rFonts w:ascii="Segoe UI" w:eastAsia="Times New Roman" w:hAnsi="Segoe UI" w:cs="Segoe UI"/>
+          <w:b/>
+          <w:bCs/>
+          <w:sz w:val="27"/>
+          <w:szCs w:val="27"/>
+          <w:lang w:eastAsia="bg-BG"/>
+        </w:rPr>
+        <w:t xml:space="preserve">ране и автоматизация на ОС </w:t>
+      </w:r>
+    </w:p>
+    <w:p>
+      <w:pPr>
+        <w:pBdr>
+          <w:top w:val="single" w:sz="2" w:space="0" w:color="E5E7EB"/>
+          <w:left w:val="single" w:sz="2" w:space="0" w:color="E5E7EB"/>
+          <w:bottom w:val="single" w:sz="2" w:space="0" w:color="E5E7EB"/>
+          <w:right w:val="single" w:sz="2" w:space="0" w:color="E5E7EB"/>
+        </w:pBdr>
+        <w:shd w:val="clear" w:color="auto" w:fill="FFFFFF"/>
+        <w:spacing w:after="150" w:line="240" w:lineRule="auto"/>
+        <w:ind w:firstLine="0"/>
+        <w:jc w:val="left"/>
+        <w:rPr>
+          <w:rFonts w:ascii="Segoe UI" w:eastAsia="Times New Roman" w:hAnsi="Segoe UI" w:cs="Segoe UI"/>
+          <w:lang w:eastAsia="bg-BG"/>
+        </w:rPr>
+      </w:pPr>
+      <w:r>
+        <w:rPr>
+          <w:rFonts w:ascii="Segoe UI" w:eastAsia="Times New Roman" w:hAnsi="Segoe UI" w:cs="Segoe UI"/>
+          <w:b/>
+          <w:bCs/>
+          <w:bdr w:val="single" w:sz="2" w:space="0" w:color="E5E7EB" w:frame="1"/>
+          <w:lang w:eastAsia="bg-BG"/>
+        </w:rPr>
+        <w:t>3.1. Взаимодействие с Операционната система (OS Interoperability)</w:t>
+      </w:r>
+    </w:p>
+    <w:p>
+      <w:pPr>
+        <w:numPr>
+          <w:ilvl w:val="0"/>
+          <w:numId w:val="17"/>
+        </w:numPr>
+        <w:pBdr>
+          <w:top w:val="single" w:sz="2" w:space="0" w:color="E5E7EB"/>
+          <w:left w:val="single" w:sz="2" w:space="0" w:color="E5E7EB"/>
+          <w:bottom w:val="single" w:sz="2" w:space="0" w:color="E5E7EB"/>
+          <w:right w:val="single" w:sz="2" w:space="0" w:color="E5E7EB"/>
+        </w:pBdr>
+        <w:shd w:val="clear" w:color="auto" w:fill="FFFFFF"/>
+        <w:spacing w:before="100" w:beforeAutospacing="1" w:after="100" w:afterAutospacing="1" w:line="240" w:lineRule="auto"/>
+        <w:jc w:val="left"/>
+        <w:rPr>
+          <w:rFonts w:ascii="Segoe UI" w:eastAsia="Times New Roman" w:hAnsi="Segoe UI" w:cs="Segoe UI"/>
+          <w:lang w:eastAsia="bg-BG"/>
+        </w:rPr>
+      </w:pPr>
+      <w:r>
+        <w:rPr>
+          <w:rFonts w:ascii="Segoe UI" w:eastAsia="Times New Roman" w:hAnsi="Segoe UI" w:cs="Segoe UI"/>
+          <w:lang w:eastAsia="bg-BG"/>
+        </w:rPr>
+        <w:t>Как софтуерът комуникира с хардуерните драйвери за клавиатура.</w:t>
+      </w:r>
+    </w:p>
+    <w:p>
+      <w:pPr>
+        <w:numPr>
+          <w:ilvl w:val="0"/>
+          <w:numId w:val="17"/>
+        </w:numPr>
+        <w:pBdr>
+          <w:top w:val="single" w:sz="2" w:space="0" w:color="E5E7EB"/>
+          <w:left w:val="single" w:sz="2" w:space="0" w:color="E5E7EB"/>
+          <w:bottom w:val="single" w:sz="2" w:space="0" w:color="E5E7EB"/>
+          <w:right w:val="single" w:sz="2" w:space="0" w:color="E5E7EB"/>
+        </w:pBdr>
+        <w:shd w:val="clear" w:color="auto" w:fill="FFFFFF"/>
+        <w:spacing w:before="60" w:after="100" w:afterAutospacing="1" w:line="240" w:lineRule="auto"/>
+        <w:jc w:val="left"/>
+        <w:rPr>
+          <w:rFonts w:ascii="Segoe UI" w:eastAsia="Times New Roman" w:hAnsi="Segoe UI" w:cs="Segoe UI"/>
+          <w:lang w:eastAsia="bg-BG"/>
+        </w:rPr>
+      </w:pPr>
+      <w:r>
+        <w:rPr>
+          <w:rFonts w:ascii="Segoe UI" w:eastAsia="Times New Roman" w:hAnsi="Segoe UI" w:cs="Segoe UI"/>
+          <w:lang w:eastAsia="bg-BG"/>
+        </w:rPr>
+        <w:t>Понятието за "софтуерно прекъсване" или симулация на хардуерни събития.</w:t>
+      </w:r>
+    </w:p>
+    <w:p>
+      <w:pPr>
+        <w:pBdr>
+          <w:top w:val="single" w:sz="2" w:space="0" w:color="E5E7EB"/>
+          <w:left w:val="single" w:sz="2" w:space="0" w:color="E5E7EB"/>
+          <w:bottom w:val="single" w:sz="2" w:space="0" w:color="E5E7EB"/>
+          <w:right w:val="single" w:sz="2" w:space="0" w:color="E5E7EB"/>
+        </w:pBdr>
+        <w:shd w:val="clear" w:color="auto" w:fill="FFFFFF"/>
+        <w:spacing w:after="150" w:line="240" w:lineRule="auto"/>
+        <w:ind w:firstLine="0"/>
+        <w:jc w:val="left"/>
+        <w:rPr>
+          <w:rFonts w:ascii="Segoe UI" w:eastAsia="Times New Roman" w:hAnsi="Segoe UI" w:cs="Segoe UI"/>
+          <w:lang w:eastAsia="bg-BG"/>
+        </w:rPr>
+      </w:pPr>
+      <w:r>
+        <w:rPr>
+          <w:rFonts w:ascii="Segoe UI" w:eastAsia="Times New Roman" w:hAnsi="Segoe UI" w:cs="Segoe UI"/>
+          <w:b/>
+          <w:bCs/>
+          <w:bdr w:val="single" w:sz="2" w:space="0" w:color="E5E7EB" w:frame="1"/>
+          <w:lang w:eastAsia="bg-BG"/>
+        </w:rPr>
+        <w:t>3.2. Библиотеката PyAutoGUI</w:t>
+      </w:r>
+    </w:p>
+    <w:p>
+      <w:pPr>
+        <w:numPr>
+          <w:ilvl w:val="0"/>
+          <w:numId w:val="18"/>
+        </w:numPr>
+        <w:pBdr>
+          <w:top w:val="single" w:sz="2" w:space="0" w:color="E5E7EB"/>
+          <w:left w:val="single" w:sz="2" w:space="0" w:color="E5E7EB"/>
+          <w:bottom w:val="single" w:sz="2" w:space="0" w:color="E5E7EB"/>
+          <w:right w:val="single" w:sz="2" w:space="0" w:color="E5E7EB"/>
+        </w:pBdr>
+        <w:shd w:val="clear" w:color="auto" w:fill="FFFFFF"/>
+        <w:spacing w:before="100" w:beforeAutospacing="1" w:after="100" w:afterAutospacing="1" w:line="240" w:lineRule="auto"/>
+        <w:jc w:val="left"/>
+        <w:rPr>
+          <w:rFonts w:ascii="Segoe UI" w:eastAsia="Times New Roman" w:hAnsi="Segoe UI" w:cs="Segoe UI"/>
+          <w:lang w:eastAsia="bg-BG"/>
+        </w:rPr>
+      </w:pPr>
+      <w:r>
+        <w:rPr>
+          <w:rFonts w:ascii="Segoe UI" w:eastAsia="Times New Roman" w:hAnsi="Segoe UI" w:cs="Segoe UI"/>
+          <w:b/>
+          <w:bCs/>
+          <w:bdr w:val="single" w:sz="2" w:space="0" w:color="E5E7EB" w:frame="1"/>
+          <w:lang w:eastAsia="bg-BG"/>
+        </w:rPr>
+        <w:t>Архитектура:</w:t>
+      </w:r>
+      <w:r>
+        <w:rPr>
+          <w:rFonts w:ascii="Segoe UI" w:eastAsia="Times New Roman" w:hAnsi="Segoe UI" w:cs="Segoe UI"/>
+          <w:lang w:eastAsia="bg-BG"/>
+        </w:rPr>
+        <w:t> Как библиотеката абстрахира разликите между Windows, Linux и macOS.</w:t>
+      </w:r>
+    </w:p>
+    <w:p>
+      <w:pPr>
+        <w:numPr>
+          <w:ilvl w:val="0"/>
+          <w:numId w:val="18"/>
+        </w:numPr>
+        <w:pBdr>
+          <w:top w:val="single" w:sz="2" w:space="0" w:color="E5E7EB"/>
+          <w:left w:val="single" w:sz="2" w:space="0" w:color="E5E7EB"/>
+          <w:bottom w:val="single" w:sz="2" w:space="0" w:color="E5E7EB"/>
+          <w:right w:val="single" w:sz="2" w:space="0" w:color="E5E7EB"/>
+        </w:pBdr>
+        <w:shd w:val="clear" w:color="auto" w:fill="FFFFFF"/>
+        <w:spacing w:before="60" w:after="100" w:afterAutospacing="1" w:line="240" w:lineRule="auto"/>
+        <w:jc w:val="left"/>
+        <w:rPr>
+          <w:rFonts w:ascii="Segoe UI" w:eastAsia="Times New Roman" w:hAnsi="Segoe UI" w:cs="Segoe UI"/>
+          <w:lang w:eastAsia="bg-BG"/>
+        </w:rPr>
+      </w:pPr>
+      <w:r>
+        <w:rPr>
+          <w:rFonts w:ascii="Segoe UI" w:eastAsia="Times New Roman" w:hAnsi="Segoe UI" w:cs="Segoe UI"/>
+          <w:b/>
+          <w:bCs/>
+          <w:bdr w:val="single" w:sz="2" w:space="0" w:color="E5E7EB" w:frame="1"/>
+          <w:lang w:eastAsia="bg-BG"/>
+        </w:rPr>
+        <w:t>Координатна система:</w:t>
+      </w:r>
+      <w:r>
+        <w:rPr>
+          <w:rFonts w:ascii="Segoe UI" w:eastAsia="Times New Roman" w:hAnsi="Segoe UI" w:cs="Segoe UI"/>
+          <w:lang w:eastAsia="bg-BG"/>
+        </w:rPr>
+        <w:t> Как се определят позициите на екрана (ако добавиш контрол на мишката).</w:t>
+      </w:r>
+    </w:p>
+    <w:p>
+      <w:pPr>
+        <w:numPr>
+          <w:ilvl w:val="0"/>
+          <w:numId w:val="18"/>
+        </w:numPr>
+        <w:pBdr>
+          <w:top w:val="single" w:sz="2" w:space="0" w:color="E5E7EB"/>
+          <w:left w:val="single" w:sz="2" w:space="0" w:color="E5E7EB"/>
+          <w:bottom w:val="single" w:sz="2" w:space="0" w:color="E5E7EB"/>
+          <w:right w:val="single" w:sz="2" w:space="0" w:color="E5E7EB"/>
+        </w:pBdr>
+        <w:shd w:val="clear" w:color="auto" w:fill="FFFFFF"/>
+        <w:spacing w:before="60" w:after="100" w:afterAutospacing="1" w:line="240" w:lineRule="auto"/>
+        <w:jc w:val="left"/>
+        <w:rPr>
+          <w:rFonts w:ascii="Segoe UI" w:eastAsia="Times New Roman" w:hAnsi="Segoe UI" w:cs="Segoe UI"/>
+          <w:lang w:eastAsia="bg-BG"/>
+        </w:rPr>
+      </w:pPr>
+      <w:r>
+        <w:rPr>
+          <w:rFonts w:ascii="Segoe UI" w:eastAsia="Times New Roman" w:hAnsi="Segoe UI" w:cs="Segoe UI"/>
+          <w:b/>
+          <w:bCs/>
+          <w:bdr w:val="single" w:sz="2" w:space="0" w:color="E5E7EB" w:frame="1"/>
+          <w:lang w:eastAsia="bg-BG"/>
+        </w:rPr>
+        <w:t>Безопасност (Fail-safe):</w:t>
+      </w:r>
+      <w:r>
+        <w:rPr>
+          <w:rFonts w:ascii="Segoe UI" w:eastAsia="Times New Roman" w:hAnsi="Segoe UI" w:cs="Segoe UI"/>
+          <w:lang w:eastAsia="bg-BG"/>
+        </w:rPr>
+        <w:t> Обяснение на функциите за сигурност (например преместване на мишката в ъгъла за спиране на скрипта).</w:t>
+      </w:r>
+    </w:p>
+    <w:p>
+      <w:pPr>
+        <w:spacing w:before="360" w:after="360" w:line="240" w:lineRule="auto"/>
+        <w:ind w:firstLine="0"/>
+        <w:jc w:val="left"/>
+        <w:rPr>
+          <w:rFonts w:eastAsia="Times New Roman"/>
+          <w:lang w:eastAsia="bg-BG"/>
+        </w:rPr>
+      </w:pPr>
+      <w:r>
+        <w:rPr>
+          <w:rFonts w:eastAsia="Times New Roman"/>
+          <w:lang w:eastAsia="bg-BG"/>
+        </w:rPr>
+        <w:pict>
+          <v:rect id="_x0000_i1027" style="width:0;height:.75pt" o:hralign="center" o:hrstd="t" o:hr="t" fillcolor="#a0a0a0" stroked="f"/>
+        </w:pict>
+      </w:r>
+    </w:p>
+    <w:p>
+      <w:pPr>
+        <w:numPr>
+          <w:ilvl w:val="0"/>
+          <w:numId w:val="11"/>
+        </w:numPr>
+        <w:pBdr>
+          <w:top w:val="single" w:sz="2" w:space="0" w:color="E5E7EB"/>
+          <w:left w:val="single" w:sz="2" w:space="0" w:color="E5E7EB"/>
+          <w:bottom w:val="single" w:sz="2" w:space="0" w:color="E5E7EB"/>
+          <w:right w:val="single" w:sz="2" w:space="0" w:color="E5E7EB"/>
+        </w:pBdr>
+        <w:shd w:val="clear" w:color="auto" w:fill="FFFFFF"/>
+        <w:tabs>
+          <w:tab w:val="clear" w:pos="720"/>
+        </w:tabs>
+        <w:spacing w:before="288" w:after="144" w:line="240" w:lineRule="auto"/>
+        <w:ind w:left="0" w:firstLine="0"/>
+        <w:jc w:val="left"/>
+        <w:outlineLvl w:val="2"/>
+        <w:rPr>
+          <w:rFonts w:ascii="Segoe UI" w:eastAsia="Times New Roman" w:hAnsi="Segoe UI" w:cs="Segoe UI"/>
+          <w:b/>
+          <w:bCs/>
+          <w:sz w:val="27"/>
+          <w:szCs w:val="27"/>
+          <w:lang w:eastAsia="bg-BG"/>
+        </w:rPr>
+      </w:pPr>
+      <w:r>
+        <w:rPr>
+          <w:rFonts w:ascii="Segoe UI" w:eastAsia="Times New Roman" w:hAnsi="Segoe UI" w:cs="Segoe UI"/>
+          <w:b/>
+          <w:bCs/>
+          <w:sz w:val="27"/>
+          <w:szCs w:val="27"/>
+          <w:lang w:eastAsia="bg-BG"/>
+        </w:rPr>
+        <w:t>Глава 4: Frontend технологии и Потребит</w:t>
+      </w:r>
+      <w:r>
+        <w:rPr>
+          <w:rFonts w:ascii="Segoe UI" w:eastAsia="Times New Roman" w:hAnsi="Segoe UI" w:cs="Segoe UI"/>
+          <w:b/>
+          <w:bCs/>
+          <w:sz w:val="27"/>
+          <w:szCs w:val="27"/>
+          <w:lang w:eastAsia="bg-BG"/>
+        </w:rPr>
+        <w:t xml:space="preserve">елско преживяване </w:t>
+      </w:r>
+    </w:p>
+    <w:p>
+      <w:pPr>
+        <w:pBdr>
+          <w:top w:val="single" w:sz="2" w:space="0" w:color="E5E7EB"/>
+          <w:left w:val="single" w:sz="2" w:space="0" w:color="E5E7EB"/>
+          <w:bottom w:val="single" w:sz="2" w:space="0" w:color="E5E7EB"/>
+          <w:right w:val="single" w:sz="2" w:space="0" w:color="E5E7EB"/>
+        </w:pBdr>
+        <w:shd w:val="clear" w:color="auto" w:fill="FFFFFF"/>
+        <w:spacing w:after="150" w:line="240" w:lineRule="auto"/>
+        <w:ind w:firstLine="0"/>
+        <w:jc w:val="left"/>
+        <w:rPr>
+          <w:rFonts w:ascii="Segoe UI" w:eastAsia="Times New Roman" w:hAnsi="Segoe UI" w:cs="Segoe UI"/>
+          <w:lang w:eastAsia="bg-BG"/>
+        </w:rPr>
+      </w:pPr>
+      <w:r>
+        <w:rPr>
+          <w:rFonts w:ascii="Segoe UI" w:eastAsia="Times New Roman" w:hAnsi="Segoe UI" w:cs="Segoe UI"/>
+          <w:b/>
+          <w:bCs/>
+          <w:bdr w:val="single" w:sz="2" w:space="0" w:color="E5E7EB" w:frame="1"/>
+          <w:lang w:eastAsia="bg-BG"/>
+        </w:rPr>
+        <w:t>4.1. HTML5 и CSS3 за мобилни устройства</w:t>
+      </w:r>
+    </w:p>
+    <w:p>
+      <w:pPr>
+        <w:numPr>
+          <w:ilvl w:val="0"/>
+          <w:numId w:val="19"/>
+        </w:numPr>
+        <w:pBdr>
+          <w:top w:val="single" w:sz="2" w:space="0" w:color="E5E7EB"/>
+          <w:left w:val="single" w:sz="2" w:space="0" w:color="E5E7EB"/>
+          <w:bottom w:val="single" w:sz="2" w:space="0" w:color="E5E7EB"/>
+          <w:right w:val="single" w:sz="2" w:space="0" w:color="E5E7EB"/>
+        </w:pBdr>
+        <w:shd w:val="clear" w:color="auto" w:fill="FFFFFF"/>
+        <w:spacing w:beforeAutospacing="1" w:after="0" w:afterAutospacing="1" w:line="240" w:lineRule="auto"/>
+        <w:jc w:val="left"/>
+        <w:rPr>
+          <w:rFonts w:ascii="Segoe UI" w:eastAsia="Times New Roman" w:hAnsi="Segoe UI" w:cs="Segoe UI"/>
+          <w:lang w:eastAsia="bg-BG"/>
+        </w:rPr>
+      </w:pPr>
+      <w:r>
+        <w:rPr>
+          <w:rFonts w:ascii="Segoe UI" w:eastAsia="Times New Roman" w:hAnsi="Segoe UI" w:cs="Segoe UI"/>
+          <w:b/>
+          <w:bCs/>
+          <w:bdr w:val="single" w:sz="2" w:space="0" w:color="E5E7EB" w:frame="1"/>
+          <w:lang w:eastAsia="bg-BG"/>
+        </w:rPr>
+        <w:t>Responsive Design (Адаптивен дизайн):</w:t>
+      </w:r>
+      <w:r>
+        <w:rPr>
+          <w:rFonts w:ascii="Segoe UI" w:eastAsia="Times New Roman" w:hAnsi="Segoe UI" w:cs="Segoe UI"/>
+          <w:lang w:eastAsia="bg-BG"/>
+        </w:rPr>
+        <w:t> Използване на </w:t>
+      </w:r>
+      <w:r>
+        <w:rPr>
+          <w:rFonts w:ascii="Consolas" w:eastAsia="Times New Roman" w:hAnsi="Consolas" w:cs="Courier New"/>
+          <w:sz w:val="22"/>
+          <w:szCs w:val="22"/>
+          <w:bdr w:val="single" w:sz="2" w:space="2" w:color="E5E7EB" w:frame="1"/>
+          <w:lang w:eastAsia="bg-BG"/>
+        </w:rPr>
+        <w:t>Viewport</w:t>
+      </w:r>
+      <w:r>
+        <w:rPr>
+          <w:rFonts w:ascii="Segoe UI" w:eastAsia="Times New Roman" w:hAnsi="Segoe UI" w:cs="Segoe UI"/>
+          <w:lang w:eastAsia="bg-BG"/>
+        </w:rPr>
+        <w:t> мета тага и </w:t>
+      </w:r>
+      <w:r>
+        <w:rPr>
+          <w:rFonts w:ascii="Consolas" w:eastAsia="Times New Roman" w:hAnsi="Consolas" w:cs="Courier New"/>
+          <w:sz w:val="22"/>
+          <w:szCs w:val="22"/>
+          <w:bdr w:val="single" w:sz="2" w:space="2" w:color="E5E7EB" w:frame="1"/>
+          <w:lang w:eastAsia="bg-BG"/>
+        </w:rPr>
+        <w:t>Media Queries</w:t>
+      </w:r>
+      <w:r>
+        <w:rPr>
+          <w:rFonts w:ascii="Segoe UI" w:eastAsia="Times New Roman" w:hAnsi="Segoe UI" w:cs="Segoe UI"/>
+          <w:lang w:eastAsia="bg-BG"/>
+        </w:rPr>
+        <w:t>. Обяснение защо интерфейсът трябва да е различен за телефон и десктоп.</w:t>
+      </w:r>
+    </w:p>
+    <w:p>
+      <w:pPr>
+        <w:numPr>
+          <w:ilvl w:val="0"/>
+          <w:numId w:val="19"/>
+        </w:numPr>
+        <w:pBdr>
+          <w:top w:val="single" w:sz="2" w:space="0" w:color="E5E7EB"/>
+          <w:left w:val="single" w:sz="2" w:space="0" w:color="E5E7EB"/>
+          <w:bottom w:val="single" w:sz="2" w:space="0" w:color="E5E7EB"/>
+          <w:right w:val="single" w:sz="2" w:space="0" w:color="E5E7EB"/>
+        </w:pBdr>
+        <w:shd w:val="clear" w:color="auto" w:fill="FFFFFF"/>
+        <w:spacing w:before="60" w:after="100" w:afterAutospacing="1" w:line="240" w:lineRule="auto"/>
+        <w:jc w:val="left"/>
+        <w:rPr>
+          <w:rFonts w:ascii="Segoe UI" w:eastAsia="Times New Roman" w:hAnsi="Segoe UI" w:cs="Segoe UI"/>
+          <w:lang w:eastAsia="bg-BG"/>
+        </w:rPr>
+      </w:pPr>
+      <w:r>
+        <w:rPr>
+          <w:rFonts w:ascii="Segoe UI" w:eastAsia="Times New Roman" w:hAnsi="Segoe UI" w:cs="Segoe UI"/>
+          <w:b/>
+          <w:bCs/>
+          <w:bdr w:val="single" w:sz="2" w:space="0" w:color="E5E7EB" w:frame="1"/>
+          <w:lang w:eastAsia="bg-BG"/>
+        </w:rPr>
+        <w:lastRenderedPageBreak/>
+        <w:t>Flexbox и Grid:</w:t>
+      </w:r>
+      <w:r>
+        <w:rPr>
+          <w:rFonts w:ascii="Segoe UI" w:eastAsia="Times New Roman" w:hAnsi="Segoe UI" w:cs="Segoe UI"/>
+          <w:lang w:eastAsia="bg-BG"/>
+        </w:rPr>
+        <w:t> Съвременни методи за подравняване на бутони в уеб страница.</w:t>
+      </w:r>
+    </w:p>
+    <w:p>
+      <w:pPr>
+        <w:pBdr>
+          <w:top w:val="single" w:sz="2" w:space="0" w:color="E5E7EB"/>
+          <w:left w:val="single" w:sz="2" w:space="0" w:color="E5E7EB"/>
+          <w:bottom w:val="single" w:sz="2" w:space="0" w:color="E5E7EB"/>
+          <w:right w:val="single" w:sz="2" w:space="0" w:color="E5E7EB"/>
+        </w:pBdr>
+        <w:shd w:val="clear" w:color="auto" w:fill="FFFFFF"/>
+        <w:spacing w:after="150" w:line="240" w:lineRule="auto"/>
+        <w:ind w:firstLine="0"/>
+        <w:jc w:val="left"/>
+        <w:rPr>
+          <w:rFonts w:ascii="Segoe UI" w:eastAsia="Times New Roman" w:hAnsi="Segoe UI" w:cs="Segoe UI"/>
+          <w:lang w:eastAsia="bg-BG"/>
+        </w:rPr>
+      </w:pPr>
+      <w:r>
+        <w:rPr>
+          <w:rFonts w:ascii="Segoe UI" w:eastAsia="Times New Roman" w:hAnsi="Segoe UI" w:cs="Segoe UI"/>
+          <w:b/>
+          <w:bCs/>
+          <w:bdr w:val="single" w:sz="2" w:space="0" w:color="E5E7EB" w:frame="1"/>
+          <w:lang w:eastAsia="bg-BG"/>
+        </w:rPr>
+        <w:t>4.2. Асинхронна комуникация с JavaScript (AJAX/Fetch)</w:t>
+      </w:r>
+    </w:p>
+    <w:p>
+      <w:pPr>
+        <w:numPr>
+          <w:ilvl w:val="0"/>
+          <w:numId w:val="20"/>
+        </w:numPr>
+        <w:pBdr>
+          <w:top w:val="single" w:sz="2" w:space="0" w:color="E5E7EB"/>
+          <w:left w:val="single" w:sz="2" w:space="0" w:color="E5E7EB"/>
+          <w:bottom w:val="single" w:sz="2" w:space="0" w:color="E5E7EB"/>
+          <w:right w:val="single" w:sz="2" w:space="0" w:color="E5E7EB"/>
+        </w:pBdr>
+        <w:shd w:val="clear" w:color="auto" w:fill="FFFFFF"/>
+        <w:spacing w:before="100" w:beforeAutospacing="1" w:after="100" w:afterAutospacing="1" w:line="240" w:lineRule="auto"/>
+        <w:jc w:val="left"/>
+        <w:rPr>
+          <w:rFonts w:ascii="Segoe UI" w:eastAsia="Times New Roman" w:hAnsi="Segoe UI" w:cs="Segoe UI"/>
+          <w:lang w:eastAsia="bg-BG"/>
+        </w:rPr>
+      </w:pPr>
+      <w:r>
+        <w:rPr>
+          <w:rFonts w:ascii="Segoe UI" w:eastAsia="Times New Roman" w:hAnsi="Segoe UI" w:cs="Segoe UI"/>
+          <w:b/>
+          <w:bCs/>
+          <w:bdr w:val="single" w:sz="2" w:space="0" w:color="E5E7EB" w:frame="1"/>
+          <w:lang w:eastAsia="bg-BG"/>
+        </w:rPr>
+        <w:t>Event Loop в браузъра:</w:t>
+      </w:r>
+      <w:r>
+        <w:rPr>
+          <w:rFonts w:ascii="Segoe UI" w:eastAsia="Times New Roman" w:hAnsi="Segoe UI" w:cs="Segoe UI"/>
+          <w:lang w:eastAsia="bg-BG"/>
+        </w:rPr>
+        <w:t> Как работи JavaScript.</w:t>
+      </w:r>
+    </w:p>
+    <w:p>
+      <w:pPr>
+        <w:numPr>
+          <w:ilvl w:val="0"/>
+          <w:numId w:val="20"/>
+        </w:numPr>
+        <w:pBdr>
+          <w:top w:val="single" w:sz="2" w:space="0" w:color="E5E7EB"/>
+          <w:left w:val="single" w:sz="2" w:space="0" w:color="E5E7EB"/>
+          <w:bottom w:val="single" w:sz="2" w:space="0" w:color="E5E7EB"/>
+          <w:right w:val="single" w:sz="2" w:space="0" w:color="E5E7EB"/>
+        </w:pBdr>
+        <w:shd w:val="clear" w:color="auto" w:fill="FFFFFF"/>
+        <w:spacing w:before="60" w:after="100" w:afterAutospacing="1" w:line="240" w:lineRule="auto"/>
+        <w:jc w:val="left"/>
+        <w:rPr>
+          <w:rFonts w:ascii="Segoe UI" w:eastAsia="Times New Roman" w:hAnsi="Segoe UI" w:cs="Segoe UI"/>
+          <w:lang w:eastAsia="bg-BG"/>
+        </w:rPr>
+      </w:pPr>
+      <w:r>
+        <w:rPr>
+          <w:rFonts w:ascii="Segoe UI" w:eastAsia="Times New Roman" w:hAnsi="Segoe UI" w:cs="Segoe UI"/>
+          <w:b/>
+          <w:bCs/>
+          <w:bdr w:val="single" w:sz="2" w:space="0" w:color="E5E7EB" w:frame="1"/>
+          <w:lang w:eastAsia="bg-BG"/>
+        </w:rPr>
+        <w:t>Fetch API:</w:t>
+      </w:r>
+      <w:r>
+        <w:rPr>
+          <w:rFonts w:ascii="Segoe UI" w:eastAsia="Times New Roman" w:hAnsi="Segoe UI" w:cs="Segoe UI"/>
+          <w:lang w:eastAsia="bg-BG"/>
+        </w:rPr>
+        <w:t> Изпращане на заявки към Django в реално време без презареждане на страницата. Защо това е критично за усещането за "дистанционно управление".</w:t>
+      </w:r>
+    </w:p>
+    <w:p>
+      <w:pPr>
+        <w:spacing w:before="360" w:after="360" w:line="240" w:lineRule="auto"/>
+        <w:ind w:firstLine="0"/>
+        <w:jc w:val="left"/>
+        <w:rPr>
+          <w:rFonts w:eastAsia="Times New Roman"/>
+          <w:lang w:eastAsia="bg-BG"/>
+        </w:rPr>
+      </w:pPr>
+      <w:r>
+        <w:rPr>
+          <w:rFonts w:eastAsia="Times New Roman"/>
+          <w:lang w:eastAsia="bg-BG"/>
+        </w:rPr>
+        <w:pict>
+          <v:rect id="_x0000_i1028" style="width:0;height:.75pt" o:hralign="center" o:hrstd="t" o:hr="t" fillcolor="#a0a0a0" stroked="f"/>
+        </w:pict>
+      </w:r>
+    </w:p>
+    <w:p>
+      <w:pPr>
+        <w:numPr>
+          <w:ilvl w:val="0"/>
+          <w:numId w:val="11"/>
+        </w:numPr>
+        <w:pBdr>
+          <w:top w:val="single" w:sz="2" w:space="0" w:color="E5E7EB"/>
+          <w:left w:val="single" w:sz="2" w:space="0" w:color="E5E7EB"/>
+          <w:bottom w:val="single" w:sz="2" w:space="0" w:color="E5E7EB"/>
+          <w:right w:val="single" w:sz="2" w:space="0" w:color="E5E7EB"/>
+        </w:pBdr>
+        <w:shd w:val="clear" w:color="auto" w:fill="FFFFFF"/>
+        <w:tabs>
+          <w:tab w:val="clear" w:pos="720"/>
+        </w:tabs>
+        <w:spacing w:before="288" w:after="144" w:line="240" w:lineRule="auto"/>
+        <w:ind w:left="0" w:firstLine="0"/>
+        <w:jc w:val="left"/>
+        <w:outlineLvl w:val="2"/>
+        <w:rPr>
+          <w:rFonts w:ascii="Segoe UI" w:eastAsia="Times New Roman" w:hAnsi="Segoe UI" w:cs="Segoe UI"/>
+          <w:b/>
+          <w:bCs/>
+          <w:sz w:val="27"/>
+          <w:szCs w:val="27"/>
+          <w:lang w:eastAsia="bg-BG"/>
+        </w:rPr>
+      </w:pPr>
+      <w:r>
+        <w:rPr>
+          <w:rFonts w:ascii="Segoe UI" w:eastAsia="Times New Roman" w:hAnsi="Segoe UI" w:cs="Segoe UI"/>
+          <w:b/>
+          <w:bCs/>
+          <w:sz w:val="27"/>
+          <w:szCs w:val="27"/>
+          <w:lang w:eastAsia="bg-BG"/>
+        </w:rPr>
+        <w:t>Глава 5: Киберсигурнос</w:t>
+      </w:r>
+      <w:r>
+        <w:rPr>
+          <w:rFonts w:ascii="Segoe UI" w:eastAsia="Times New Roman" w:hAnsi="Segoe UI" w:cs="Segoe UI"/>
+          <w:b/>
+          <w:bCs/>
+          <w:sz w:val="27"/>
+          <w:szCs w:val="27"/>
+          <w:lang w:eastAsia="bg-BG"/>
+        </w:rPr>
+        <w:t xml:space="preserve">т в локални мрежи </w:t>
+      </w:r>
+    </w:p>
+    <w:p>
+      <w:pPr>
+        <w:numPr>
+          <w:ilvl w:val="0"/>
+          <w:numId w:val="21"/>
+        </w:numPr>
+        <w:pBdr>
+          <w:top w:val="single" w:sz="2" w:space="0" w:color="E5E7EB"/>
+          <w:left w:val="single" w:sz="2" w:space="0" w:color="E5E7EB"/>
+          <w:bottom w:val="single" w:sz="2" w:space="0" w:color="E5E7EB"/>
+          <w:right w:val="single" w:sz="2" w:space="0" w:color="E5E7EB"/>
+        </w:pBdr>
+        <w:shd w:val="clear" w:color="auto" w:fill="FFFFFF"/>
+        <w:spacing w:before="100" w:beforeAutospacing="1" w:after="100" w:afterAutospacing="1" w:line="240" w:lineRule="auto"/>
+        <w:jc w:val="left"/>
+        <w:rPr>
+          <w:rFonts w:ascii="Segoe UI" w:eastAsia="Times New Roman" w:hAnsi="Segoe UI" w:cs="Segoe UI"/>
+          <w:lang w:eastAsia="bg-BG"/>
+        </w:rPr>
+      </w:pPr>
+      <w:r>
+        <w:rPr>
+          <w:rFonts w:ascii="Segoe UI" w:eastAsia="Times New Roman" w:hAnsi="Segoe UI" w:cs="Segoe UI"/>
+          <w:b/>
+          <w:bCs/>
+          <w:bdr w:val="single" w:sz="2" w:space="0" w:color="E5E7EB" w:frame="1"/>
+          <w:lang w:eastAsia="bg-BG"/>
+        </w:rPr>
+        <w:t>Рискове при отворени портове:</w:t>
+      </w:r>
+      <w:r>
+        <w:rPr>
+          <w:rFonts w:ascii="Segoe UI" w:eastAsia="Times New Roman" w:hAnsi="Segoe UI" w:cs="Segoe UI"/>
+          <w:lang w:eastAsia="bg-BG"/>
+        </w:rPr>
+        <w:t> Какво става, ако някой друг в мрежата разбере IP адреса на лаптопа ти.</w:t>
+      </w:r>
+    </w:p>
+    <w:p>
+      <w:pPr>
+        <w:numPr>
+          <w:ilvl w:val="0"/>
+          <w:numId w:val="21"/>
+        </w:numPr>
+        <w:pBdr>
+          <w:top w:val="single" w:sz="2" w:space="0" w:color="E5E7EB"/>
+          <w:left w:val="single" w:sz="2" w:space="0" w:color="E5E7EB"/>
+          <w:bottom w:val="single" w:sz="2" w:space="0" w:color="E5E7EB"/>
+          <w:right w:val="single" w:sz="2" w:space="0" w:color="E5E7EB"/>
+        </w:pBdr>
+        <w:shd w:val="clear" w:color="auto" w:fill="FFFFFF"/>
+        <w:spacing w:before="60" w:after="100" w:afterAutospacing="1" w:line="240" w:lineRule="auto"/>
+        <w:jc w:val="left"/>
+        <w:rPr>
+          <w:rFonts w:ascii="Segoe UI" w:eastAsia="Times New Roman" w:hAnsi="Segoe UI" w:cs="Segoe UI"/>
+          <w:lang w:eastAsia="bg-BG"/>
+        </w:rPr>
+      </w:pPr>
+      <w:r>
+        <w:rPr>
+          <w:rFonts w:ascii="Segoe UI" w:eastAsia="Times New Roman" w:hAnsi="Segoe UI" w:cs="Segoe UI"/>
+          <w:b/>
+          <w:bCs/>
+          <w:bdr w:val="single" w:sz="2" w:space="0" w:color="E5E7EB" w:frame="1"/>
+          <w:lang w:eastAsia="bg-BG"/>
+        </w:rPr>
+        <w:t>Валидация на входните данни:</w:t>
+      </w:r>
+      <w:r>
+        <w:rPr>
+          <w:rFonts w:ascii="Segoe UI" w:eastAsia="Times New Roman" w:hAnsi="Segoe UI" w:cs="Segoe UI"/>
+          <w:lang w:eastAsia="bg-BG"/>
+        </w:rPr>
+        <w:t> Защо сървърът не трябва да изпълнява произволни команди, а само строго дефинирани (Next/Back).</w:t>
+      </w:r>
+    </w:p>
+    <w:p/>
     <w:p>
       <w:pPr>
         <w:pStyle w:val="Heading1"/>
@@ -399,9 +2040,9 @@
       <w:r>
         <w:t>Литература:</w:t>
       </w:r>
+      <w:bookmarkEnd w:id="1"/>
       <w:bookmarkEnd w:id="2"/>
       <w:bookmarkEnd w:id="3"/>
-      <w:bookmarkEnd w:id="4"/>
       <w:bookmarkEnd w:id="6"/>
     </w:p>
     <w:p>
@@ -535,6 +2176,7 @@
         <w:spacing w:beforeAutospacing="0" w:afterAutospacing="0"/>
       </w:pPr>
       <w:r>
+        <w:lastRenderedPageBreak/>
         <w:t>https://bg.savtec.org/articles/coding/the-basics-of-rest-and-restful-api-development.html</w:t>
       </w:r>
     </w:p>
@@ -1001,6 +2643,155 @@
     </w:lvl>
   </w:abstractNum>
   <w:abstractNum w:abstractNumId="2" w15:restartNumberingAfterBreak="0">
+    <w:nsid w:val="093E362D"/>
+    <w:multiLevelType w:val="multilevel"/>
+    <w:tmpl w:val="1256B528"/>
+    <w:lvl w:ilvl="0">
+      <w:start w:val="1"/>
+      <w:numFmt w:val="bullet"/>
+      <w:lvlText w:val=""/>
+      <w:lvlJc w:val="left"/>
+      <w:pPr>
+        <w:tabs>
+          <w:tab w:val="num" w:pos="720"/>
+        </w:tabs>
+        <w:ind w:left="720" w:hanging="360"/>
+      </w:pPr>
+      <w:rPr>
+        <w:rFonts w:ascii="Symbol" w:hAnsi="Symbol" w:hint="default"/>
+        <w:sz w:val="20"/>
+      </w:rPr>
+    </w:lvl>
+    <w:lvl w:ilvl="1">
+      <w:start w:val="1"/>
+      <w:numFmt w:val="bullet"/>
+      <w:lvlText w:val="o"/>
+      <w:lvlJc w:val="left"/>
+      <w:pPr>
+        <w:tabs>
+          <w:tab w:val="num" w:pos="1440"/>
+        </w:tabs>
+        <w:ind w:left="1440" w:hanging="360"/>
+      </w:pPr>
+      <w:rPr>
+        <w:rFonts w:ascii="Courier New" w:hAnsi="Courier New" w:hint="default"/>
+        <w:sz w:val="20"/>
+      </w:rPr>
+    </w:lvl>
+    <w:lvl w:ilvl="2" w:tentative="1">
+      <w:start w:val="1"/>
+      <w:numFmt w:val="bullet"/>
+      <w:lvlText w:val=""/>
+      <w:lvlJc w:val="left"/>
+      <w:pPr>
+        <w:tabs>
+          <w:tab w:val="num" w:pos="2160"/>
+        </w:tabs>
+        <w:ind w:left="2160" w:hanging="360"/>
+      </w:pPr>
+      <w:rPr>
+        <w:rFonts w:ascii="Wingdings" w:hAnsi="Wingdings" w:hint="default"/>
+        <w:sz w:val="20"/>
+      </w:rPr>
+    </w:lvl>
+    <w:lvl w:ilvl="3" w:tentative="1">
+      <w:start w:val="1"/>
+      <w:numFmt w:val="bullet"/>
+      <w:lvlText w:val=""/>
+      <w:lvlJc w:val="left"/>
+      <w:pPr>
+        <w:tabs>
+          <w:tab w:val="num" w:pos="2880"/>
+        </w:tabs>
+        <w:ind w:left="2880" w:hanging="360"/>
+      </w:pPr>
+      <w:rPr>
+        <w:rFonts w:ascii="Wingdings" w:hAnsi="Wingdings" w:hint="default"/>
+        <w:sz w:val="20"/>
+      </w:rPr>
+    </w:lvl>
+    <w:lvl w:ilvl="4" w:tentative="1">
+      <w:start w:val="1"/>
+      <w:numFmt w:val="bullet"/>
+      <w:lvlText w:val=""/>
+      <w:lvlJc w:val="left"/>
+      <w:pPr>
+        <w:tabs>
+          <w:tab w:val="num" w:pos="3600"/>
+        </w:tabs>
+        <w:ind w:left="3600" w:hanging="360"/>
+      </w:pPr>
+      <w:rPr>
+        <w:rFonts w:ascii="Wingdings" w:hAnsi="Wingdings" w:hint="default"/>
+        <w:sz w:val="20"/>
+      </w:rPr>
+    </w:lvl>
+    <w:lvl w:ilvl="5" w:tentative="1">
+      <w:start w:val="1"/>
+      <w:numFmt w:val="bullet"/>
+      <w:lvlText w:val=""/>
+      <w:lvlJc w:val="left"/>
+      <w:pPr>
+        <w:tabs>
+          <w:tab w:val="num" w:pos="4320"/>
+        </w:tabs>
+        <w:ind w:left="4320" w:hanging="360"/>
+      </w:pPr>
+      <w:rPr>
+        <w:rFonts w:ascii="Wingdings" w:hAnsi="Wingdings" w:hint="default"/>
+        <w:sz w:val="20"/>
+      </w:rPr>
+    </w:lvl>
+    <w:lvl w:ilvl="6" w:tentative="1">
+      <w:start w:val="1"/>
+      <w:numFmt w:val="bullet"/>
+      <w:lvlText w:val=""/>
+      <w:lvlJc w:val="left"/>
+      <w:pPr>
+        <w:tabs>
+          <w:tab w:val="num" w:pos="5040"/>
+        </w:tabs>
+        <w:ind w:left="5040" w:hanging="360"/>
+      </w:pPr>
+      <w:rPr>
+        <w:rFonts w:ascii="Wingdings" w:hAnsi="Wingdings" w:hint="default"/>
+        <w:sz w:val="20"/>
+      </w:rPr>
+    </w:lvl>
+    <w:lvl w:ilvl="7" w:tentative="1">
+      <w:start w:val="1"/>
+      <w:numFmt w:val="bullet"/>
+      <w:lvlText w:val=""/>
+      <w:lvlJc w:val="left"/>
+      <w:pPr>
+        <w:tabs>
+          <w:tab w:val="num" w:pos="5760"/>
+        </w:tabs>
+        <w:ind w:left="5760" w:hanging="360"/>
+      </w:pPr>
+      <w:rPr>
+        <w:rFonts w:ascii="Wingdings" w:hAnsi="Wingdings" w:hint="default"/>
+        <w:sz w:val="20"/>
+      </w:rPr>
+    </w:lvl>
+    <w:lvl w:ilvl="8" w:tentative="1">
+      <w:start w:val="1"/>
+      <w:numFmt w:val="bullet"/>
+      <w:lvlText w:val=""/>
+      <w:lvlJc w:val="left"/>
+      <w:pPr>
+        <w:tabs>
+          <w:tab w:val="num" w:pos="6480"/>
+        </w:tabs>
+        <w:ind w:left="6480" w:hanging="360"/>
+      </w:pPr>
+      <w:rPr>
+        <w:rFonts w:ascii="Wingdings" w:hAnsi="Wingdings" w:hint="default"/>
+        <w:sz w:val="20"/>
+      </w:rPr>
+    </w:lvl>
+  </w:abstractNum>
+  <w:abstractNum w:abstractNumId="3" w15:restartNumberingAfterBreak="0">
     <w:nsid w:val="11C61772"/>
     <w:multiLevelType w:val="multilevel"/>
     <w:tmpl w:val="4508AB0C"/>
@@ -1113,7 +2904,7 @@
       </w:pPr>
     </w:lvl>
   </w:abstractNum>
-  <w:abstractNum w:abstractNumId="3" w15:restartNumberingAfterBreak="0">
+  <w:abstractNum w:abstractNumId="4" w15:restartNumberingAfterBreak="0">
     <w:nsid w:val="1482775B"/>
     <w:multiLevelType w:val="multilevel"/>
     <w:tmpl w:val="4FA01912"/>
@@ -1235,7 +3026,156 @@
       </w:rPr>
     </w:lvl>
   </w:abstractNum>
-  <w:abstractNum w:abstractNumId="4" w15:restartNumberingAfterBreak="0">
+  <w:abstractNum w:abstractNumId="5" w15:restartNumberingAfterBreak="0">
+    <w:nsid w:val="15091C7A"/>
+    <w:multiLevelType w:val="multilevel"/>
+    <w:tmpl w:val="68C00130"/>
+    <w:lvl w:ilvl="0">
+      <w:start w:val="1"/>
+      <w:numFmt w:val="bullet"/>
+      <w:lvlText w:val=""/>
+      <w:lvlJc w:val="left"/>
+      <w:pPr>
+        <w:tabs>
+          <w:tab w:val="num" w:pos="720"/>
+        </w:tabs>
+        <w:ind w:left="720" w:hanging="360"/>
+      </w:pPr>
+      <w:rPr>
+        <w:rFonts w:ascii="Symbol" w:hAnsi="Symbol" w:hint="default"/>
+        <w:sz w:val="20"/>
+      </w:rPr>
+    </w:lvl>
+    <w:lvl w:ilvl="1" w:tentative="1">
+      <w:start w:val="1"/>
+      <w:numFmt w:val="bullet"/>
+      <w:lvlText w:val="o"/>
+      <w:lvlJc w:val="left"/>
+      <w:pPr>
+        <w:tabs>
+          <w:tab w:val="num" w:pos="1440"/>
+        </w:tabs>
+        <w:ind w:left="1440" w:hanging="360"/>
+      </w:pPr>
+      <w:rPr>
+        <w:rFonts w:ascii="Courier New" w:hAnsi="Courier New" w:hint="default"/>
+        <w:sz w:val="20"/>
+      </w:rPr>
+    </w:lvl>
+    <w:lvl w:ilvl="2" w:tentative="1">
+      <w:start w:val="1"/>
+      <w:numFmt w:val="bullet"/>
+      <w:lvlText w:val=""/>
+      <w:lvlJc w:val="left"/>
+      <w:pPr>
+        <w:tabs>
+          <w:tab w:val="num" w:pos="2160"/>
+        </w:tabs>
+        <w:ind w:left="2160" w:hanging="360"/>
+      </w:pPr>
+      <w:rPr>
+        <w:rFonts w:ascii="Wingdings" w:hAnsi="Wingdings" w:hint="default"/>
+        <w:sz w:val="20"/>
+      </w:rPr>
+    </w:lvl>
+    <w:lvl w:ilvl="3" w:tentative="1">
+      <w:start w:val="1"/>
+      <w:numFmt w:val="bullet"/>
+      <w:lvlText w:val=""/>
+      <w:lvlJc w:val="left"/>
+      <w:pPr>
+        <w:tabs>
+          <w:tab w:val="num" w:pos="2880"/>
+        </w:tabs>
+        <w:ind w:left="2880" w:hanging="360"/>
+      </w:pPr>
+      <w:rPr>
+        <w:rFonts w:ascii="Wingdings" w:hAnsi="Wingdings" w:hint="default"/>
+        <w:sz w:val="20"/>
+      </w:rPr>
+    </w:lvl>
+    <w:lvl w:ilvl="4" w:tentative="1">
+      <w:start w:val="1"/>
+      <w:numFmt w:val="bullet"/>
+      <w:lvlText w:val=""/>
+      <w:lvlJc w:val="left"/>
+      <w:pPr>
+        <w:tabs>
+          <w:tab w:val="num" w:pos="3600"/>
+        </w:tabs>
+        <w:ind w:left="3600" w:hanging="360"/>
+      </w:pPr>
+      <w:rPr>
+        <w:rFonts w:ascii="Wingdings" w:hAnsi="Wingdings" w:hint="default"/>
+        <w:sz w:val="20"/>
+      </w:rPr>
+    </w:lvl>
+    <w:lvl w:ilvl="5" w:tentative="1">
+      <w:start w:val="1"/>
+      <w:numFmt w:val="bullet"/>
+      <w:lvlText w:val=""/>
+      <w:lvlJc w:val="left"/>
+      <w:pPr>
+        <w:tabs>
+          <w:tab w:val="num" w:pos="4320"/>
+        </w:tabs>
+        <w:ind w:left="4320" w:hanging="360"/>
+      </w:pPr>
+      <w:rPr>
+        <w:rFonts w:ascii="Wingdings" w:hAnsi="Wingdings" w:hint="default"/>
+        <w:sz w:val="20"/>
+      </w:rPr>
+    </w:lvl>
+    <w:lvl w:ilvl="6" w:tentative="1">
+      <w:start w:val="1"/>
+      <w:numFmt w:val="bullet"/>
+      <w:lvlText w:val=""/>
+      <w:lvlJc w:val="left"/>
+      <w:pPr>
+        <w:tabs>
+          <w:tab w:val="num" w:pos="5040"/>
+        </w:tabs>
+        <w:ind w:left="5040" w:hanging="360"/>
+      </w:pPr>
+      <w:rPr>
+        <w:rFonts w:ascii="Wingdings" w:hAnsi="Wingdings" w:hint="default"/>
+        <w:sz w:val="20"/>
+      </w:rPr>
+    </w:lvl>
+    <w:lvl w:ilvl="7" w:tentative="1">
+      <w:start w:val="1"/>
+      <w:numFmt w:val="bullet"/>
+      <w:lvlText w:val=""/>
+      <w:lvlJc w:val="left"/>
+      <w:pPr>
+        <w:tabs>
+          <w:tab w:val="num" w:pos="5760"/>
+        </w:tabs>
+        <w:ind w:left="5760" w:hanging="360"/>
+      </w:pPr>
+      <w:rPr>
+        <w:rFonts w:ascii="Wingdings" w:hAnsi="Wingdings" w:hint="default"/>
+        <w:sz w:val="20"/>
+      </w:rPr>
+    </w:lvl>
+    <w:lvl w:ilvl="8" w:tentative="1">
+      <w:start w:val="1"/>
+      <w:numFmt w:val="bullet"/>
+      <w:lvlText w:val=""/>
+      <w:lvlJc w:val="left"/>
+      <w:pPr>
+        <w:tabs>
+          <w:tab w:val="num" w:pos="6480"/>
+        </w:tabs>
+        <w:ind w:left="6480" w:hanging="360"/>
+      </w:pPr>
+      <w:rPr>
+        <w:rFonts w:ascii="Wingdings" w:hAnsi="Wingdings" w:hint="default"/>
+        <w:sz w:val="20"/>
+      </w:rPr>
+    </w:lvl>
+  </w:abstractNum>
+  <w:abstractNum w:abstractNumId="6" w15:restartNumberingAfterBreak="0">
     <w:nsid w:val="28B151F1"/>
     <w:multiLevelType w:val="hybridMultilevel"/>
     <w:tmpl w:val="BEB47992"/>
@@ -1324,7 +3264,305 @@
       </w:pPr>
     </w:lvl>
   </w:abstractNum>
-  <w:abstractNum w:abstractNumId="5" w15:restartNumberingAfterBreak="0">
+  <w:abstractNum w:abstractNumId="7" w15:restartNumberingAfterBreak="0">
+    <w:nsid w:val="30E04DC4"/>
+    <w:multiLevelType w:val="multilevel"/>
+    <w:tmpl w:val="273EBDA2"/>
+    <w:lvl w:ilvl="0">
+      <w:start w:val="1"/>
+      <w:numFmt w:val="bullet"/>
+      <w:lvlText w:val=""/>
+      <w:lvlJc w:val="left"/>
+      <w:pPr>
+        <w:tabs>
+          <w:tab w:val="num" w:pos="720"/>
+        </w:tabs>
+        <w:ind w:left="720" w:hanging="360"/>
+      </w:pPr>
+      <w:rPr>
+        <w:rFonts w:ascii="Symbol" w:hAnsi="Symbol" w:hint="default"/>
+        <w:sz w:val="20"/>
+      </w:rPr>
+    </w:lvl>
+    <w:lvl w:ilvl="1" w:tentative="1">
+      <w:start w:val="1"/>
+      <w:numFmt w:val="bullet"/>
+      <w:lvlText w:val="o"/>
+      <w:lvlJc w:val="left"/>
+      <w:pPr>
+        <w:tabs>
+          <w:tab w:val="num" w:pos="1440"/>
+        </w:tabs>
+        <w:ind w:left="1440" w:hanging="360"/>
+      </w:pPr>
+      <w:rPr>
+        <w:rFonts w:ascii="Courier New" w:hAnsi="Courier New" w:hint="default"/>
+        <w:sz w:val="20"/>
+      </w:rPr>
+    </w:lvl>
+    <w:lvl w:ilvl="2" w:tentative="1">
+      <w:start w:val="1"/>
+      <w:numFmt w:val="bullet"/>
+      <w:lvlText w:val=""/>
+      <w:lvlJc w:val="left"/>
+      <w:pPr>
+        <w:tabs>
+          <w:tab w:val="num" w:pos="2160"/>
+        </w:tabs>
+        <w:ind w:left="2160" w:hanging="360"/>
+      </w:pPr>
+      <w:rPr>
+        <w:rFonts w:ascii="Wingdings" w:hAnsi="Wingdings" w:hint="default"/>
+        <w:sz w:val="20"/>
+      </w:rPr>
+    </w:lvl>
+    <w:lvl w:ilvl="3" w:tentative="1">
+      <w:start w:val="1"/>
+      <w:numFmt w:val="bullet"/>
+      <w:lvlText w:val=""/>
+      <w:lvlJc w:val="left"/>
+      <w:pPr>
+        <w:tabs>
+          <w:tab w:val="num" w:pos="2880"/>
+        </w:tabs>
+        <w:ind w:left="2880" w:hanging="360"/>
+      </w:pPr>
+      <w:rPr>
+        <w:rFonts w:ascii="Wingdings" w:hAnsi="Wingdings" w:hint="default"/>
+        <w:sz w:val="20"/>
+      </w:rPr>
+    </w:lvl>
+    <w:lvl w:ilvl="4" w:tentative="1">
+      <w:start w:val="1"/>
+      <w:numFmt w:val="bullet"/>
+      <w:lvlText w:val=""/>
+      <w:lvlJc w:val="left"/>
+      <w:pPr>
+        <w:tabs>
+          <w:tab w:val="num" w:pos="3600"/>
+        </w:tabs>
+        <w:ind w:left="3600" w:hanging="360"/>
+      </w:pPr>
+      <w:rPr>
+        <w:rFonts w:ascii="Wingdings" w:hAnsi="Wingdings" w:hint="default"/>
+        <w:sz w:val="20"/>
+      </w:rPr>
+    </w:lvl>
+    <w:lvl w:ilvl="5" w:tentative="1">
+      <w:start w:val="1"/>
+      <w:numFmt w:val="bullet"/>
+      <w:lvlText w:val=""/>
+      <w:lvlJc w:val="left"/>
+      <w:pPr>
+        <w:tabs>
+          <w:tab w:val="num" w:pos="4320"/>
+        </w:tabs>
+        <w:ind w:left="4320" w:hanging="360"/>
+      </w:pPr>
+      <w:rPr>
+        <w:rFonts w:ascii="Wingdings" w:hAnsi="Wingdings" w:hint="default"/>
+        <w:sz w:val="20"/>
+      </w:rPr>
+    </w:lvl>
+    <w:lvl w:ilvl="6" w:tentative="1">
+      <w:start w:val="1"/>
+      <w:numFmt w:val="bullet"/>
+      <w:lvlText w:val=""/>
+      <w:lvlJc w:val="left"/>
+      <w:pPr>
+        <w:tabs>
+          <w:tab w:val="num" w:pos="5040"/>
+        </w:tabs>
+        <w:ind w:left="5040" w:hanging="360"/>
+      </w:pPr>
+      <w:rPr>
+        <w:rFonts w:ascii="Wingdings" w:hAnsi="Wingdings" w:hint="default"/>
+        <w:sz w:val="20"/>
+      </w:rPr>
+    </w:lvl>
+    <w:lvl w:ilvl="7" w:tentative="1">
+      <w:start w:val="1"/>
+      <w:numFmt w:val="bullet"/>
+      <w:lvlText w:val=""/>
+      <w:lvlJc w:val="left"/>
+      <w:pPr>
+        <w:tabs>
+          <w:tab w:val="num" w:pos="5760"/>
+        </w:tabs>
+        <w:ind w:left="5760" w:hanging="360"/>
+      </w:pPr>
+      <w:rPr>
+        <w:rFonts w:ascii="Wingdings" w:hAnsi="Wingdings" w:hint="default"/>
+        <w:sz w:val="20"/>
+      </w:rPr>
+    </w:lvl>
+    <w:lvl w:ilvl="8" w:tentative="1">
+      <w:start w:val="1"/>
+      <w:numFmt w:val="bullet"/>
+      <w:lvlText w:val=""/>
+      <w:lvlJc w:val="left"/>
+      <w:pPr>
+        <w:tabs>
+          <w:tab w:val="num" w:pos="6480"/>
+        </w:tabs>
+        <w:ind w:left="6480" w:hanging="360"/>
+      </w:pPr>
+      <w:rPr>
+        <w:rFonts w:ascii="Wingdings" w:hAnsi="Wingdings" w:hint="default"/>
+        <w:sz w:val="20"/>
+      </w:rPr>
+    </w:lvl>
+  </w:abstractNum>
+  <w:abstractNum w:abstractNumId="8" w15:restartNumberingAfterBreak="0">
+    <w:nsid w:val="33FC7BFA"/>
+    <w:multiLevelType w:val="multilevel"/>
+    <w:tmpl w:val="16FE767C"/>
+    <w:lvl w:ilvl="0">
+      <w:start w:val="1"/>
+      <w:numFmt w:val="bullet"/>
+      <w:lvlText w:val=""/>
+      <w:lvlJc w:val="left"/>
+      <w:pPr>
+        <w:tabs>
+          <w:tab w:val="num" w:pos="720"/>
+        </w:tabs>
+        <w:ind w:left="720" w:hanging="360"/>
+      </w:pPr>
+      <w:rPr>
+        <w:rFonts w:ascii="Symbol" w:hAnsi="Symbol" w:hint="default"/>
+        <w:sz w:val="20"/>
+      </w:rPr>
+    </w:lvl>
+    <w:lvl w:ilvl="1" w:tentative="1">
+      <w:start w:val="1"/>
+      <w:numFmt w:val="bullet"/>
+      <w:lvlText w:val="o"/>
+      <w:lvlJc w:val="left"/>
+      <w:pPr>
+        <w:tabs>
+          <w:tab w:val="num" w:pos="1440"/>
+        </w:tabs>
+        <w:ind w:left="1440" w:hanging="360"/>
+      </w:pPr>
+      <w:rPr>
+        <w:rFonts w:ascii="Courier New" w:hAnsi="Courier New" w:hint="default"/>
+        <w:sz w:val="20"/>
+      </w:rPr>
+    </w:lvl>
+    <w:lvl w:ilvl="2" w:tentative="1">
+      <w:start w:val="1"/>
+      <w:numFmt w:val="bullet"/>
+      <w:lvlText w:val=""/>
+      <w:lvlJc w:val="left"/>
+      <w:pPr>
+        <w:tabs>
+          <w:tab w:val="num" w:pos="2160"/>
+        </w:tabs>
+        <w:ind w:left="2160" w:hanging="360"/>
+      </w:pPr>
+      <w:rPr>
+        <w:rFonts w:ascii="Wingdings" w:hAnsi="Wingdings" w:hint="default"/>
+        <w:sz w:val="20"/>
+      </w:rPr>
+    </w:lvl>
+    <w:lvl w:ilvl="3" w:tentative="1">
+      <w:start w:val="1"/>
+      <w:numFmt w:val="bullet"/>
+      <w:lvlText w:val=""/>
+      <w:lvlJc w:val="left"/>
+      <w:pPr>
+        <w:tabs>
+          <w:tab w:val="num" w:pos="2880"/>
+        </w:tabs>
+        <w:ind w:left="2880" w:hanging="360"/>
+      </w:pPr>
+      <w:rPr>
+        <w:rFonts w:ascii="Wingdings" w:hAnsi="Wingdings" w:hint="default"/>
+        <w:sz w:val="20"/>
+      </w:rPr>
+    </w:lvl>
+    <w:lvl w:ilvl="4" w:tentative="1">
+      <w:start w:val="1"/>
+      <w:numFmt w:val="bullet"/>
+      <w:lvlText w:val=""/>
+      <w:lvlJc w:val="left"/>
+      <w:pPr>
+        <w:tabs>
+          <w:tab w:val="num" w:pos="3600"/>
+        </w:tabs>
+        <w:ind w:left="3600" w:hanging="360"/>
+      </w:pPr>
+      <w:rPr>
+        <w:rFonts w:ascii="Wingdings" w:hAnsi="Wingdings" w:hint="default"/>
+        <w:sz w:val="20"/>
+      </w:rPr>
+    </w:lvl>
+    <w:lvl w:ilvl="5" w:tentative="1">
+      <w:start w:val="1"/>
+      <w:numFmt w:val="bullet"/>
+      <w:lvlText w:val=""/>
+      <w:lvlJc w:val="left"/>
+      <w:pPr>
+        <w:tabs>
+          <w:tab w:val="num" w:pos="4320"/>
+        </w:tabs>
+        <w:ind w:left="4320" w:hanging="360"/>
+      </w:pPr>
+      <w:rPr>
+        <w:rFonts w:ascii="Wingdings" w:hAnsi="Wingdings" w:hint="default"/>
+        <w:sz w:val="20"/>
+      </w:rPr>
+    </w:lvl>
+    <w:lvl w:ilvl="6" w:tentative="1">
+      <w:start w:val="1"/>
+      <w:numFmt w:val="bullet"/>
+      <w:lvlText w:val=""/>
+      <w:lvlJc w:val="left"/>
+      <w:pPr>
+        <w:tabs>
+          <w:tab w:val="num" w:pos="5040"/>
+        </w:tabs>
+        <w:ind w:left="5040" w:hanging="360"/>
+      </w:pPr>
+      <w:rPr>
+        <w:rFonts w:ascii="Wingdings" w:hAnsi="Wingdings" w:hint="default"/>
+        <w:sz w:val="20"/>
+      </w:rPr>
+    </w:lvl>
+    <w:lvl w:ilvl="7" w:tentative="1">
+      <w:start w:val="1"/>
+      <w:numFmt w:val="bullet"/>
+      <w:lvlText w:val=""/>
+      <w:lvlJc w:val="left"/>
+      <w:pPr>
+        <w:tabs>
+          <w:tab w:val="num" w:pos="5760"/>
+        </w:tabs>
+        <w:ind w:left="5760" w:hanging="360"/>
+      </w:pPr>
+      <w:rPr>
+        <w:rFonts w:ascii="Wingdings" w:hAnsi="Wingdings" w:hint="default"/>
+        <w:sz w:val="20"/>
+      </w:rPr>
+    </w:lvl>
+    <w:lvl w:ilvl="8" w:tentative="1">
+      <w:start w:val="1"/>
+      <w:numFmt w:val="bullet"/>
+      <w:lvlText w:val=""/>
+      <w:lvlJc w:val="left"/>
+      <w:pPr>
+        <w:tabs>
+          <w:tab w:val="num" w:pos="6480"/>
+        </w:tabs>
+        <w:ind w:left="6480" w:hanging="360"/>
+      </w:pPr>
+      <w:rPr>
+        <w:rFonts w:ascii="Wingdings" w:hAnsi="Wingdings" w:hint="default"/>
+        <w:sz w:val="20"/>
+      </w:rPr>
+    </w:lvl>
+  </w:abstractNum>
+  <w:abstractNum w:abstractNumId="9" w15:restartNumberingAfterBreak="0">
     <w:nsid w:val="39453D5D"/>
     <w:multiLevelType w:val="multilevel"/>
     <w:tmpl w:val="AE70A622"/>
@@ -1473,7 +3711,156 @@
       </w:rPr>
     </w:lvl>
   </w:abstractNum>
-  <w:abstractNum w:abstractNumId="6" w15:restartNumberingAfterBreak="0">
+  <w:abstractNum w:abstractNumId="10" w15:restartNumberingAfterBreak="0">
+    <w:nsid w:val="3AD41057"/>
+    <w:multiLevelType w:val="multilevel"/>
+    <w:tmpl w:val="18E4621A"/>
+    <w:lvl w:ilvl="0">
+      <w:start w:val="1"/>
+      <w:numFmt w:val="bullet"/>
+      <w:lvlText w:val=""/>
+      <w:lvlJc w:val="left"/>
+      <w:pPr>
+        <w:tabs>
+          <w:tab w:val="num" w:pos="720"/>
+        </w:tabs>
+        <w:ind w:left="720" w:hanging="360"/>
+      </w:pPr>
+      <w:rPr>
+        <w:rFonts w:ascii="Symbol" w:hAnsi="Symbol" w:hint="default"/>
+        <w:sz w:val="20"/>
+      </w:rPr>
+    </w:lvl>
+    <w:lvl w:ilvl="1" w:tentative="1">
+      <w:start w:val="1"/>
+      <w:numFmt w:val="bullet"/>
+      <w:lvlText w:val="o"/>
+      <w:lvlJc w:val="left"/>
+      <w:pPr>
+        <w:tabs>
+          <w:tab w:val="num" w:pos="1440"/>
+        </w:tabs>
+        <w:ind w:left="1440" w:hanging="360"/>
+      </w:pPr>
+      <w:rPr>
+        <w:rFonts w:ascii="Courier New" w:hAnsi="Courier New" w:hint="default"/>
+        <w:sz w:val="20"/>
+      </w:rPr>
+    </w:lvl>
+    <w:lvl w:ilvl="2" w:tentative="1">
+      <w:start w:val="1"/>
+      <w:numFmt w:val="bullet"/>
+      <w:lvlText w:val=""/>
+      <w:lvlJc w:val="left"/>
+      <w:pPr>
+        <w:tabs>
+          <w:tab w:val="num" w:pos="2160"/>
+        </w:tabs>
+        <w:ind w:left="2160" w:hanging="360"/>
+      </w:pPr>
+      <w:rPr>
+        <w:rFonts w:ascii="Wingdings" w:hAnsi="Wingdings" w:hint="default"/>
+        <w:sz w:val="20"/>
+      </w:rPr>
+    </w:lvl>
+    <w:lvl w:ilvl="3" w:tentative="1">
+      <w:start w:val="1"/>
+      <w:numFmt w:val="bullet"/>
+      <w:lvlText w:val=""/>
+      <w:lvlJc w:val="left"/>
+      <w:pPr>
+        <w:tabs>
+          <w:tab w:val="num" w:pos="2880"/>
+        </w:tabs>
+        <w:ind w:left="2880" w:hanging="360"/>
+      </w:pPr>
+      <w:rPr>
+        <w:rFonts w:ascii="Wingdings" w:hAnsi="Wingdings" w:hint="default"/>
+        <w:sz w:val="20"/>
+      </w:rPr>
+    </w:lvl>
+    <w:lvl w:ilvl="4" w:tentative="1">
+      <w:start w:val="1"/>
+      <w:numFmt w:val="bullet"/>
+      <w:lvlText w:val=""/>
+      <w:lvlJc w:val="left"/>
+      <w:pPr>
+        <w:tabs>
+          <w:tab w:val="num" w:pos="3600"/>
+        </w:tabs>
+        <w:ind w:left="3600" w:hanging="360"/>
+      </w:pPr>
+      <w:rPr>
+        <w:rFonts w:ascii="Wingdings" w:hAnsi="Wingdings" w:hint="default"/>
+        <w:sz w:val="20"/>
+      </w:rPr>
+    </w:lvl>
+    <w:lvl w:ilvl="5" w:tentative="1">
+      <w:start w:val="1"/>
+      <w:numFmt w:val="bullet"/>
+      <w:lvlText w:val=""/>
+      <w:lvlJc w:val="left"/>
+      <w:pPr>
+        <w:tabs>
+          <w:tab w:val="num" w:pos="4320"/>
+        </w:tabs>
+        <w:ind w:left="4320" w:hanging="360"/>
+      </w:pPr>
+      <w:rPr>
+        <w:rFonts w:ascii="Wingdings" w:hAnsi="Wingdings" w:hint="default"/>
+        <w:sz w:val="20"/>
+      </w:rPr>
+    </w:lvl>
+    <w:lvl w:ilvl="6" w:tentative="1">
+      <w:start w:val="1"/>
+      <w:numFmt w:val="bullet"/>
+      <w:lvlText w:val=""/>
+      <w:lvlJc w:val="left"/>
+      <w:pPr>
+        <w:tabs>
+          <w:tab w:val="num" w:pos="5040"/>
+        </w:tabs>
+        <w:ind w:left="5040" w:hanging="360"/>
+      </w:pPr>
+      <w:rPr>
+        <w:rFonts w:ascii="Wingdings" w:hAnsi="Wingdings" w:hint="default"/>
+        <w:sz w:val="20"/>
+      </w:rPr>
+    </w:lvl>
+    <w:lvl w:ilvl="7" w:tentative="1">
+      <w:start w:val="1"/>
+      <w:numFmt w:val="bullet"/>
+      <w:lvlText w:val=""/>
+      <w:lvlJc w:val="left"/>
+      <w:pPr>
+        <w:tabs>
+          <w:tab w:val="num" w:pos="5760"/>
+        </w:tabs>
+        <w:ind w:left="5760" w:hanging="360"/>
+      </w:pPr>
+      <w:rPr>
+        <w:rFonts w:ascii="Wingdings" w:hAnsi="Wingdings" w:hint="default"/>
+        <w:sz w:val="20"/>
+      </w:rPr>
+    </w:lvl>
+    <w:lvl w:ilvl="8" w:tentative="1">
+      <w:start w:val="1"/>
+      <w:numFmt w:val="bullet"/>
+      <w:lvlText w:val=""/>
+      <w:lvlJc w:val="left"/>
+      <w:pPr>
+        <w:tabs>
+          <w:tab w:val="num" w:pos="6480"/>
+        </w:tabs>
+        <w:ind w:left="6480" w:hanging="360"/>
+      </w:pPr>
+      <w:rPr>
+        <w:rFonts w:ascii="Wingdings" w:hAnsi="Wingdings" w:hint="default"/>
+        <w:sz w:val="20"/>
+      </w:rPr>
+    </w:lvl>
+  </w:abstractNum>
+  <w:abstractNum w:abstractNumId="11" w15:restartNumberingAfterBreak="0">
     <w:nsid w:val="3C990C35"/>
     <w:multiLevelType w:val="multilevel"/>
     <w:tmpl w:val="E8F47E58"/>
@@ -1586,7 +3973,7 @@
       </w:pPr>
     </w:lvl>
   </w:abstractNum>
-  <w:abstractNum w:abstractNumId="7" w15:restartNumberingAfterBreak="0">
+  <w:abstractNum w:abstractNumId="12" w15:restartNumberingAfterBreak="0">
     <w:nsid w:val="3D470C5C"/>
     <w:multiLevelType w:val="multilevel"/>
     <w:tmpl w:val="BE0EB5C2"/>
@@ -1735,7 +4122,156 @@
       </w:rPr>
     </w:lvl>
   </w:abstractNum>
-  <w:abstractNum w:abstractNumId="8" w15:restartNumberingAfterBreak="0">
+  <w:abstractNum w:abstractNumId="13" w15:restartNumberingAfterBreak="0">
+    <w:nsid w:val="42AD3BE7"/>
+    <w:multiLevelType w:val="multilevel"/>
+    <w:tmpl w:val="79F8BDBE"/>
+    <w:lvl w:ilvl="0">
+      <w:start w:val="1"/>
+      <w:numFmt w:val="bullet"/>
+      <w:lvlText w:val=""/>
+      <w:lvlJc w:val="left"/>
+      <w:pPr>
+        <w:tabs>
+          <w:tab w:val="num" w:pos="720"/>
+        </w:tabs>
+        <w:ind w:left="720" w:hanging="360"/>
+      </w:pPr>
+      <w:rPr>
+        <w:rFonts w:ascii="Symbol" w:hAnsi="Symbol" w:hint="default"/>
+        <w:sz w:val="20"/>
+      </w:rPr>
+    </w:lvl>
+    <w:lvl w:ilvl="1" w:tentative="1">
+      <w:start w:val="1"/>
+      <w:numFmt w:val="bullet"/>
+      <w:lvlText w:val="o"/>
+      <w:lvlJc w:val="left"/>
+      <w:pPr>
+        <w:tabs>
+          <w:tab w:val="num" w:pos="1440"/>
+        </w:tabs>
+        <w:ind w:left="1440" w:hanging="360"/>
+      </w:pPr>
+      <w:rPr>
+        <w:rFonts w:ascii="Courier New" w:hAnsi="Courier New" w:hint="default"/>
+        <w:sz w:val="20"/>
+      </w:rPr>
+    </w:lvl>
+    <w:lvl w:ilvl="2" w:tentative="1">
+      <w:start w:val="1"/>
+      <w:numFmt w:val="bullet"/>
+      <w:lvlText w:val=""/>
+      <w:lvlJc w:val="left"/>
+      <w:pPr>
+        <w:tabs>
+          <w:tab w:val="num" w:pos="2160"/>
+        </w:tabs>
+        <w:ind w:left="2160" w:hanging="360"/>
+      </w:pPr>
+      <w:rPr>
+        <w:rFonts w:ascii="Wingdings" w:hAnsi="Wingdings" w:hint="default"/>
+        <w:sz w:val="20"/>
+      </w:rPr>
+    </w:lvl>
+    <w:lvl w:ilvl="3" w:tentative="1">
+      <w:start w:val="1"/>
+      <w:numFmt w:val="bullet"/>
+      <w:lvlText w:val=""/>
+      <w:lvlJc w:val="left"/>
+      <w:pPr>
+        <w:tabs>
+          <w:tab w:val="num" w:pos="2880"/>
+        </w:tabs>
+        <w:ind w:left="2880" w:hanging="360"/>
+      </w:pPr>
+      <w:rPr>
+        <w:rFonts w:ascii="Wingdings" w:hAnsi="Wingdings" w:hint="default"/>
+        <w:sz w:val="20"/>
+      </w:rPr>
+    </w:lvl>
+    <w:lvl w:ilvl="4" w:tentative="1">
+      <w:start w:val="1"/>
+      <w:numFmt w:val="bullet"/>
+      <w:lvlText w:val=""/>
+      <w:lvlJc w:val="left"/>
+      <w:pPr>
+        <w:tabs>
+          <w:tab w:val="num" w:pos="3600"/>
+        </w:tabs>
+        <w:ind w:left="3600" w:hanging="360"/>
+      </w:pPr>
+      <w:rPr>
+        <w:rFonts w:ascii="Wingdings" w:hAnsi="Wingdings" w:hint="default"/>
+        <w:sz w:val="20"/>
+      </w:rPr>
+    </w:lvl>
+    <w:lvl w:ilvl="5" w:tentative="1">
+      <w:start w:val="1"/>
+      <w:numFmt w:val="bullet"/>
+      <w:lvlText w:val=""/>
+      <w:lvlJc w:val="left"/>
+      <w:pPr>
+        <w:tabs>
+          <w:tab w:val="num" w:pos="4320"/>
+        </w:tabs>
+        <w:ind w:left="4320" w:hanging="360"/>
+      </w:pPr>
+      <w:rPr>
+        <w:rFonts w:ascii="Wingdings" w:hAnsi="Wingdings" w:hint="default"/>
+        <w:sz w:val="20"/>
+      </w:rPr>
+    </w:lvl>
+    <w:lvl w:ilvl="6" w:tentative="1">
+      <w:start w:val="1"/>
+      <w:numFmt w:val="bullet"/>
+      <w:lvlText w:val=""/>
+      <w:lvlJc w:val="left"/>
+      <w:pPr>
+        <w:tabs>
+          <w:tab w:val="num" w:pos="5040"/>
+        </w:tabs>
+        <w:ind w:left="5040" w:hanging="360"/>
+      </w:pPr>
+      <w:rPr>
+        <w:rFonts w:ascii="Wingdings" w:hAnsi="Wingdings" w:hint="default"/>
+        <w:sz w:val="20"/>
+      </w:rPr>
+    </w:lvl>
+    <w:lvl w:ilvl="7" w:tentative="1">
+      <w:start w:val="1"/>
+      <w:numFmt w:val="bullet"/>
+      <w:lvlText w:val=""/>
+      <w:lvlJc w:val="left"/>
+      <w:pPr>
+        <w:tabs>
+          <w:tab w:val="num" w:pos="5760"/>
+        </w:tabs>
+        <w:ind w:left="5760" w:hanging="360"/>
+      </w:pPr>
+      <w:rPr>
+        <w:rFonts w:ascii="Wingdings" w:hAnsi="Wingdings" w:hint="default"/>
+        <w:sz w:val="20"/>
+      </w:rPr>
+    </w:lvl>
+    <w:lvl w:ilvl="8" w:tentative="1">
+      <w:start w:val="1"/>
+      <w:numFmt w:val="bullet"/>
+      <w:lvlText w:val=""/>
+      <w:lvlJc w:val="left"/>
+      <w:pPr>
+        <w:tabs>
+          <w:tab w:val="num" w:pos="6480"/>
+        </w:tabs>
+        <w:ind w:left="6480" w:hanging="360"/>
+      </w:pPr>
+      <w:rPr>
+        <w:rFonts w:ascii="Wingdings" w:hAnsi="Wingdings" w:hint="default"/>
+        <w:sz w:val="20"/>
+      </w:rPr>
+    </w:lvl>
+  </w:abstractNum>
+  <w:abstractNum w:abstractNumId="14" w15:restartNumberingAfterBreak="0">
     <w:nsid w:val="4B401398"/>
     <w:multiLevelType w:val="multilevel"/>
     <w:tmpl w:val="A1B2A394"/>
@@ -1884,7 +4420,752 @@
       </w:rPr>
     </w:lvl>
   </w:abstractNum>
-  <w:abstractNum w:abstractNumId="9" w15:restartNumberingAfterBreak="0">
+  <w:abstractNum w:abstractNumId="15" w15:restartNumberingAfterBreak="0">
+    <w:nsid w:val="4F0F448F"/>
+    <w:multiLevelType w:val="multilevel"/>
+    <w:tmpl w:val="E50A375C"/>
+    <w:lvl w:ilvl="0">
+      <w:start w:val="1"/>
+      <w:numFmt w:val="bullet"/>
+      <w:lvlText w:val=""/>
+      <w:lvlJc w:val="left"/>
+      <w:pPr>
+        <w:tabs>
+          <w:tab w:val="num" w:pos="720"/>
+        </w:tabs>
+        <w:ind w:left="720" w:hanging="360"/>
+      </w:pPr>
+      <w:rPr>
+        <w:rFonts w:ascii="Symbol" w:hAnsi="Symbol" w:hint="default"/>
+        <w:sz w:val="20"/>
+      </w:rPr>
+    </w:lvl>
+    <w:lvl w:ilvl="1" w:tentative="1">
+      <w:start w:val="1"/>
+      <w:numFmt w:val="bullet"/>
+      <w:lvlText w:val="o"/>
+      <w:lvlJc w:val="left"/>
+      <w:pPr>
+        <w:tabs>
+          <w:tab w:val="num" w:pos="1440"/>
+        </w:tabs>
+        <w:ind w:left="1440" w:hanging="360"/>
+      </w:pPr>
+      <w:rPr>
+        <w:rFonts w:ascii="Courier New" w:hAnsi="Courier New" w:hint="default"/>
+        <w:sz w:val="20"/>
+      </w:rPr>
+    </w:lvl>
+    <w:lvl w:ilvl="2" w:tentative="1">
+      <w:start w:val="1"/>
+      <w:numFmt w:val="bullet"/>
+      <w:lvlText w:val=""/>
+      <w:lvlJc w:val="left"/>
+      <w:pPr>
+        <w:tabs>
+          <w:tab w:val="num" w:pos="2160"/>
+        </w:tabs>
+        <w:ind w:left="2160" w:hanging="360"/>
+      </w:pPr>
+      <w:rPr>
+        <w:rFonts w:ascii="Wingdings" w:hAnsi="Wingdings" w:hint="default"/>
+        <w:sz w:val="20"/>
+      </w:rPr>
+    </w:lvl>
+    <w:lvl w:ilvl="3" w:tentative="1">
+      <w:start w:val="1"/>
+      <w:numFmt w:val="bullet"/>
+      <w:lvlText w:val=""/>
+      <w:lvlJc w:val="left"/>
+      <w:pPr>
+        <w:tabs>
+          <w:tab w:val="num" w:pos="2880"/>
+        </w:tabs>
+        <w:ind w:left="2880" w:hanging="360"/>
+      </w:pPr>
+      <w:rPr>
+        <w:rFonts w:ascii="Wingdings" w:hAnsi="Wingdings" w:hint="default"/>
+        <w:sz w:val="20"/>
+      </w:rPr>
+    </w:lvl>
+    <w:lvl w:ilvl="4" w:tentative="1">
+      <w:start w:val="1"/>
+      <w:numFmt w:val="bullet"/>
+      <w:lvlText w:val=""/>
+      <w:lvlJc w:val="left"/>
+      <w:pPr>
+        <w:tabs>
+          <w:tab w:val="num" w:pos="3600"/>
+        </w:tabs>
+        <w:ind w:left="3600" w:hanging="360"/>
+      </w:pPr>
+      <w:rPr>
+        <w:rFonts w:ascii="Wingdings" w:hAnsi="Wingdings" w:hint="default"/>
+        <w:sz w:val="20"/>
+      </w:rPr>
+    </w:lvl>
+    <w:lvl w:ilvl="5" w:tentative="1">
+      <w:start w:val="1"/>
+      <w:numFmt w:val="bullet"/>
+      <w:lvlText w:val=""/>
+      <w:lvlJc w:val="left"/>
+      <w:pPr>
+        <w:tabs>
+          <w:tab w:val="num" w:pos="4320"/>
+        </w:tabs>
+        <w:ind w:left="4320" w:hanging="360"/>
+      </w:pPr>
+      <w:rPr>
+        <w:rFonts w:ascii="Wingdings" w:hAnsi="Wingdings" w:hint="default"/>
+        <w:sz w:val="20"/>
+      </w:rPr>
+    </w:lvl>
+    <w:lvl w:ilvl="6" w:tentative="1">
+      <w:start w:val="1"/>
+      <w:numFmt w:val="bullet"/>
+      <w:lvlText w:val=""/>
+      <w:lvlJc w:val="left"/>
+      <w:pPr>
+        <w:tabs>
+          <w:tab w:val="num" w:pos="5040"/>
+        </w:tabs>
+        <w:ind w:left="5040" w:hanging="360"/>
+      </w:pPr>
+      <w:rPr>
+        <w:rFonts w:ascii="Wingdings" w:hAnsi="Wingdings" w:hint="default"/>
+        <w:sz w:val="20"/>
+      </w:rPr>
+    </w:lvl>
+    <w:lvl w:ilvl="7" w:tentative="1">
+      <w:start w:val="1"/>
+      <w:numFmt w:val="bullet"/>
+      <w:lvlText w:val=""/>
+      <w:lvlJc w:val="left"/>
+      <w:pPr>
+        <w:tabs>
+          <w:tab w:val="num" w:pos="5760"/>
+        </w:tabs>
+        <w:ind w:left="5760" w:hanging="360"/>
+      </w:pPr>
+      <w:rPr>
+        <w:rFonts w:ascii="Wingdings" w:hAnsi="Wingdings" w:hint="default"/>
+        <w:sz w:val="20"/>
+      </w:rPr>
+    </w:lvl>
+    <w:lvl w:ilvl="8" w:tentative="1">
+      <w:start w:val="1"/>
+      <w:numFmt w:val="bullet"/>
+      <w:lvlText w:val=""/>
+      <w:lvlJc w:val="left"/>
+      <w:pPr>
+        <w:tabs>
+          <w:tab w:val="num" w:pos="6480"/>
+        </w:tabs>
+        <w:ind w:left="6480" w:hanging="360"/>
+      </w:pPr>
+      <w:rPr>
+        <w:rFonts w:ascii="Wingdings" w:hAnsi="Wingdings" w:hint="default"/>
+        <w:sz w:val="20"/>
+      </w:rPr>
+    </w:lvl>
+  </w:abstractNum>
+  <w:abstractNum w:abstractNumId="16" w15:restartNumberingAfterBreak="0">
+    <w:nsid w:val="539D7B7D"/>
+    <w:multiLevelType w:val="multilevel"/>
+    <w:tmpl w:val="58FC3206"/>
+    <w:lvl w:ilvl="0">
+      <w:start w:val="1"/>
+      <w:numFmt w:val="bullet"/>
+      <w:lvlText w:val=""/>
+      <w:lvlJc w:val="left"/>
+      <w:pPr>
+        <w:tabs>
+          <w:tab w:val="num" w:pos="720"/>
+        </w:tabs>
+        <w:ind w:left="720" w:hanging="360"/>
+      </w:pPr>
+      <w:rPr>
+        <w:rFonts w:ascii="Symbol" w:hAnsi="Symbol" w:hint="default"/>
+        <w:sz w:val="20"/>
+      </w:rPr>
+    </w:lvl>
+    <w:lvl w:ilvl="1" w:tentative="1">
+      <w:start w:val="1"/>
+      <w:numFmt w:val="bullet"/>
+      <w:lvlText w:val="o"/>
+      <w:lvlJc w:val="left"/>
+      <w:pPr>
+        <w:tabs>
+          <w:tab w:val="num" w:pos="1440"/>
+        </w:tabs>
+        <w:ind w:left="1440" w:hanging="360"/>
+      </w:pPr>
+      <w:rPr>
+        <w:rFonts w:ascii="Courier New" w:hAnsi="Courier New" w:hint="default"/>
+        <w:sz w:val="20"/>
+      </w:rPr>
+    </w:lvl>
+    <w:lvl w:ilvl="2" w:tentative="1">
+      <w:start w:val="1"/>
+      <w:numFmt w:val="bullet"/>
+      <w:lvlText w:val=""/>
+      <w:lvlJc w:val="left"/>
+      <w:pPr>
+        <w:tabs>
+          <w:tab w:val="num" w:pos="2160"/>
+        </w:tabs>
+        <w:ind w:left="2160" w:hanging="360"/>
+      </w:pPr>
+      <w:rPr>
+        <w:rFonts w:ascii="Wingdings" w:hAnsi="Wingdings" w:hint="default"/>
+        <w:sz w:val="20"/>
+      </w:rPr>
+    </w:lvl>
+    <w:lvl w:ilvl="3" w:tentative="1">
+      <w:start w:val="1"/>
+      <w:numFmt w:val="bullet"/>
+      <w:lvlText w:val=""/>
+      <w:lvlJc w:val="left"/>
+      <w:pPr>
+        <w:tabs>
+          <w:tab w:val="num" w:pos="2880"/>
+        </w:tabs>
+        <w:ind w:left="2880" w:hanging="360"/>
+      </w:pPr>
+      <w:rPr>
+        <w:rFonts w:ascii="Wingdings" w:hAnsi="Wingdings" w:hint="default"/>
+        <w:sz w:val="20"/>
+      </w:rPr>
+    </w:lvl>
+    <w:lvl w:ilvl="4" w:tentative="1">
+      <w:start w:val="1"/>
+      <w:numFmt w:val="bullet"/>
+      <w:lvlText w:val=""/>
+      <w:lvlJc w:val="left"/>
+      <w:pPr>
+        <w:tabs>
+          <w:tab w:val="num" w:pos="3600"/>
+        </w:tabs>
+        <w:ind w:left="3600" w:hanging="360"/>
+      </w:pPr>
+      <w:rPr>
+        <w:rFonts w:ascii="Wingdings" w:hAnsi="Wingdings" w:hint="default"/>
+        <w:sz w:val="20"/>
+      </w:rPr>
+    </w:lvl>
+    <w:lvl w:ilvl="5" w:tentative="1">
+      <w:start w:val="1"/>
+      <w:numFmt w:val="bullet"/>
+      <w:lvlText w:val=""/>
+      <w:lvlJc w:val="left"/>
+      <w:pPr>
+        <w:tabs>
+          <w:tab w:val="num" w:pos="4320"/>
+        </w:tabs>
+        <w:ind w:left="4320" w:hanging="360"/>
+      </w:pPr>
+      <w:rPr>
+        <w:rFonts w:ascii="Wingdings" w:hAnsi="Wingdings" w:hint="default"/>
+        <w:sz w:val="20"/>
+      </w:rPr>
+    </w:lvl>
+    <w:lvl w:ilvl="6" w:tentative="1">
+      <w:start w:val="1"/>
+      <w:numFmt w:val="bullet"/>
+      <w:lvlText w:val=""/>
+      <w:lvlJc w:val="left"/>
+      <w:pPr>
+        <w:tabs>
+          <w:tab w:val="num" w:pos="5040"/>
+        </w:tabs>
+        <w:ind w:left="5040" w:hanging="360"/>
+      </w:pPr>
+      <w:rPr>
+        <w:rFonts w:ascii="Wingdings" w:hAnsi="Wingdings" w:hint="default"/>
+        <w:sz w:val="20"/>
+      </w:rPr>
+    </w:lvl>
+    <w:lvl w:ilvl="7" w:tentative="1">
+      <w:start w:val="1"/>
+      <w:numFmt w:val="bullet"/>
+      <w:lvlText w:val=""/>
+      <w:lvlJc w:val="left"/>
+      <w:pPr>
+        <w:tabs>
+          <w:tab w:val="num" w:pos="5760"/>
+        </w:tabs>
+        <w:ind w:left="5760" w:hanging="360"/>
+      </w:pPr>
+      <w:rPr>
+        <w:rFonts w:ascii="Wingdings" w:hAnsi="Wingdings" w:hint="default"/>
+        <w:sz w:val="20"/>
+      </w:rPr>
+    </w:lvl>
+    <w:lvl w:ilvl="8" w:tentative="1">
+      <w:start w:val="1"/>
+      <w:numFmt w:val="bullet"/>
+      <w:lvlText w:val=""/>
+      <w:lvlJc w:val="left"/>
+      <w:pPr>
+        <w:tabs>
+          <w:tab w:val="num" w:pos="6480"/>
+        </w:tabs>
+        <w:ind w:left="6480" w:hanging="360"/>
+      </w:pPr>
+      <w:rPr>
+        <w:rFonts w:ascii="Wingdings" w:hAnsi="Wingdings" w:hint="default"/>
+        <w:sz w:val="20"/>
+      </w:rPr>
+    </w:lvl>
+  </w:abstractNum>
+  <w:abstractNum w:abstractNumId="17" w15:restartNumberingAfterBreak="0">
+    <w:nsid w:val="61954CD9"/>
+    <w:multiLevelType w:val="multilevel"/>
+    <w:tmpl w:val="CB8441C4"/>
+    <w:lvl w:ilvl="0">
+      <w:start w:val="1"/>
+      <w:numFmt w:val="bullet"/>
+      <w:lvlText w:val=""/>
+      <w:lvlJc w:val="left"/>
+      <w:pPr>
+        <w:tabs>
+          <w:tab w:val="num" w:pos="720"/>
+        </w:tabs>
+        <w:ind w:left="720" w:hanging="360"/>
+      </w:pPr>
+      <w:rPr>
+        <w:rFonts w:ascii="Symbol" w:hAnsi="Symbol" w:hint="default"/>
+        <w:sz w:val="20"/>
+      </w:rPr>
+    </w:lvl>
+    <w:lvl w:ilvl="1" w:tentative="1">
+      <w:start w:val="1"/>
+      <w:numFmt w:val="bullet"/>
+      <w:lvlText w:val="o"/>
+      <w:lvlJc w:val="left"/>
+      <w:pPr>
+        <w:tabs>
+          <w:tab w:val="num" w:pos="1440"/>
+        </w:tabs>
+        <w:ind w:left="1440" w:hanging="360"/>
+      </w:pPr>
+      <w:rPr>
+        <w:rFonts w:ascii="Courier New" w:hAnsi="Courier New" w:hint="default"/>
+        <w:sz w:val="20"/>
+      </w:rPr>
+    </w:lvl>
+    <w:lvl w:ilvl="2" w:tentative="1">
+      <w:start w:val="1"/>
+      <w:numFmt w:val="bullet"/>
+      <w:lvlText w:val=""/>
+      <w:lvlJc w:val="left"/>
+      <w:pPr>
+        <w:tabs>
+          <w:tab w:val="num" w:pos="2160"/>
+        </w:tabs>
+        <w:ind w:left="2160" w:hanging="360"/>
+      </w:pPr>
+      <w:rPr>
+        <w:rFonts w:ascii="Wingdings" w:hAnsi="Wingdings" w:hint="default"/>
+        <w:sz w:val="20"/>
+      </w:rPr>
+    </w:lvl>
+    <w:lvl w:ilvl="3" w:tentative="1">
+      <w:start w:val="1"/>
+      <w:numFmt w:val="bullet"/>
+      <w:lvlText w:val=""/>
+      <w:lvlJc w:val="left"/>
+      <w:pPr>
+        <w:tabs>
+          <w:tab w:val="num" w:pos="2880"/>
+        </w:tabs>
+        <w:ind w:left="2880" w:hanging="360"/>
+      </w:pPr>
+      <w:rPr>
+        <w:rFonts w:ascii="Wingdings" w:hAnsi="Wingdings" w:hint="default"/>
+        <w:sz w:val="20"/>
+      </w:rPr>
+    </w:lvl>
+    <w:lvl w:ilvl="4" w:tentative="1">
+      <w:start w:val="1"/>
+      <w:numFmt w:val="bullet"/>
+      <w:lvlText w:val=""/>
+      <w:lvlJc w:val="left"/>
+      <w:pPr>
+        <w:tabs>
+          <w:tab w:val="num" w:pos="3600"/>
+        </w:tabs>
+        <w:ind w:left="3600" w:hanging="360"/>
+      </w:pPr>
+      <w:rPr>
+        <w:rFonts w:ascii="Wingdings" w:hAnsi="Wingdings" w:hint="default"/>
+        <w:sz w:val="20"/>
+      </w:rPr>
+    </w:lvl>
+    <w:lvl w:ilvl="5" w:tentative="1">
+      <w:start w:val="1"/>
+      <w:numFmt w:val="bullet"/>
+      <w:lvlText w:val=""/>
+      <w:lvlJc w:val="left"/>
+      <w:pPr>
+        <w:tabs>
+          <w:tab w:val="num" w:pos="4320"/>
+        </w:tabs>
+        <w:ind w:left="4320" w:hanging="360"/>
+      </w:pPr>
+      <w:rPr>
+        <w:rFonts w:ascii="Wingdings" w:hAnsi="Wingdings" w:hint="default"/>
+        <w:sz w:val="20"/>
+      </w:rPr>
+    </w:lvl>
+    <w:lvl w:ilvl="6" w:tentative="1">
+      <w:start w:val="1"/>
+      <w:numFmt w:val="bullet"/>
+      <w:lvlText w:val=""/>
+      <w:lvlJc w:val="left"/>
+      <w:pPr>
+        <w:tabs>
+          <w:tab w:val="num" w:pos="5040"/>
+        </w:tabs>
+        <w:ind w:left="5040" w:hanging="360"/>
+      </w:pPr>
+      <w:rPr>
+        <w:rFonts w:ascii="Wingdings" w:hAnsi="Wingdings" w:hint="default"/>
+        <w:sz w:val="20"/>
+      </w:rPr>
+    </w:lvl>
+    <w:lvl w:ilvl="7" w:tentative="1">
+      <w:start w:val="1"/>
+      <w:numFmt w:val="bullet"/>
+      <w:lvlText w:val=""/>
+      <w:lvlJc w:val="left"/>
+      <w:pPr>
+        <w:tabs>
+          <w:tab w:val="num" w:pos="5760"/>
+        </w:tabs>
+        <w:ind w:left="5760" w:hanging="360"/>
+      </w:pPr>
+      <w:rPr>
+        <w:rFonts w:ascii="Wingdings" w:hAnsi="Wingdings" w:hint="default"/>
+        <w:sz w:val="20"/>
+      </w:rPr>
+    </w:lvl>
+    <w:lvl w:ilvl="8" w:tentative="1">
+      <w:start w:val="1"/>
+      <w:numFmt w:val="bullet"/>
+      <w:lvlText w:val=""/>
+      <w:lvlJc w:val="left"/>
+      <w:pPr>
+        <w:tabs>
+          <w:tab w:val="num" w:pos="6480"/>
+        </w:tabs>
+        <w:ind w:left="6480" w:hanging="360"/>
+      </w:pPr>
+      <w:rPr>
+        <w:rFonts w:ascii="Wingdings" w:hAnsi="Wingdings" w:hint="default"/>
+        <w:sz w:val="20"/>
+      </w:rPr>
+    </w:lvl>
+  </w:abstractNum>
+  <w:abstractNum w:abstractNumId="18" w15:restartNumberingAfterBreak="0">
+    <w:nsid w:val="73E85D5F"/>
+    <w:multiLevelType w:val="multilevel"/>
+    <w:tmpl w:val="8100750E"/>
+    <w:lvl w:ilvl="0">
+      <w:start w:val="1"/>
+      <w:numFmt w:val="bullet"/>
+      <w:lvlText w:val=""/>
+      <w:lvlJc w:val="left"/>
+      <w:pPr>
+        <w:tabs>
+          <w:tab w:val="num" w:pos="720"/>
+        </w:tabs>
+        <w:ind w:left="720" w:hanging="360"/>
+      </w:pPr>
+      <w:rPr>
+        <w:rFonts w:ascii="Symbol" w:hAnsi="Symbol" w:hint="default"/>
+        <w:sz w:val="20"/>
+      </w:rPr>
+    </w:lvl>
+    <w:lvl w:ilvl="1" w:tentative="1">
+      <w:start w:val="1"/>
+      <w:numFmt w:val="bullet"/>
+      <w:lvlText w:val="o"/>
+      <w:lvlJc w:val="left"/>
+      <w:pPr>
+        <w:tabs>
+          <w:tab w:val="num" w:pos="1440"/>
+        </w:tabs>
+        <w:ind w:left="1440" w:hanging="360"/>
+      </w:pPr>
+      <w:rPr>
+        <w:rFonts w:ascii="Courier New" w:hAnsi="Courier New" w:hint="default"/>
+        <w:sz w:val="20"/>
+      </w:rPr>
+    </w:lvl>
+    <w:lvl w:ilvl="2" w:tentative="1">
+      <w:start w:val="1"/>
+      <w:numFmt w:val="bullet"/>
+      <w:lvlText w:val=""/>
+      <w:lvlJc w:val="left"/>
+      <w:pPr>
+        <w:tabs>
+          <w:tab w:val="num" w:pos="2160"/>
+        </w:tabs>
+        <w:ind w:left="2160" w:hanging="360"/>
+      </w:pPr>
+      <w:rPr>
+        <w:rFonts w:ascii="Wingdings" w:hAnsi="Wingdings" w:hint="default"/>
+        <w:sz w:val="20"/>
+      </w:rPr>
+    </w:lvl>
+    <w:lvl w:ilvl="3" w:tentative="1">
+      <w:start w:val="1"/>
+      <w:numFmt w:val="bullet"/>
+      <w:lvlText w:val=""/>
+      <w:lvlJc w:val="left"/>
+      <w:pPr>
+        <w:tabs>
+          <w:tab w:val="num" w:pos="2880"/>
+        </w:tabs>
+        <w:ind w:left="2880" w:hanging="360"/>
+      </w:pPr>
+      <w:rPr>
+        <w:rFonts w:ascii="Wingdings" w:hAnsi="Wingdings" w:hint="default"/>
+        <w:sz w:val="20"/>
+      </w:rPr>
+    </w:lvl>
+    <w:lvl w:ilvl="4" w:tentative="1">
+      <w:start w:val="1"/>
+      <w:numFmt w:val="bullet"/>
+      <w:lvlText w:val=""/>
+      <w:lvlJc w:val="left"/>
+      <w:pPr>
+        <w:tabs>
+          <w:tab w:val="num" w:pos="3600"/>
+        </w:tabs>
+        <w:ind w:left="3600" w:hanging="360"/>
+      </w:pPr>
+      <w:rPr>
+        <w:rFonts w:ascii="Wingdings" w:hAnsi="Wingdings" w:hint="default"/>
+        <w:sz w:val="20"/>
+      </w:rPr>
+    </w:lvl>
+    <w:lvl w:ilvl="5" w:tentative="1">
+      <w:start w:val="1"/>
+      <w:numFmt w:val="bullet"/>
+      <w:lvlText w:val=""/>
+      <w:lvlJc w:val="left"/>
+      <w:pPr>
+        <w:tabs>
+          <w:tab w:val="num" w:pos="4320"/>
+        </w:tabs>
+        <w:ind w:left="4320" w:hanging="360"/>
+      </w:pPr>
+      <w:rPr>
+        <w:rFonts w:ascii="Wingdings" w:hAnsi="Wingdings" w:hint="default"/>
+        <w:sz w:val="20"/>
+      </w:rPr>
+    </w:lvl>
+    <w:lvl w:ilvl="6" w:tentative="1">
+      <w:start w:val="1"/>
+      <w:numFmt w:val="bullet"/>
+      <w:lvlText w:val=""/>
+      <w:lvlJc w:val="left"/>
+      <w:pPr>
+        <w:tabs>
+          <w:tab w:val="num" w:pos="5040"/>
+        </w:tabs>
+        <w:ind w:left="5040" w:hanging="360"/>
+      </w:pPr>
+      <w:rPr>
+        <w:rFonts w:ascii="Wingdings" w:hAnsi="Wingdings" w:hint="default"/>
+        <w:sz w:val="20"/>
+      </w:rPr>
+    </w:lvl>
+    <w:lvl w:ilvl="7" w:tentative="1">
+      <w:start w:val="1"/>
+      <w:numFmt w:val="bullet"/>
+      <w:lvlText w:val=""/>
+      <w:lvlJc w:val="left"/>
+      <w:pPr>
+        <w:tabs>
+          <w:tab w:val="num" w:pos="5760"/>
+        </w:tabs>
+        <w:ind w:left="5760" w:hanging="360"/>
+      </w:pPr>
+      <w:rPr>
+        <w:rFonts w:ascii="Wingdings" w:hAnsi="Wingdings" w:hint="default"/>
+        <w:sz w:val="20"/>
+      </w:rPr>
+    </w:lvl>
+    <w:lvl w:ilvl="8" w:tentative="1">
+      <w:start w:val="1"/>
+      <w:numFmt w:val="bullet"/>
+      <w:lvlText w:val=""/>
+      <w:lvlJc w:val="left"/>
+      <w:pPr>
+        <w:tabs>
+          <w:tab w:val="num" w:pos="6480"/>
+        </w:tabs>
+        <w:ind w:left="6480" w:hanging="360"/>
+      </w:pPr>
+      <w:rPr>
+        <w:rFonts w:ascii="Wingdings" w:hAnsi="Wingdings" w:hint="default"/>
+        <w:sz w:val="20"/>
+      </w:rPr>
+    </w:lvl>
+  </w:abstractNum>
+  <w:abstractNum w:abstractNumId="19" w15:restartNumberingAfterBreak="0">
+    <w:nsid w:val="74146147"/>
+    <w:multiLevelType w:val="multilevel"/>
+    <w:tmpl w:val="32320F46"/>
+    <w:lvl w:ilvl="0">
+      <w:start w:val="1"/>
+      <w:numFmt w:val="bullet"/>
+      <w:lvlText w:val=""/>
+      <w:lvlJc w:val="left"/>
+      <w:pPr>
+        <w:tabs>
+          <w:tab w:val="num" w:pos="720"/>
+        </w:tabs>
+        <w:ind w:left="720" w:hanging="360"/>
+      </w:pPr>
+      <w:rPr>
+        <w:rFonts w:ascii="Symbol" w:hAnsi="Symbol" w:hint="default"/>
+        <w:sz w:val="20"/>
+      </w:rPr>
+    </w:lvl>
+    <w:lvl w:ilvl="1" w:tentative="1">
+      <w:start w:val="1"/>
+      <w:numFmt w:val="bullet"/>
+      <w:lvlText w:val="o"/>
+      <w:lvlJc w:val="left"/>
+      <w:pPr>
+        <w:tabs>
+          <w:tab w:val="num" w:pos="1440"/>
+        </w:tabs>
+        <w:ind w:left="1440" w:hanging="360"/>
+      </w:pPr>
+      <w:rPr>
+        <w:rFonts w:ascii="Courier New" w:hAnsi="Courier New" w:hint="default"/>
+        <w:sz w:val="20"/>
+      </w:rPr>
+    </w:lvl>
+    <w:lvl w:ilvl="2" w:tentative="1">
+      <w:start w:val="1"/>
+      <w:numFmt w:val="bullet"/>
+      <w:lvlText w:val=""/>
+      <w:lvlJc w:val="left"/>
+      <w:pPr>
+        <w:tabs>
+          <w:tab w:val="num" w:pos="2160"/>
+        </w:tabs>
+        <w:ind w:left="2160" w:hanging="360"/>
+      </w:pPr>
+      <w:rPr>
+        <w:rFonts w:ascii="Wingdings" w:hAnsi="Wingdings" w:hint="default"/>
+        <w:sz w:val="20"/>
+      </w:rPr>
+    </w:lvl>
+    <w:lvl w:ilvl="3" w:tentative="1">
+      <w:start w:val="1"/>
+      <w:numFmt w:val="bullet"/>
+      <w:lvlText w:val=""/>
+      <w:lvlJc w:val="left"/>
+      <w:pPr>
+        <w:tabs>
+          <w:tab w:val="num" w:pos="2880"/>
+        </w:tabs>
+        <w:ind w:left="2880" w:hanging="360"/>
+      </w:pPr>
+      <w:rPr>
+        <w:rFonts w:ascii="Wingdings" w:hAnsi="Wingdings" w:hint="default"/>
+        <w:sz w:val="20"/>
+      </w:rPr>
+    </w:lvl>
+    <w:lvl w:ilvl="4" w:tentative="1">
+      <w:start w:val="1"/>
+      <w:numFmt w:val="bullet"/>
+      <w:lvlText w:val=""/>
+      <w:lvlJc w:val="left"/>
+      <w:pPr>
+        <w:tabs>
+          <w:tab w:val="num" w:pos="3600"/>
+        </w:tabs>
+        <w:ind w:left="3600" w:hanging="360"/>
+      </w:pPr>
+      <w:rPr>
+        <w:rFonts w:ascii="Wingdings" w:hAnsi="Wingdings" w:hint="default"/>
+        <w:sz w:val="20"/>
+      </w:rPr>
+    </w:lvl>
+    <w:lvl w:ilvl="5" w:tentative="1">
+      <w:start w:val="1"/>
+      <w:numFmt w:val="bullet"/>
+      <w:lvlText w:val=""/>
+      <w:lvlJc w:val="left"/>
+      <w:pPr>
+        <w:tabs>
+          <w:tab w:val="num" w:pos="4320"/>
+        </w:tabs>
+        <w:ind w:left="4320" w:hanging="360"/>
+      </w:pPr>
+      <w:rPr>
+        <w:rFonts w:ascii="Wingdings" w:hAnsi="Wingdings" w:hint="default"/>
+        <w:sz w:val="20"/>
+      </w:rPr>
+    </w:lvl>
+    <w:lvl w:ilvl="6" w:tentative="1">
+      <w:start w:val="1"/>
+      <w:numFmt w:val="bullet"/>
+      <w:lvlText w:val=""/>
+      <w:lvlJc w:val="left"/>
+      <w:pPr>
+        <w:tabs>
+          <w:tab w:val="num" w:pos="5040"/>
+        </w:tabs>
+        <w:ind w:left="5040" w:hanging="360"/>
+      </w:pPr>
+      <w:rPr>
+        <w:rFonts w:ascii="Wingdings" w:hAnsi="Wingdings" w:hint="default"/>
+        <w:sz w:val="20"/>
+      </w:rPr>
+    </w:lvl>
+    <w:lvl w:ilvl="7" w:tentative="1">
+      <w:start w:val="1"/>
+      <w:numFmt w:val="bullet"/>
+      <w:lvlText w:val=""/>
+      <w:lvlJc w:val="left"/>
+      <w:pPr>
+        <w:tabs>
+          <w:tab w:val="num" w:pos="5760"/>
+        </w:tabs>
+        <w:ind w:left="5760" w:hanging="360"/>
+      </w:pPr>
+      <w:rPr>
+        <w:rFonts w:ascii="Wingdings" w:hAnsi="Wingdings" w:hint="default"/>
+        <w:sz w:val="20"/>
+      </w:rPr>
+    </w:lvl>
+    <w:lvl w:ilvl="8" w:tentative="1">
+      <w:start w:val="1"/>
+      <w:numFmt w:val="bullet"/>
+      <w:lvlText w:val=""/>
+      <w:lvlJc w:val="left"/>
+      <w:pPr>
+        <w:tabs>
+          <w:tab w:val="num" w:pos="6480"/>
+        </w:tabs>
+        <w:ind w:left="6480" w:hanging="360"/>
+      </w:pPr>
+      <w:rPr>
+        <w:rFonts w:ascii="Wingdings" w:hAnsi="Wingdings" w:hint="default"/>
+        <w:sz w:val="20"/>
+      </w:rPr>
+    </w:lvl>
+  </w:abstractNum>
+  <w:abstractNum w:abstractNumId="20" w15:restartNumberingAfterBreak="0">
     <w:nsid w:val="7DD05627"/>
     <w:multiLevelType w:val="multilevel"/>
     <w:tmpl w:val="6B0057BC"/>
@@ -2035,19 +5316,19 @@
     </w:lvl>
   </w:abstractNum>
   <w:num w:numId="1">
-    <w:abstractNumId w:val="3"/>
+    <w:abstractNumId w:val="4"/>
   </w:num>
   <w:num w:numId="2">
-    <w:abstractNumId w:val="4"/>
+    <w:abstractNumId w:val="6"/>
   </w:num>
   <w:num w:numId="3">
+    <w:abstractNumId w:val="20"/>
+  </w:num>
+  <w:num w:numId="4">
     <w:abstractNumId w:val="9"/>
   </w:num>
-  <w:num w:numId="4">
-    <w:abstractNumId w:val="5"/>
-  </w:num>
   <w:num w:numId="5">
-    <w:abstractNumId w:val="8"/>
+    <w:abstractNumId w:val="14"/>
   </w:num>
   <w:num w:numId="6">
     <w:abstractNumId w:val="0"/>
@@ -2056,13 +5337,46 @@
     <w:abstractNumId w:val="1"/>
   </w:num>
   <w:num w:numId="8">
+    <w:abstractNumId w:val="3"/>
+  </w:num>
+  <w:num w:numId="9">
+    <w:abstractNumId w:val="12"/>
+  </w:num>
+  <w:num w:numId="10">
+    <w:abstractNumId w:val="11"/>
+  </w:num>
+  <w:num w:numId="11">
+    <w:abstractNumId w:val="17"/>
+  </w:num>
+  <w:num w:numId="12">
+    <w:abstractNumId w:val="13"/>
+  </w:num>
+  <w:num w:numId="13">
+    <w:abstractNumId w:val="16"/>
+  </w:num>
+  <w:num w:numId="14">
+    <w:abstractNumId w:val="15"/>
+  </w:num>
+  <w:num w:numId="15">
     <w:abstractNumId w:val="2"/>
   </w:num>
-  <w:num w:numId="9">
+  <w:num w:numId="16">
     <w:abstractNumId w:val="7"/>
   </w:num>
-  <w:num w:numId="10">
-    <w:abstractNumId w:val="6"/>
+  <w:num w:numId="17">
+    <w:abstractNumId w:val="8"/>
+  </w:num>
+  <w:num w:numId="18">
+    <w:abstractNumId w:val="19"/>
+  </w:num>
+  <w:num w:numId="19">
+    <w:abstractNumId w:val="10"/>
+  </w:num>
+  <w:num w:numId="20">
+    <w:abstractNumId w:val="18"/>
+  </w:num>
+  <w:num w:numId="21">
+    <w:abstractNumId w:val="5"/>
   </w:num>
   <w:numIdMacAtCleanup w:val="10"/>
 </w:numbering>
@@ -3781,7 +7095,7 @@
 </file>
 
 <file path=customXml/itemProps1.xml><?xml version="1.0" encoding="utf-8"?>
-<ds:datastoreItem xmlns:ds="http://schemas.openxmlformats.org/officeDocument/2006/customXml" ds:itemID="{32A4EDEA-1BEA-426E-9ADE-6A7C1B8A5EFE}">
+<ds:datastoreItem xmlns:ds="http://schemas.openxmlformats.org/officeDocument/2006/customXml" ds:itemID="{BEE734E4-2ED0-415B-A369-DC09376B255C}">
   <ds:schemaRefs>
     <ds:schemaRef ds:uri="http://schemas.openxmlformats.org/officeDocument/2006/bibliography"/>
   </ds:schemaRefs>

--- a/DR/Дипломен_проект.docx
+++ b/DR/Дипломен_проект.docx
@@ -362,9 +362,24 @@
     </w:p>
     <w:p>
       <w:pPr>
+        <w:rPr>
+          <w:b/>
+          <w:lang w:eastAsia="bg-BG"/>
+        </w:rPr>
+      </w:pPr>
+      <w:r>
+        <w:rPr>
+          <w:rFonts w:ascii="Segoe UI" w:hAnsi="Segoe UI" w:cs="Segoe UI"/>
+          <w:b/>
+        </w:rPr>
+        <w:t>АНАЛИЗ НА КОМПЮТЪРНИТЕ МРЕЖИ И ПРОТОКОЛИ</w:t>
+      </w:r>
+    </w:p>
+    <w:p>
+      <w:pPr>
         <w:numPr>
           <w:ilvl w:val="0"/>
-          <w:numId w:val="11"/>
+          <w:numId w:val="22"/>
         </w:numPr>
         <w:pBdr>
           <w:top w:val="single" w:sz="2" w:space="0" w:color="E5E7EB"/>
@@ -401,32 +416,8 @@
           <w:szCs w:val="27"/>
           <w:lang w:eastAsia="bg-BG"/>
         </w:rPr>
-        <w:t>Г</w:t>
-      </w:r>
-      <w:r>
-        <w:rPr>
-          <w:rFonts w:ascii="Segoe UI" w:eastAsia="Times New Roman" w:hAnsi="Segoe UI" w:cs="Segoe UI"/>
-          <w:b/>
-          <w:bCs/>
-          <w:sz w:val="27"/>
-          <w:szCs w:val="27"/>
-          <w:lang w:eastAsia="bg-BG"/>
-        </w:rPr>
-        <w:t>лава 1: Клиент-сървър архитектура и мр</w:t>
-      </w:r>
-      <w:r>
-        <w:rPr>
-          <w:rFonts w:ascii="Segoe UI" w:eastAsia="Times New Roman" w:hAnsi="Segoe UI" w:cs="Segoe UI"/>
-          <w:b/>
-          <w:bCs/>
-          <w:sz w:val="27"/>
-          <w:szCs w:val="27"/>
-          <w:lang w:eastAsia="bg-BG"/>
-        </w:rPr>
-        <w:t xml:space="preserve">ежови комуникации </w:t>
-      </w:r>
-      <w:bookmarkStart w:id="4" w:name="_GoBack"/>
-      <w:bookmarkEnd w:id="4"/>
+        <w:t>1. Същност и роля на компютърните мрежи в разпределените системи</w:t>
+      </w:r>
     </w:p>
     <w:p>
       <w:pPr>
@@ -448,19 +439,41 @@
       <w:r>
         <w:rPr>
           <w:rFonts w:ascii="Segoe UI" w:eastAsia="Times New Roman" w:hAnsi="Segoe UI" w:cs="Segoe UI"/>
-          <w:b/>
-          <w:bCs/>
-          <w:bdr w:val="single" w:sz="2" w:space="0" w:color="E5E7EB" w:frame="1"/>
-          <w:lang w:eastAsia="bg-BG"/>
-        </w:rPr>
-        <w:t>1.1. Моделът "Клиент-Сървър"</w:t>
+          <w:lang w:eastAsia="bg-BG"/>
+        </w:rPr>
+        <w:t>Компютърната мрежа представлява съвкупност от автономни устройства, свързани чрез физически медии (кабели) или безжични технологии (Wi-Fi), които обменят информация чрез единни правила. В настоящия проект мрежата е жизненоважната среда, която свързва мобилния клиент с десктоп сървъра.</w:t>
       </w:r>
     </w:p>
     <w:p>
       <w:pPr>
+        <w:pBdr>
+          <w:top w:val="single" w:sz="2" w:space="0" w:color="E5E7EB"/>
+          <w:left w:val="single" w:sz="2" w:space="0" w:color="E5E7EB"/>
+          <w:bottom w:val="single" w:sz="2" w:space="0" w:color="E5E7EB"/>
+          <w:right w:val="single" w:sz="2" w:space="0" w:color="E5E7EB"/>
+        </w:pBdr>
+        <w:shd w:val="clear" w:color="auto" w:fill="FFFFFF"/>
+        <w:spacing w:after="150" w:line="240" w:lineRule="auto"/>
+        <w:ind w:firstLine="0"/>
+        <w:jc w:val="left"/>
+        <w:rPr>
+          <w:rFonts w:ascii="Segoe UI" w:eastAsia="Times New Roman" w:hAnsi="Segoe UI" w:cs="Segoe UI"/>
+          <w:lang w:eastAsia="bg-BG"/>
+        </w:rPr>
+      </w:pPr>
+      <w:r>
+        <w:rPr>
+          <w:rFonts w:ascii="Segoe UI" w:eastAsia="Times New Roman" w:hAnsi="Segoe UI" w:cs="Segoe UI"/>
+          <w:lang w:eastAsia="bg-BG"/>
+        </w:rPr>
+        <w:t>Основните характеристики на мрежата, използвана в проекта, са:</w:t>
+      </w:r>
+    </w:p>
+    <w:p>
+      <w:pPr>
         <w:numPr>
           <w:ilvl w:val="0"/>
-          <w:numId w:val="11"/>
+          <w:numId w:val="22"/>
         </w:numPr>
         <w:pBdr>
           <w:top w:val="single" w:sz="2" w:space="0" w:color="E5E7EB"/>
@@ -484,21 +497,21 @@
           <w:bdr w:val="single" w:sz="2" w:space="0" w:color="E5E7EB" w:frame="1"/>
           <w:lang w:eastAsia="bg-BG"/>
         </w:rPr>
-        <w:t>Определение:</w:t>
-      </w:r>
-      <w:r>
-        <w:rPr>
-          <w:rFonts w:ascii="Segoe UI" w:eastAsia="Times New Roman" w:hAnsi="Segoe UI" w:cs="Segoe UI"/>
-          <w:lang w:eastAsia="bg-BG"/>
-        </w:rPr>
-        <w:t> Обяснете ролята на "клиента" (мобилния браузър) като инициатор и на "сървъра" (Django) като доставчик на ресурси и изпълнител на команди.</w:t>
+        <w:t>Локален обхват (LAN):</w:t>
+      </w:r>
+      <w:r>
+        <w:rPr>
+          <w:rFonts w:ascii="Segoe UI" w:eastAsia="Times New Roman" w:hAnsi="Segoe UI" w:cs="Segoe UI"/>
+          <w:lang w:eastAsia="bg-BG"/>
+        </w:rPr>
+        <w:t> Комуникацията се осъществява в рамките на една домашна или офис мрежа.</w:t>
       </w:r>
     </w:p>
     <w:p>
       <w:pPr>
         <w:numPr>
           <w:ilvl w:val="0"/>
-          <w:numId w:val="11"/>
+          <w:numId w:val="22"/>
         </w:numPr>
         <w:pBdr>
           <w:top w:val="single" w:sz="2" w:space="0" w:color="E5E7EB"/>
@@ -522,14 +535,93 @@
           <w:bdr w:val="single" w:sz="2" w:space="0" w:color="E5E7EB" w:frame="1"/>
           <w:lang w:eastAsia="bg-BG"/>
         </w:rPr>
-        <w:t>Разпределени системи:</w:t>
-      </w:r>
-      <w:r>
-        <w:rPr>
-          <w:rFonts w:ascii="Segoe UI" w:eastAsia="Times New Roman" w:hAnsi="Segoe UI" w:cs="Segoe UI"/>
-          <w:lang w:eastAsia="bg-BG"/>
-        </w:rPr>
-        <w:t> Как този модел позволява управление на отдалечени ресурси.</w:t>
+        <w:t>Топология:</w:t>
+      </w:r>
+      <w:r>
+        <w:rPr>
+          <w:rFonts w:ascii="Segoe UI" w:eastAsia="Times New Roman" w:hAnsi="Segoe UI" w:cs="Segoe UI"/>
+          <w:lang w:eastAsia="bg-BG"/>
+        </w:rPr>
+        <w:t> Типична „звезда“, където рутерът действа като централен възел, разпределящ пакетите между телефона и лаптопа.</w:t>
+      </w:r>
+    </w:p>
+    <w:p>
+      <w:pPr>
+        <w:numPr>
+          <w:ilvl w:val="0"/>
+          <w:numId w:val="22"/>
+        </w:numPr>
+        <w:pBdr>
+          <w:top w:val="single" w:sz="2" w:space="0" w:color="E5E7EB"/>
+          <w:left w:val="single" w:sz="2" w:space="0" w:color="E5E7EB"/>
+          <w:bottom w:val="single" w:sz="2" w:space="0" w:color="E5E7EB"/>
+          <w:right w:val="single" w:sz="2" w:space="0" w:color="E5E7EB"/>
+        </w:pBdr>
+        <w:shd w:val="clear" w:color="auto" w:fill="FFFFFF"/>
+        <w:spacing w:before="60" w:after="100" w:afterAutospacing="1" w:line="240" w:lineRule="auto"/>
+        <w:jc w:val="left"/>
+        <w:rPr>
+          <w:rFonts w:ascii="Segoe UI" w:eastAsia="Times New Roman" w:hAnsi="Segoe UI" w:cs="Segoe UI"/>
+          <w:lang w:eastAsia="bg-BG"/>
+        </w:rPr>
+      </w:pPr>
+      <w:r>
+        <w:rPr>
+          <w:rFonts w:ascii="Segoe UI" w:eastAsia="Times New Roman" w:hAnsi="Segoe UI" w:cs="Segoe UI"/>
+          <w:b/>
+          <w:bCs/>
+          <w:bdr w:val="single" w:sz="2" w:space="0" w:color="E5E7EB" w:frame="1"/>
+          <w:lang w:eastAsia="bg-BG"/>
+        </w:rPr>
+        <w:t>Транспортна среда:</w:t>
+      </w:r>
+      <w:r>
+        <w:rPr>
+          <w:rFonts w:ascii="Segoe UI" w:eastAsia="Times New Roman" w:hAnsi="Segoe UI" w:cs="Segoe UI"/>
+          <w:lang w:eastAsia="bg-BG"/>
+        </w:rPr>
+        <w:t> Безжичен пренос на данни (IEEE 802.11 - Wi-Fi).</w:t>
+      </w:r>
+    </w:p>
+    <w:p>
+      <w:pPr>
+        <w:numPr>
+          <w:ilvl w:val="0"/>
+          <w:numId w:val="22"/>
+        </w:numPr>
+        <w:pBdr>
+          <w:top w:val="single" w:sz="2" w:space="0" w:color="E5E7EB"/>
+          <w:left w:val="single" w:sz="2" w:space="0" w:color="E5E7EB"/>
+          <w:bottom w:val="single" w:sz="2" w:space="0" w:color="E5E7EB"/>
+          <w:right w:val="single" w:sz="2" w:space="0" w:color="E5E7EB"/>
+        </w:pBdr>
+        <w:shd w:val="clear" w:color="auto" w:fill="FFFFFF"/>
+        <w:tabs>
+          <w:tab w:val="clear" w:pos="720"/>
+        </w:tabs>
+        <w:spacing w:before="288" w:after="144" w:line="240" w:lineRule="auto"/>
+        <w:ind w:left="0" w:firstLine="0"/>
+        <w:jc w:val="left"/>
+        <w:outlineLvl w:val="2"/>
+        <w:rPr>
+          <w:rFonts w:ascii="Segoe UI" w:eastAsia="Times New Roman" w:hAnsi="Segoe UI" w:cs="Segoe UI"/>
+          <w:b/>
+          <w:bCs/>
+          <w:sz w:val="27"/>
+          <w:szCs w:val="27"/>
+          <w:lang w:eastAsia="bg-BG"/>
+        </w:rPr>
+      </w:pPr>
+      <w:r>
+        <w:rPr>
+          <w:rFonts w:ascii="Segoe UI" w:eastAsia="Times New Roman" w:hAnsi="Segoe UI" w:cs="Segoe UI"/>
+          <w:b/>
+          <w:bCs/>
+          <w:sz w:val="27"/>
+          <w:szCs w:val="27"/>
+          <w:lang w:eastAsia="bg-BG"/>
+        </w:rPr>
+        <w:t>2. Подробен анализ на OSI модела (Седемслоен модел)</w:t>
       </w:r>
     </w:p>
     <w:p>
@@ -552,19 +644,16 @@
       <w:r>
         <w:rPr>
           <w:rFonts w:ascii="Segoe UI" w:eastAsia="Times New Roman" w:hAnsi="Segoe UI" w:cs="Segoe UI"/>
-          <w:b/>
-          <w:bCs/>
-          <w:bdr w:val="single" w:sz="2" w:space="0" w:color="E5E7EB" w:frame="1"/>
-          <w:lang w:eastAsia="bg-BG"/>
-        </w:rPr>
-        <w:t>1.2. Протоколен стек TCP/IP и OSI модел</w:t>
+          <w:lang w:eastAsia="bg-BG"/>
+        </w:rPr>
+        <w:t>За да функционира управлението на десктоп приложение през телефон, данните преминават през сложна йерархия от слоеве. Всеки слой добавя специфична информация (енкапсулация):</w:t>
       </w:r>
     </w:p>
     <w:p>
       <w:pPr>
         <w:numPr>
           <w:ilvl w:val="0"/>
-          <w:numId w:val="12"/>
+          <w:numId w:val="23"/>
         </w:numPr>
         <w:pBdr>
           <w:top w:val="single" w:sz="2" w:space="0" w:color="E5E7EB"/>
@@ -588,21 +677,436 @@
           <w:bdr w:val="single" w:sz="2" w:space="0" w:color="E5E7EB" w:frame="1"/>
           <w:lang w:eastAsia="bg-BG"/>
         </w:rPr>
-        <w:t>Слоеве на OSI модела:</w:t>
-      </w:r>
-      <w:r>
-        <w:rPr>
-          <w:rFonts w:ascii="Segoe UI" w:eastAsia="Times New Roman" w:hAnsi="Segoe UI" w:cs="Segoe UI"/>
-          <w:lang w:eastAsia="bg-BG"/>
-        </w:rPr>
-        <w:t> Подробно описание на Приложния слой (Application Layer), където работи HTTP, и Транспортния слой (Transport Layer), където TCP гарантира доставката на пакетите.</w:t>
+        <w:t>Физически слой (Physical Layer):</w:t>
+      </w:r>
+      <w:r>
+        <w:rPr>
+          <w:rFonts w:ascii="Segoe UI" w:eastAsia="Times New Roman" w:hAnsi="Segoe UI" w:cs="Segoe UI"/>
+          <w:lang w:eastAsia="bg-BG"/>
+        </w:rPr>
+        <w:t> Тук данните са битове, пренасяни чрез радиовълни от антената на телефона до рутера.</w:t>
       </w:r>
     </w:p>
     <w:p>
       <w:pPr>
         <w:numPr>
           <w:ilvl w:val="0"/>
-          <w:numId w:val="12"/>
+          <w:numId w:val="23"/>
+        </w:numPr>
+        <w:pBdr>
+          <w:top w:val="single" w:sz="2" w:space="0" w:color="E5E7EB"/>
+          <w:left w:val="single" w:sz="2" w:space="0" w:color="E5E7EB"/>
+          <w:bottom w:val="single" w:sz="2" w:space="0" w:color="E5E7EB"/>
+          <w:right w:val="single" w:sz="2" w:space="0" w:color="E5E7EB"/>
+        </w:pBdr>
+        <w:shd w:val="clear" w:color="auto" w:fill="FFFFFF"/>
+        <w:spacing w:before="60" w:after="100" w:afterAutospacing="1" w:line="240" w:lineRule="auto"/>
+        <w:jc w:val="left"/>
+        <w:rPr>
+          <w:rFonts w:ascii="Segoe UI" w:eastAsia="Times New Roman" w:hAnsi="Segoe UI" w:cs="Segoe UI"/>
+          <w:lang w:eastAsia="bg-BG"/>
+        </w:rPr>
+      </w:pPr>
+      <w:r>
+        <w:rPr>
+          <w:rFonts w:ascii="Segoe UI" w:eastAsia="Times New Roman" w:hAnsi="Segoe UI" w:cs="Segoe UI"/>
+          <w:b/>
+          <w:bCs/>
+          <w:bdr w:val="single" w:sz="2" w:space="0" w:color="E5E7EB" w:frame="1"/>
+          <w:lang w:eastAsia="bg-BG"/>
+        </w:rPr>
+        <w:t>Канален слой (Data Link Layer):</w:t>
+      </w:r>
+      <w:r>
+        <w:rPr>
+          <w:rFonts w:ascii="Segoe UI" w:eastAsia="Times New Roman" w:hAnsi="Segoe UI" w:cs="Segoe UI"/>
+          <w:lang w:eastAsia="bg-BG"/>
+        </w:rPr>
+        <w:t> Тук се използват MAC адресите на устройствата. Този слой осигурява надеждна връзка от точка до точка в локалната мрежа.</w:t>
+      </w:r>
+    </w:p>
+    <w:p>
+      <w:pPr>
+        <w:numPr>
+          <w:ilvl w:val="0"/>
+          <w:numId w:val="23"/>
+        </w:numPr>
+        <w:pBdr>
+          <w:top w:val="single" w:sz="2" w:space="0" w:color="E5E7EB"/>
+          <w:left w:val="single" w:sz="2" w:space="0" w:color="E5E7EB"/>
+          <w:bottom w:val="single" w:sz="2" w:space="0" w:color="E5E7EB"/>
+          <w:right w:val="single" w:sz="2" w:space="0" w:color="E5E7EB"/>
+        </w:pBdr>
+        <w:shd w:val="clear" w:color="auto" w:fill="FFFFFF"/>
+        <w:spacing w:before="60" w:after="100" w:afterAutospacing="1" w:line="240" w:lineRule="auto"/>
+        <w:jc w:val="left"/>
+        <w:rPr>
+          <w:rFonts w:ascii="Segoe UI" w:eastAsia="Times New Roman" w:hAnsi="Segoe UI" w:cs="Segoe UI"/>
+          <w:lang w:eastAsia="bg-BG"/>
+        </w:rPr>
+      </w:pPr>
+      <w:r>
+        <w:rPr>
+          <w:rFonts w:ascii="Segoe UI" w:eastAsia="Times New Roman" w:hAnsi="Segoe UI" w:cs="Segoe UI"/>
+          <w:b/>
+          <w:bCs/>
+          <w:bdr w:val="single" w:sz="2" w:space="0" w:color="E5E7EB" w:frame="1"/>
+          <w:lang w:eastAsia="bg-BG"/>
+        </w:rPr>
+        <w:t>Мрежови слой (Network Layer):</w:t>
+      </w:r>
+      <w:r>
+        <w:rPr>
+          <w:rFonts w:ascii="Segoe UI" w:eastAsia="Times New Roman" w:hAnsi="Segoe UI" w:cs="Segoe UI"/>
+          <w:lang w:eastAsia="bg-BG"/>
+        </w:rPr>
+        <w:t> Най-важният слой за идентификация. Използва се </w:t>
+      </w:r>
+      <w:r>
+        <w:rPr>
+          <w:rFonts w:ascii="Segoe UI" w:eastAsia="Times New Roman" w:hAnsi="Segoe UI" w:cs="Segoe UI"/>
+          <w:b/>
+          <w:bCs/>
+          <w:bdr w:val="single" w:sz="2" w:space="0" w:color="E5E7EB" w:frame="1"/>
+          <w:lang w:eastAsia="bg-BG"/>
+        </w:rPr>
+        <w:t>IP протоколът</w:t>
+      </w:r>
+      <w:r>
+        <w:rPr>
+          <w:rFonts w:ascii="Segoe UI" w:eastAsia="Times New Roman" w:hAnsi="Segoe UI" w:cs="Segoe UI"/>
+          <w:lang w:eastAsia="bg-BG"/>
+        </w:rPr>
+        <w:t>. Вашият компютър получава локален адрес (напр. 192.168.1.15), към който телефонът се обръща. Без правилно конфигуриран IP адрес, Django сървърът би бил невидим.</w:t>
+      </w:r>
+    </w:p>
+    <w:p>
+      <w:pPr>
+        <w:numPr>
+          <w:ilvl w:val="0"/>
+          <w:numId w:val="23"/>
+        </w:numPr>
+        <w:pBdr>
+          <w:top w:val="single" w:sz="2" w:space="0" w:color="E5E7EB"/>
+          <w:left w:val="single" w:sz="2" w:space="0" w:color="E5E7EB"/>
+          <w:bottom w:val="single" w:sz="2" w:space="0" w:color="E5E7EB"/>
+          <w:right w:val="single" w:sz="2" w:space="0" w:color="E5E7EB"/>
+        </w:pBdr>
+        <w:shd w:val="clear" w:color="auto" w:fill="FFFFFF"/>
+        <w:spacing w:before="60" w:after="100" w:afterAutospacing="1" w:line="240" w:lineRule="auto"/>
+        <w:jc w:val="left"/>
+        <w:rPr>
+          <w:rFonts w:ascii="Segoe UI" w:eastAsia="Times New Roman" w:hAnsi="Segoe UI" w:cs="Segoe UI"/>
+          <w:lang w:eastAsia="bg-BG"/>
+        </w:rPr>
+      </w:pPr>
+      <w:r>
+        <w:rPr>
+          <w:rFonts w:ascii="Segoe UI" w:eastAsia="Times New Roman" w:hAnsi="Segoe UI" w:cs="Segoe UI"/>
+          <w:b/>
+          <w:bCs/>
+          <w:bdr w:val="single" w:sz="2" w:space="0" w:color="E5E7EB" w:frame="1"/>
+          <w:lang w:eastAsia="bg-BG"/>
+        </w:rPr>
+        <w:t>Транспортен слой (Transport Layer):</w:t>
+      </w:r>
+      <w:r>
+        <w:rPr>
+          <w:rFonts w:ascii="Segoe UI" w:eastAsia="Times New Roman" w:hAnsi="Segoe UI" w:cs="Segoe UI"/>
+          <w:lang w:eastAsia="bg-BG"/>
+        </w:rPr>
+        <w:t> Използва се </w:t>
+      </w:r>
+      <w:r>
+        <w:rPr>
+          <w:rFonts w:ascii="Segoe UI" w:eastAsia="Times New Roman" w:hAnsi="Segoe UI" w:cs="Segoe UI"/>
+          <w:b/>
+          <w:bCs/>
+          <w:bdr w:val="single" w:sz="2" w:space="0" w:color="E5E7EB" w:frame="1"/>
+          <w:lang w:eastAsia="bg-BG"/>
+        </w:rPr>
+        <w:t>TCP (Transmission Control Protocol)</w:t>
+      </w:r>
+      <w:r>
+        <w:rPr>
+          <w:rFonts w:ascii="Segoe UI" w:eastAsia="Times New Roman" w:hAnsi="Segoe UI" w:cs="Segoe UI"/>
+          <w:lang w:eastAsia="bg-BG"/>
+        </w:rPr>
+        <w:t>. Той гарантира, че ако натиснете бутона „Напред“, командата ще стигне до компютъра без загуба на пакети. TCP установява „сесия“ между двете устройства.</w:t>
+      </w:r>
+    </w:p>
+    <w:p>
+      <w:pPr>
+        <w:numPr>
+          <w:ilvl w:val="0"/>
+          <w:numId w:val="23"/>
+        </w:numPr>
+        <w:pBdr>
+          <w:top w:val="single" w:sz="2" w:space="0" w:color="E5E7EB"/>
+          <w:left w:val="single" w:sz="2" w:space="0" w:color="E5E7EB"/>
+          <w:bottom w:val="single" w:sz="2" w:space="0" w:color="E5E7EB"/>
+          <w:right w:val="single" w:sz="2" w:space="0" w:color="E5E7EB"/>
+        </w:pBdr>
+        <w:shd w:val="clear" w:color="auto" w:fill="FFFFFF"/>
+        <w:spacing w:before="60" w:after="100" w:afterAutospacing="1" w:line="240" w:lineRule="auto"/>
+        <w:jc w:val="left"/>
+        <w:rPr>
+          <w:rFonts w:ascii="Segoe UI" w:eastAsia="Times New Roman" w:hAnsi="Segoe UI" w:cs="Segoe UI"/>
+          <w:lang w:eastAsia="bg-BG"/>
+        </w:rPr>
+      </w:pPr>
+      <w:r>
+        <w:rPr>
+          <w:rFonts w:ascii="Segoe UI" w:eastAsia="Times New Roman" w:hAnsi="Segoe UI" w:cs="Segoe UI"/>
+          <w:b/>
+          <w:bCs/>
+          <w:bdr w:val="single" w:sz="2" w:space="0" w:color="E5E7EB" w:frame="1"/>
+          <w:lang w:eastAsia="bg-BG"/>
+        </w:rPr>
+        <w:t>Сесиен, Представителен и Приложен слоеве:</w:t>
+      </w:r>
+      <w:r>
+        <w:rPr>
+          <w:rFonts w:ascii="Segoe UI" w:eastAsia="Times New Roman" w:hAnsi="Segoe UI" w:cs="Segoe UI"/>
+          <w:lang w:eastAsia="bg-BG"/>
+        </w:rPr>
+        <w:t> Тук се дефинира форматът на данните (JSON/HTML) и самият протокол </w:t>
+      </w:r>
+      <w:r>
+        <w:rPr>
+          <w:rFonts w:ascii="Segoe UI" w:eastAsia="Times New Roman" w:hAnsi="Segoe UI" w:cs="Segoe UI"/>
+          <w:b/>
+          <w:bCs/>
+          <w:bdr w:val="single" w:sz="2" w:space="0" w:color="E5E7EB" w:frame="1"/>
+          <w:lang w:eastAsia="bg-BG"/>
+        </w:rPr>
+        <w:t>HTTP</w:t>
+      </w:r>
+      <w:r>
+        <w:rPr>
+          <w:rFonts w:ascii="Segoe UI" w:eastAsia="Times New Roman" w:hAnsi="Segoe UI" w:cs="Segoe UI"/>
+          <w:lang w:eastAsia="bg-BG"/>
+        </w:rPr>
+        <w:t>, чрез който работи приложението.</w:t>
+      </w:r>
+    </w:p>
+    <w:p>
+      <w:pPr>
+        <w:numPr>
+          <w:ilvl w:val="0"/>
+          <w:numId w:val="22"/>
+        </w:numPr>
+        <w:pBdr>
+          <w:top w:val="single" w:sz="2" w:space="0" w:color="E5E7EB"/>
+          <w:left w:val="single" w:sz="2" w:space="0" w:color="E5E7EB"/>
+          <w:bottom w:val="single" w:sz="2" w:space="0" w:color="E5E7EB"/>
+          <w:right w:val="single" w:sz="2" w:space="0" w:color="E5E7EB"/>
+        </w:pBdr>
+        <w:shd w:val="clear" w:color="auto" w:fill="FFFFFF"/>
+        <w:tabs>
+          <w:tab w:val="clear" w:pos="720"/>
+        </w:tabs>
+        <w:spacing w:before="288" w:after="144" w:line="240" w:lineRule="auto"/>
+        <w:ind w:left="0" w:firstLine="0"/>
+        <w:jc w:val="left"/>
+        <w:outlineLvl w:val="2"/>
+        <w:rPr>
+          <w:rFonts w:ascii="Segoe UI" w:eastAsia="Times New Roman" w:hAnsi="Segoe UI" w:cs="Segoe UI"/>
+          <w:b/>
+          <w:bCs/>
+          <w:sz w:val="27"/>
+          <w:szCs w:val="27"/>
+          <w:lang w:eastAsia="bg-BG"/>
+        </w:rPr>
+      </w:pPr>
+      <w:r>
+        <w:rPr>
+          <w:rFonts w:ascii="Segoe UI" w:eastAsia="Times New Roman" w:hAnsi="Segoe UI" w:cs="Segoe UI"/>
+          <w:b/>
+          <w:bCs/>
+          <w:sz w:val="27"/>
+          <w:szCs w:val="27"/>
+          <w:lang w:eastAsia="bg-BG"/>
+        </w:rPr>
+        <w:lastRenderedPageBreak/>
+        <w:t>3. Протоколът HTTP – Детайлен технически анализ</w:t>
+      </w:r>
+    </w:p>
+    <w:p>
+      <w:pPr>
+        <w:pBdr>
+          <w:top w:val="single" w:sz="2" w:space="0" w:color="E5E7EB"/>
+          <w:left w:val="single" w:sz="2" w:space="0" w:color="E5E7EB"/>
+          <w:bottom w:val="single" w:sz="2" w:space="0" w:color="E5E7EB"/>
+          <w:right w:val="single" w:sz="2" w:space="0" w:color="E5E7EB"/>
+        </w:pBdr>
+        <w:shd w:val="clear" w:color="auto" w:fill="FFFFFF"/>
+        <w:spacing w:after="150" w:line="240" w:lineRule="auto"/>
+        <w:ind w:firstLine="0"/>
+        <w:jc w:val="left"/>
+        <w:rPr>
+          <w:rFonts w:ascii="Segoe UI" w:eastAsia="Times New Roman" w:hAnsi="Segoe UI" w:cs="Segoe UI"/>
+          <w:lang w:eastAsia="bg-BG"/>
+        </w:rPr>
+      </w:pPr>
+      <w:r>
+        <w:rPr>
+          <w:rFonts w:ascii="Segoe UI" w:eastAsia="Times New Roman" w:hAnsi="Segoe UI" w:cs="Segoe UI"/>
+          <w:lang w:eastAsia="bg-BG"/>
+        </w:rPr>
+        <w:t>HTTP (HyperText Transfer Protocol) е приложен протокол, който управлява обмена на информация между браузъра на телефона и Django.</w:t>
+      </w:r>
+    </w:p>
+    <w:p>
+      <w:pPr>
+        <w:numPr>
+          <w:ilvl w:val="0"/>
+          <w:numId w:val="24"/>
+        </w:numPr>
+        <w:pBdr>
+          <w:top w:val="single" w:sz="2" w:space="0" w:color="E5E7EB"/>
+          <w:left w:val="single" w:sz="2" w:space="0" w:color="E5E7EB"/>
+          <w:bottom w:val="single" w:sz="2" w:space="0" w:color="E5E7EB"/>
+          <w:right w:val="single" w:sz="2" w:space="0" w:color="E5E7EB"/>
+        </w:pBdr>
+        <w:shd w:val="clear" w:color="auto" w:fill="FFFFFF"/>
+        <w:spacing w:before="100" w:beforeAutospacing="1" w:after="100" w:afterAutospacing="1" w:line="240" w:lineRule="auto"/>
+        <w:jc w:val="left"/>
+        <w:rPr>
+          <w:rFonts w:ascii="Segoe UI" w:eastAsia="Times New Roman" w:hAnsi="Segoe UI" w:cs="Segoe UI"/>
+          <w:lang w:eastAsia="bg-BG"/>
+        </w:rPr>
+      </w:pPr>
+      <w:r>
+        <w:rPr>
+          <w:rFonts w:ascii="Segoe UI" w:eastAsia="Times New Roman" w:hAnsi="Segoe UI" w:cs="Segoe UI"/>
+          <w:b/>
+          <w:bCs/>
+          <w:bdr w:val="single" w:sz="2" w:space="0" w:color="E5E7EB" w:frame="1"/>
+          <w:lang w:eastAsia="bg-BG"/>
+        </w:rPr>
+        <w:t>Stateless природа:</w:t>
+      </w:r>
+      <w:r>
+        <w:rPr>
+          <w:rFonts w:ascii="Segoe UI" w:eastAsia="Times New Roman" w:hAnsi="Segoe UI" w:cs="Segoe UI"/>
+          <w:lang w:eastAsia="bg-BG"/>
+        </w:rPr>
+        <w:t> HTTP е протокол без състояние. Това означава, че всяка команда за „следващ слайд“ е независима. Сървърът не поддържа постоянна връзка, което спестява ресурси и батерия на мобилното устройство.</w:t>
+      </w:r>
+    </w:p>
+    <w:p>
+      <w:pPr>
+        <w:numPr>
+          <w:ilvl w:val="0"/>
+          <w:numId w:val="24"/>
+        </w:numPr>
+        <w:pBdr>
+          <w:top w:val="single" w:sz="2" w:space="0" w:color="E5E7EB"/>
+          <w:left w:val="single" w:sz="2" w:space="0" w:color="E5E7EB"/>
+          <w:bottom w:val="single" w:sz="2" w:space="0" w:color="E5E7EB"/>
+          <w:right w:val="single" w:sz="2" w:space="0" w:color="E5E7EB"/>
+        </w:pBdr>
+        <w:shd w:val="clear" w:color="auto" w:fill="FFFFFF"/>
+        <w:spacing w:before="60" w:after="100" w:afterAutospacing="1" w:line="240" w:lineRule="auto"/>
+        <w:jc w:val="left"/>
+        <w:rPr>
+          <w:rFonts w:ascii="Segoe UI" w:eastAsia="Times New Roman" w:hAnsi="Segoe UI" w:cs="Segoe UI"/>
+          <w:lang w:eastAsia="bg-BG"/>
+        </w:rPr>
+      </w:pPr>
+      <w:r>
+        <w:rPr>
+          <w:rFonts w:ascii="Segoe UI" w:eastAsia="Times New Roman" w:hAnsi="Segoe UI" w:cs="Segoe UI"/>
+          <w:b/>
+          <w:bCs/>
+          <w:bdr w:val="single" w:sz="2" w:space="0" w:color="E5E7EB" w:frame="1"/>
+          <w:lang w:eastAsia="bg-BG"/>
+        </w:rPr>
+        <w:t>Структура на HTTP пакета:</w:t>
+      </w:r>
+    </w:p>
+    <w:p>
+      <w:pPr>
+        <w:numPr>
+          <w:ilvl w:val="1"/>
+          <w:numId w:val="24"/>
+        </w:numPr>
+        <w:pBdr>
+          <w:top w:val="single" w:sz="2" w:space="0" w:color="E5E7EB"/>
+          <w:left w:val="single" w:sz="2" w:space="0" w:color="E5E7EB"/>
+          <w:bottom w:val="single" w:sz="2" w:space="0" w:color="E5E7EB"/>
+          <w:right w:val="single" w:sz="2" w:space="0" w:color="E5E7EB"/>
+        </w:pBdr>
+        <w:shd w:val="clear" w:color="auto" w:fill="FFFFFF"/>
+        <w:spacing w:before="100" w:beforeAutospacing="1" w:after="100" w:afterAutospacing="1" w:line="240" w:lineRule="auto"/>
+        <w:jc w:val="left"/>
+        <w:rPr>
+          <w:rFonts w:ascii="Segoe UI" w:eastAsia="Times New Roman" w:hAnsi="Segoe UI" w:cs="Segoe UI"/>
+          <w:lang w:eastAsia="bg-BG"/>
+        </w:rPr>
+      </w:pPr>
+      <w:r>
+        <w:rPr>
+          <w:rFonts w:ascii="Segoe UI" w:eastAsia="Times New Roman" w:hAnsi="Segoe UI" w:cs="Segoe UI"/>
+          <w:b/>
+          <w:bCs/>
+          <w:bdr w:val="single" w:sz="2" w:space="0" w:color="E5E7EB" w:frame="1"/>
+          <w:lang w:eastAsia="bg-BG"/>
+        </w:rPr>
+        <w:t>Start Line:</w:t>
+      </w:r>
+      <w:r>
+        <w:rPr>
+          <w:rFonts w:ascii="Segoe UI" w:eastAsia="Times New Roman" w:hAnsi="Segoe UI" w:cs="Segoe UI"/>
+          <w:lang w:eastAsia="bg-BG"/>
+        </w:rPr>
+        <w:t> Указва метода (POST) и версията на протокола (HTTP/1.1).</w:t>
+      </w:r>
+    </w:p>
+    <w:p>
+      <w:pPr>
+        <w:numPr>
+          <w:ilvl w:val="1"/>
+          <w:numId w:val="24"/>
+        </w:numPr>
+        <w:pBdr>
+          <w:top w:val="single" w:sz="2" w:space="0" w:color="E5E7EB"/>
+          <w:left w:val="single" w:sz="2" w:space="0" w:color="E5E7EB"/>
+          <w:bottom w:val="single" w:sz="2" w:space="0" w:color="E5E7EB"/>
+          <w:right w:val="single" w:sz="2" w:space="0" w:color="E5E7EB"/>
+        </w:pBdr>
+        <w:shd w:val="clear" w:color="auto" w:fill="FFFFFF"/>
+        <w:spacing w:before="60" w:after="100" w:afterAutospacing="1" w:line="240" w:lineRule="auto"/>
+        <w:jc w:val="left"/>
+        <w:rPr>
+          <w:rFonts w:ascii="Segoe UI" w:eastAsia="Times New Roman" w:hAnsi="Segoe UI" w:cs="Segoe UI"/>
+          <w:lang w:eastAsia="bg-BG"/>
+        </w:rPr>
+      </w:pPr>
+      <w:r>
+        <w:rPr>
+          <w:rFonts w:ascii="Segoe UI" w:eastAsia="Times New Roman" w:hAnsi="Segoe UI" w:cs="Segoe UI"/>
+          <w:b/>
+          <w:bCs/>
+          <w:bdr w:val="single" w:sz="2" w:space="0" w:color="E5E7EB" w:frame="1"/>
+          <w:lang w:eastAsia="bg-BG"/>
+        </w:rPr>
+        <w:t>Headers (Заглавни части):</w:t>
+      </w:r>
+      <w:r>
+        <w:rPr>
+          <w:rFonts w:ascii="Segoe UI" w:eastAsia="Times New Roman" w:hAnsi="Segoe UI" w:cs="Segoe UI"/>
+          <w:lang w:eastAsia="bg-BG"/>
+        </w:rPr>
+        <w:t> Съдържат информация за браузъра (User-Agent) и типа данни, които се приемат (Content-Type: application/json).</w:t>
+      </w:r>
+    </w:p>
+    <w:p>
+      <w:pPr>
+        <w:numPr>
+          <w:ilvl w:val="1"/>
+          <w:numId w:val="24"/>
         </w:numPr>
         <w:pBdr>
           <w:top w:val="single" w:sz="2" w:space="0" w:color="E5E7EB"/>
@@ -626,14 +1130,14 @@
           <w:bdr w:val="single" w:sz="2" w:space="0" w:color="E5E7EB" w:frame="1"/>
           <w:lang w:eastAsia="bg-BG"/>
         </w:rPr>
-        <w:t>IP адресация:</w:t>
-      </w:r>
-      <w:r>
-        <w:rPr>
-          <w:rFonts w:ascii="Segoe UI" w:eastAsia="Times New Roman" w:hAnsi="Segoe UI" w:cs="Segoe UI"/>
-          <w:lang w:eastAsia="bg-BG"/>
-        </w:rPr>
-        <w:t> Разлика между публични и частни (локални) IP адреси. Обяснение на </w:t>
+        <w:t>Body (Тяло):</w:t>
+      </w:r>
+      <w:r>
+        <w:rPr>
+          <w:rFonts w:ascii="Segoe UI" w:eastAsia="Times New Roman" w:hAnsi="Segoe UI" w:cs="Segoe UI"/>
+          <w:lang w:eastAsia="bg-BG"/>
+        </w:rPr>
+        <w:t> Тук се намира същинската команда, изпратена от JavaScript – например </w:t>
       </w:r>
       <w:r>
         <w:rPr>
@@ -643,14 +1147,55 @@
           <w:bdr w:val="single" w:sz="2" w:space="2" w:color="E5E7EB" w:frame="1"/>
           <w:lang w:eastAsia="bg-BG"/>
         </w:rPr>
-        <w:t>localhost</w:t>
-      </w:r>
-      <w:r>
-        <w:rPr>
-          <w:rFonts w:ascii="Segoe UI" w:eastAsia="Times New Roman" w:hAnsi="Segoe UI" w:cs="Segoe UI"/>
-          <w:lang w:eastAsia="bg-BG"/>
-        </w:rPr>
-        <w:t> (127.0.0.1) и как локалната мрежа (LAN) позволява на телефона да "види" компютъра.</w:t>
+        <w:t>{"action": "next_slide"}</w:t>
+      </w:r>
+      <w:r>
+        <w:rPr>
+          <w:rFonts w:ascii="Segoe UI" w:eastAsia="Times New Roman" w:hAnsi="Segoe UI" w:cs="Segoe UI"/>
+          <w:lang w:eastAsia="bg-BG"/>
+        </w:rPr>
+        <w:t>.</w:t>
+      </w:r>
+    </w:p>
+    <w:p>
+      <w:pPr>
+        <w:numPr>
+          <w:ilvl w:val="0"/>
+          <w:numId w:val="22"/>
+        </w:numPr>
+        <w:pBdr>
+          <w:top w:val="single" w:sz="2" w:space="0" w:color="E5E7EB"/>
+          <w:left w:val="single" w:sz="2" w:space="0" w:color="E5E7EB"/>
+          <w:bottom w:val="single" w:sz="2" w:space="0" w:color="E5E7EB"/>
+          <w:right w:val="single" w:sz="2" w:space="0" w:color="E5E7EB"/>
+        </w:pBdr>
+        <w:shd w:val="clear" w:color="auto" w:fill="FFFFFF"/>
+        <w:tabs>
+          <w:tab w:val="clear" w:pos="720"/>
+        </w:tabs>
+        <w:spacing w:before="288" w:after="144" w:line="240" w:lineRule="auto"/>
+        <w:ind w:left="0" w:firstLine="0"/>
+        <w:jc w:val="left"/>
+        <w:outlineLvl w:val="2"/>
+        <w:rPr>
+          <w:rFonts w:ascii="Segoe UI" w:eastAsia="Times New Roman" w:hAnsi="Segoe UI" w:cs="Segoe UI"/>
+          <w:b/>
+          <w:bCs/>
+          <w:sz w:val="27"/>
+          <w:szCs w:val="27"/>
+          <w:lang w:eastAsia="bg-BG"/>
+        </w:rPr>
+      </w:pPr>
+      <w:r>
+        <w:rPr>
+          <w:rFonts w:ascii="Segoe UI" w:eastAsia="Times New Roman" w:hAnsi="Segoe UI" w:cs="Segoe UI"/>
+          <w:b/>
+          <w:bCs/>
+          <w:sz w:val="27"/>
+          <w:szCs w:val="27"/>
+          <w:lang w:eastAsia="bg-BG"/>
+        </w:rPr>
+        <w:t>4. IP адресация и Портове (Sockets)</w:t>
       </w:r>
     </w:p>
     <w:p>
@@ -673,19 +1218,16 @@
       <w:r>
         <w:rPr>
           <w:rFonts w:ascii="Segoe UI" w:eastAsia="Times New Roman" w:hAnsi="Segoe UI" w:cs="Segoe UI"/>
-          <w:b/>
-          <w:bCs/>
-          <w:bdr w:val="single" w:sz="2" w:space="0" w:color="E5E7EB" w:frame="1"/>
-          <w:lang w:eastAsia="bg-BG"/>
-        </w:rPr>
-        <w:t>1.3. HTTP протокол – детайлен анализ</w:t>
+          <w:lang w:eastAsia="bg-BG"/>
+        </w:rPr>
+        <w:t>За да може една мрежова програма да работи, тя трябва да има „адрес“ и „врата“.</w:t>
       </w:r>
     </w:p>
     <w:p>
       <w:pPr>
         <w:numPr>
           <w:ilvl w:val="0"/>
-          <w:numId w:val="13"/>
+          <w:numId w:val="25"/>
         </w:numPr>
         <w:pBdr>
           <w:top w:val="single" w:sz="2" w:space="0" w:color="E5E7EB"/>
@@ -709,21 +1251,222 @@
           <w:bdr w:val="single" w:sz="2" w:space="0" w:color="E5E7EB" w:frame="1"/>
           <w:lang w:eastAsia="bg-BG"/>
         </w:rPr>
-        <w:t>Еволюция на HTTP:</w:t>
-      </w:r>
-      <w:r>
-        <w:rPr>
-          <w:rFonts w:ascii="Segoe UI" w:eastAsia="Times New Roman" w:hAnsi="Segoe UI" w:cs="Segoe UI"/>
-          <w:lang w:eastAsia="bg-BG"/>
-        </w:rPr>
-        <w:t> От 1.1 до HTTP/2.</w:t>
+        <w:t>IP адресът</w:t>
+      </w:r>
+      <w:r>
+        <w:rPr>
+          <w:rFonts w:ascii="Segoe UI" w:eastAsia="Times New Roman" w:hAnsi="Segoe UI" w:cs="Segoe UI"/>
+          <w:lang w:eastAsia="bg-BG"/>
+        </w:rPr>
+        <w:t> идентифицира устройството в мрежата.</w:t>
       </w:r>
     </w:p>
     <w:p>
       <w:pPr>
         <w:numPr>
           <w:ilvl w:val="0"/>
-          <w:numId w:val="13"/>
+          <w:numId w:val="25"/>
+        </w:numPr>
+        <w:pBdr>
+          <w:top w:val="single" w:sz="2" w:space="0" w:color="E5E7EB"/>
+          <w:left w:val="single" w:sz="2" w:space="0" w:color="E5E7EB"/>
+          <w:bottom w:val="single" w:sz="2" w:space="0" w:color="E5E7EB"/>
+          <w:right w:val="single" w:sz="2" w:space="0" w:color="E5E7EB"/>
+        </w:pBdr>
+        <w:shd w:val="clear" w:color="auto" w:fill="FFFFFF"/>
+        <w:spacing w:after="0" w:afterAutospacing="1" w:line="240" w:lineRule="auto"/>
+        <w:jc w:val="left"/>
+        <w:rPr>
+          <w:rFonts w:ascii="Segoe UI" w:eastAsia="Times New Roman" w:hAnsi="Segoe UI" w:cs="Segoe UI"/>
+          <w:lang w:eastAsia="bg-BG"/>
+        </w:rPr>
+      </w:pPr>
+      <w:r>
+        <w:rPr>
+          <w:rFonts w:ascii="Segoe UI" w:eastAsia="Times New Roman" w:hAnsi="Segoe UI" w:cs="Segoe UI"/>
+          <w:b/>
+          <w:bCs/>
+          <w:bdr w:val="single" w:sz="2" w:space="0" w:color="E5E7EB" w:frame="1"/>
+          <w:lang w:eastAsia="bg-BG"/>
+        </w:rPr>
+        <w:t>Портът</w:t>
+      </w:r>
+      <w:r>
+        <w:rPr>
+          <w:rFonts w:ascii="Segoe UI" w:eastAsia="Times New Roman" w:hAnsi="Segoe UI" w:cs="Segoe UI"/>
+          <w:lang w:eastAsia="bg-BG"/>
+        </w:rPr>
+        <w:t> идентифицира конкретното приложение. Django по подразбиране използва порт </w:t>
+      </w:r>
+      <w:r>
+        <w:rPr>
+          <w:rFonts w:ascii="Segoe UI" w:eastAsia="Times New Roman" w:hAnsi="Segoe UI" w:cs="Segoe UI"/>
+          <w:b/>
+          <w:bCs/>
+          <w:bdr w:val="single" w:sz="2" w:space="0" w:color="E5E7EB" w:frame="1"/>
+          <w:lang w:eastAsia="bg-BG"/>
+        </w:rPr>
+        <w:t>8000</w:t>
+      </w:r>
+      <w:r>
+        <w:rPr>
+          <w:rFonts w:ascii="Segoe UI" w:eastAsia="Times New Roman" w:hAnsi="Segoe UI" w:cs="Segoe UI"/>
+          <w:lang w:eastAsia="bg-BG"/>
+        </w:rPr>
+        <w:t>.</w:t>
+      </w:r>
+      <w:r>
+        <w:rPr>
+          <w:rFonts w:ascii="Segoe UI" w:eastAsia="Times New Roman" w:hAnsi="Segoe UI" w:cs="Segoe UI"/>
+          <w:lang w:eastAsia="bg-BG"/>
+        </w:rPr>
+        <w:br/>
+        <w:t>Когато в телефона напишете </w:t>
+      </w:r>
+      <w:r>
+        <w:rPr>
+          <w:rFonts w:ascii="Consolas" w:eastAsia="Times New Roman" w:hAnsi="Consolas" w:cs="Courier New"/>
+          <w:sz w:val="22"/>
+          <w:szCs w:val="22"/>
+          <w:bdr w:val="single" w:sz="2" w:space="2" w:color="E5E7EB" w:frame="1"/>
+          <w:lang w:eastAsia="bg-BG"/>
+        </w:rPr>
+        <w:t>192.168.1.15:8000</w:t>
+      </w:r>
+      <w:r>
+        <w:rPr>
+          <w:rFonts w:ascii="Segoe UI" w:eastAsia="Times New Roman" w:hAnsi="Segoe UI" w:cs="Segoe UI"/>
+          <w:lang w:eastAsia="bg-BG"/>
+        </w:rPr>
+        <w:t>, вие казвате на мрежата: „Искам да се свържа с устройство 15 и да говоря точно с Django приложението, а не с друга програма“.</w:t>
+      </w:r>
+    </w:p>
+    <w:p>
+      <w:pPr>
+        <w:numPr>
+          <w:ilvl w:val="0"/>
+          <w:numId w:val="22"/>
+        </w:numPr>
+        <w:pBdr>
+          <w:top w:val="single" w:sz="2" w:space="0" w:color="E5E7EB"/>
+          <w:left w:val="single" w:sz="2" w:space="0" w:color="E5E7EB"/>
+          <w:bottom w:val="single" w:sz="2" w:space="0" w:color="E5E7EB"/>
+          <w:right w:val="single" w:sz="2" w:space="0" w:color="E5E7EB"/>
+        </w:pBdr>
+        <w:shd w:val="clear" w:color="auto" w:fill="FFFFFF"/>
+        <w:tabs>
+          <w:tab w:val="clear" w:pos="720"/>
+        </w:tabs>
+        <w:spacing w:before="288" w:after="144" w:line="240" w:lineRule="auto"/>
+        <w:ind w:left="0" w:firstLine="0"/>
+        <w:jc w:val="left"/>
+        <w:outlineLvl w:val="2"/>
+        <w:rPr>
+          <w:rFonts w:ascii="Segoe UI" w:eastAsia="Times New Roman" w:hAnsi="Segoe UI" w:cs="Segoe UI"/>
+          <w:b/>
+          <w:bCs/>
+          <w:sz w:val="27"/>
+          <w:szCs w:val="27"/>
+          <w:lang w:eastAsia="bg-BG"/>
+        </w:rPr>
+      </w:pPr>
+      <w:r>
+        <w:rPr>
+          <w:rFonts w:ascii="Segoe UI" w:eastAsia="Times New Roman" w:hAnsi="Segoe UI" w:cs="Segoe UI"/>
+          <w:b/>
+          <w:bCs/>
+          <w:sz w:val="27"/>
+          <w:szCs w:val="27"/>
+          <w:lang w:eastAsia="bg-BG"/>
+        </w:rPr>
+        <w:t>5. Анализ на мрежовата сигурност в локална среда</w:t>
+      </w:r>
+    </w:p>
+    <w:p>
+      <w:pPr>
+        <w:pBdr>
+          <w:top w:val="single" w:sz="2" w:space="0" w:color="E5E7EB"/>
+          <w:left w:val="single" w:sz="2" w:space="0" w:color="E5E7EB"/>
+          <w:bottom w:val="single" w:sz="2" w:space="0" w:color="E5E7EB"/>
+          <w:right w:val="single" w:sz="2" w:space="0" w:color="E5E7EB"/>
+        </w:pBdr>
+        <w:shd w:val="clear" w:color="auto" w:fill="FFFFFF"/>
+        <w:spacing w:after="0" w:line="240" w:lineRule="auto"/>
+        <w:ind w:firstLine="0"/>
+        <w:jc w:val="left"/>
+        <w:rPr>
+          <w:rFonts w:ascii="Segoe UI" w:eastAsia="Times New Roman" w:hAnsi="Segoe UI" w:cs="Segoe UI"/>
+          <w:lang w:eastAsia="bg-BG"/>
+        </w:rPr>
+      </w:pPr>
+      <w:r>
+        <w:rPr>
+          <w:rFonts w:ascii="Segoe UI" w:eastAsia="Times New Roman" w:hAnsi="Segoe UI" w:cs="Segoe UI"/>
+          <w:lang w:eastAsia="bg-BG"/>
+        </w:rPr>
+        <w:t>Когато отворим сървър за достъп през мрежата (използвайки </w:t>
+      </w:r>
+      <w:r>
+        <w:rPr>
+          <w:rFonts w:ascii="Consolas" w:eastAsia="Times New Roman" w:hAnsi="Consolas" w:cs="Courier New"/>
+          <w:sz w:val="22"/>
+          <w:szCs w:val="22"/>
+          <w:bdr w:val="single" w:sz="2" w:space="2" w:color="E5E7EB" w:frame="1"/>
+          <w:lang w:eastAsia="bg-BG"/>
+        </w:rPr>
+        <w:t>0.0.0.0</w:t>
+      </w:r>
+      <w:r>
+        <w:rPr>
+          <w:rFonts w:ascii="Segoe UI" w:eastAsia="Times New Roman" w:hAnsi="Segoe UI" w:cs="Segoe UI"/>
+          <w:lang w:eastAsia="bg-BG"/>
+        </w:rPr>
+        <w:t>), ние излагаме компютъра на риск.</w:t>
+      </w:r>
+    </w:p>
+    <w:p>
+      <w:pPr>
+        <w:numPr>
+          <w:ilvl w:val="0"/>
+          <w:numId w:val="26"/>
+        </w:numPr>
+        <w:pBdr>
+          <w:top w:val="single" w:sz="2" w:space="0" w:color="E5E7EB"/>
+          <w:left w:val="single" w:sz="2" w:space="0" w:color="E5E7EB"/>
+          <w:bottom w:val="single" w:sz="2" w:space="0" w:color="E5E7EB"/>
+          <w:right w:val="single" w:sz="2" w:space="0" w:color="E5E7EB"/>
+        </w:pBdr>
+        <w:shd w:val="clear" w:color="auto" w:fill="FFFFFF"/>
+        <w:spacing w:before="100" w:beforeAutospacing="1" w:after="100" w:afterAutospacing="1" w:line="240" w:lineRule="auto"/>
+        <w:jc w:val="left"/>
+        <w:rPr>
+          <w:rFonts w:ascii="Segoe UI" w:eastAsia="Times New Roman" w:hAnsi="Segoe UI" w:cs="Segoe UI"/>
+          <w:lang w:eastAsia="bg-BG"/>
+        </w:rPr>
+      </w:pPr>
+      <w:r>
+        <w:rPr>
+          <w:rFonts w:ascii="Segoe UI" w:eastAsia="Times New Roman" w:hAnsi="Segoe UI" w:cs="Segoe UI"/>
+          <w:b/>
+          <w:bCs/>
+          <w:bdr w:val="single" w:sz="2" w:space="0" w:color="E5E7EB" w:frame="1"/>
+          <w:lang w:eastAsia="bg-BG"/>
+        </w:rPr>
+        <w:t>Защитна стена (Firewall):</w:t>
+      </w:r>
+      <w:r>
+        <w:rPr>
+          <w:rFonts w:ascii="Segoe UI" w:eastAsia="Times New Roman" w:hAnsi="Segoe UI" w:cs="Segoe UI"/>
+          <w:lang w:eastAsia="bg-BG"/>
+        </w:rPr>
+        <w:t> Тя трябва да бъде настроена да пропуска входящ трафик само на порт 8000.</w:t>
+      </w:r>
+    </w:p>
+    <w:p>
+      <w:pPr>
+        <w:numPr>
+          <w:ilvl w:val="0"/>
+          <w:numId w:val="26"/>
         </w:numPr>
         <w:pBdr>
           <w:top w:val="single" w:sz="2" w:space="0" w:color="E5E7EB"/>
@@ -747,21 +1490,21 @@
           <w:bdr w:val="single" w:sz="2" w:space="0" w:color="E5E7EB" w:frame="1"/>
           <w:lang w:eastAsia="bg-BG"/>
         </w:rPr>
-        <w:t>Структура на съобщенията:</w:t>
-      </w:r>
-      <w:r>
-        <w:rPr>
-          <w:rFonts w:ascii="Segoe UI" w:eastAsia="Times New Roman" w:hAnsi="Segoe UI" w:cs="Segoe UI"/>
-          <w:lang w:eastAsia="bg-BG"/>
-        </w:rPr>
-        <w:t> Заглавни части (Headers), Методи (GET/POST), Тяло (Body) и Статус кодове (200, 404, 500).</w:t>
+        <w:t>Валидация на източника:</w:t>
+      </w:r>
+      <w:r>
+        <w:rPr>
+          <w:rFonts w:ascii="Segoe UI" w:eastAsia="Times New Roman" w:hAnsi="Segoe UI" w:cs="Segoe UI"/>
+          <w:lang w:eastAsia="bg-BG"/>
+        </w:rPr>
+        <w:t> В дипломния проект е важно да се спомене, че само устройства в същата Wi-Fi мрежа имат достъп. Това е първото ниво на сигурност.</w:t>
       </w:r>
     </w:p>
     <w:p>
       <w:pPr>
         <w:numPr>
           <w:ilvl w:val="0"/>
-          <w:numId w:val="13"/>
+          <w:numId w:val="26"/>
         </w:numPr>
         <w:pBdr>
           <w:top w:val="single" w:sz="2" w:space="0" w:color="E5E7EB"/>
@@ -785,41 +1528,21 @@
           <w:bdr w:val="single" w:sz="2" w:space="0" w:color="E5E7EB" w:frame="1"/>
           <w:lang w:eastAsia="bg-BG"/>
         </w:rPr>
-        <w:t>Stateless природа:</w:t>
-      </w:r>
-      <w:r>
-        <w:rPr>
-          <w:rFonts w:ascii="Segoe UI" w:eastAsia="Times New Roman" w:hAnsi="Segoe UI" w:cs="Segoe UI"/>
-          <w:lang w:eastAsia="bg-BG"/>
-        </w:rPr>
-        <w:t> Обяснение защо HTTP не съхранява състояние и как това влияе на дизайна на уеб приложенията.</w:t>
+        <w:t>CSRF защита:</w:t>
+      </w:r>
+      <w:r>
+        <w:rPr>
+          <w:rFonts w:ascii="Segoe UI" w:eastAsia="Times New Roman" w:hAnsi="Segoe UI" w:cs="Segoe UI"/>
+          <w:lang w:eastAsia="bg-BG"/>
+        </w:rPr>
+        <w:t> Django вгражда механизъм (Cross-Site Request Forgery), който проверява дали командата идва наистина от нашия интерфейс, а не от злонамерен софтуер, скрит в друга страница на телефона.</w:t>
       </w:r>
     </w:p>
     <w:p>
       <w:pPr>
-        <w:spacing w:before="360" w:after="360" w:line="240" w:lineRule="auto"/>
-        <w:ind w:firstLine="0"/>
-        <w:jc w:val="left"/>
-        <w:rPr>
-          <w:rFonts w:eastAsia="Times New Roman"/>
-          <w:lang w:eastAsia="bg-BG"/>
-        </w:rPr>
-      </w:pPr>
-      <w:r>
-        <w:rPr>
-          <w:rFonts w:eastAsia="Times New Roman"/>
-          <w:lang w:eastAsia="bg-BG"/>
-        </w:rPr>
-        <w:pict>
-          <v:rect id="_x0000_i1025" style="width:0;height:.75pt" o:hralign="center" o:hrstd="t" o:hr="t" fillcolor="#a0a0a0" stroked="f"/>
-        </w:pict>
-      </w:r>
-    </w:p>
-    <w:p>
-      <w:pPr>
         <w:numPr>
           <w:ilvl w:val="0"/>
-          <w:numId w:val="11"/>
+          <w:numId w:val="22"/>
         </w:numPr>
         <w:pBdr>
           <w:top w:val="single" w:sz="2" w:space="0" w:color="E5E7EB"/>
@@ -853,18 +1576,8 @@
           <w:szCs w:val="27"/>
           <w:lang w:eastAsia="bg-BG"/>
         </w:rPr>
-        <w:t>Глава 2: Технологии за уеб раз</w:t>
-      </w:r>
-      <w:r>
-        <w:rPr>
-          <w:rFonts w:ascii="Segoe UI" w:eastAsia="Times New Roman" w:hAnsi="Segoe UI" w:cs="Segoe UI"/>
-          <w:b/>
-          <w:bCs/>
-          <w:sz w:val="27"/>
-          <w:szCs w:val="27"/>
-          <w:lang w:eastAsia="bg-BG"/>
-        </w:rPr>
-        <w:t xml:space="preserve">работка – Backend и Django </w:t>
+        <w:lastRenderedPageBreak/>
+        <w:t>6. Асинхронност и латентност (Latency)</w:t>
       </w:r>
     </w:p>
     <w:p>
@@ -887,19 +1600,16 @@
       <w:r>
         <w:rPr>
           <w:rFonts w:ascii="Segoe UI" w:eastAsia="Times New Roman" w:hAnsi="Segoe UI" w:cs="Segoe UI"/>
-          <w:b/>
-          <w:bCs/>
-          <w:bdr w:val="single" w:sz="2" w:space="0" w:color="E5E7EB" w:frame="1"/>
-          <w:lang w:eastAsia="bg-BG"/>
-        </w:rPr>
-        <w:t>2.1. Езикът за програмиране Python</w:t>
+          <w:lang w:eastAsia="bg-BG"/>
+        </w:rPr>
+        <w:t>В компютърните мрежи времето за забавяне е критично. При дистанционното управление латентността трябва да е под 100 милисекунди.</w:t>
       </w:r>
     </w:p>
     <w:p>
       <w:pPr>
         <w:numPr>
           <w:ilvl w:val="0"/>
-          <w:numId w:val="14"/>
+          <w:numId w:val="27"/>
         </w:numPr>
         <w:pBdr>
           <w:top w:val="single" w:sz="2" w:space="0" w:color="E5E7EB"/>
@@ -923,21 +1633,21 @@
           <w:bdr w:val="single" w:sz="2" w:space="0" w:color="E5E7EB" w:frame="1"/>
           <w:lang w:eastAsia="bg-BG"/>
         </w:rPr>
-        <w:t>Характеристики:</w:t>
-      </w:r>
-      <w:r>
-        <w:rPr>
-          <w:rFonts w:ascii="Segoe UI" w:eastAsia="Times New Roman" w:hAnsi="Segoe UI" w:cs="Segoe UI"/>
-          <w:lang w:eastAsia="bg-BG"/>
-        </w:rPr>
-        <w:t> Динамична типизация, интерпретируемост и защо Python е предпочитан за системна автоматизация.</w:t>
+        <w:t>Fetch API:</w:t>
+      </w:r>
+      <w:r>
+        <w:rPr>
+          <w:rFonts w:ascii="Segoe UI" w:eastAsia="Times New Roman" w:hAnsi="Segoe UI" w:cs="Segoe UI"/>
+          <w:lang w:eastAsia="bg-BG"/>
+        </w:rPr>
+        <w:t> Чрез използването на асинхронен JavaScript, ние изпращаме заявката без да блокираме интерфейса на телефона.</w:t>
       </w:r>
     </w:p>
     <w:p>
       <w:pPr>
         <w:numPr>
           <w:ilvl w:val="0"/>
-          <w:numId w:val="14"/>
+          <w:numId w:val="27"/>
         </w:numPr>
         <w:pBdr>
           <w:top w:val="single" w:sz="2" w:space="0" w:color="E5E7EB"/>
@@ -961,14 +1671,100 @@
           <w:bdr w:val="single" w:sz="2" w:space="0" w:color="E5E7EB" w:frame="1"/>
           <w:lang w:eastAsia="bg-BG"/>
         </w:rPr>
-        <w:t>Global Interpreter Lock (GIL):</w:t>
-      </w:r>
-      <w:r>
-        <w:rPr>
-          <w:rFonts w:ascii="Segoe UI" w:eastAsia="Times New Roman" w:hAnsi="Segoe UI" w:cs="Segoe UI"/>
-          <w:lang w:eastAsia="bg-BG"/>
-        </w:rPr>
-        <w:t> Кратко обяснение как Python управлява паметта и нишките.</w:t>
+        <w:t>Мрежов стек на Python:</w:t>
+      </w:r>
+      <w:r>
+        <w:rPr>
+          <w:rFonts w:ascii="Segoe UI" w:eastAsia="Times New Roman" w:hAnsi="Segoe UI" w:cs="Segoe UI"/>
+          <w:lang w:eastAsia="bg-BG"/>
+        </w:rPr>
+        <w:t> Django обработва заявката, извиква библиотеката за симулация на клавиши и връща отговор незабавно, което минимизира усещането за забавяне</w:t>
+      </w:r>
+    </w:p>
+    <w:p>
+      <w:pPr>
+        <w:numPr>
+          <w:ilvl w:val="0"/>
+          <w:numId w:val="1"/>
+        </w:numPr>
+        <w:pBdr>
+          <w:top w:val="single" w:sz="2" w:space="0" w:color="E5E7EB"/>
+          <w:left w:val="single" w:sz="2" w:space="0" w:color="E5E7EB"/>
+          <w:bottom w:val="single" w:sz="2" w:space="0" w:color="E5E7EB"/>
+          <w:right w:val="single" w:sz="2" w:space="0" w:color="E5E7EB"/>
+        </w:pBdr>
+        <w:shd w:val="clear" w:color="auto" w:fill="FFFFFF"/>
+        <w:spacing w:before="288" w:after="144" w:line="240" w:lineRule="auto"/>
+        <w:ind w:left="0" w:firstLine="0"/>
+        <w:jc w:val="left"/>
+        <w:outlineLvl w:val="3"/>
+        <w:rPr>
+          <w:rFonts w:ascii="Segoe UI" w:eastAsia="Times New Roman" w:hAnsi="Segoe UI" w:cs="Segoe UI"/>
+          <w:b/>
+          <w:bCs/>
+          <w:lang w:eastAsia="bg-BG"/>
+        </w:rPr>
+      </w:pPr>
+      <w:r>
+        <w:rPr>
+          <w:rFonts w:ascii="Segoe UI" w:eastAsia="Times New Roman" w:hAnsi="Segoe UI" w:cs="Segoe UI"/>
+          <w:b/>
+          <w:bCs/>
+          <w:lang w:eastAsia="bg-BG"/>
+        </w:rPr>
+        <w:t> ПРОГРАМНАТА ЕКОСИСТЕМА НА PYTHON И DJANGO</w:t>
+      </w:r>
+    </w:p>
+    <w:p>
+      <w:pPr>
+        <w:numPr>
+          <w:ilvl w:val="0"/>
+          <w:numId w:val="28"/>
+        </w:numPr>
+        <w:pBdr>
+          <w:top w:val="single" w:sz="2" w:space="0" w:color="E5E7EB"/>
+          <w:left w:val="single" w:sz="2" w:space="0" w:color="E5E7EB"/>
+          <w:bottom w:val="single" w:sz="2" w:space="0" w:color="E5E7EB"/>
+          <w:right w:val="single" w:sz="2" w:space="0" w:color="E5E7EB"/>
+        </w:pBdr>
+        <w:shd w:val="clear" w:color="auto" w:fill="FFFFFF"/>
+        <w:tabs>
+          <w:tab w:val="clear" w:pos="720"/>
+        </w:tabs>
+        <w:spacing w:before="288" w:after="144" w:line="240" w:lineRule="auto"/>
+        <w:ind w:left="0" w:firstLine="0"/>
+        <w:jc w:val="left"/>
+        <w:outlineLvl w:val="2"/>
+        <w:rPr>
+          <w:rFonts w:ascii="Segoe UI" w:eastAsia="Times New Roman" w:hAnsi="Segoe UI" w:cs="Segoe UI"/>
+          <w:b/>
+          <w:bCs/>
+          <w:sz w:val="27"/>
+          <w:szCs w:val="27"/>
+          <w:lang w:eastAsia="bg-BG"/>
+        </w:rPr>
+      </w:pPr>
+      <w:r>
+        <w:rPr>
+          <w:rFonts w:ascii="Segoe UI" w:eastAsia="Times New Roman" w:hAnsi="Segoe UI" w:cs="Segoe UI"/>
+          <w:b/>
+          <w:bCs/>
+          <w:sz w:val="27"/>
+          <w:szCs w:val="27"/>
+          <w:lang w:eastAsia="bg-BG"/>
+        </w:rPr>
+        <w:t>2.1</w:t>
+      </w:r>
+      <w:r>
+        <w:rPr>
+          <w:rFonts w:ascii="Segoe UI" w:eastAsia="Times New Roman" w:hAnsi="Segoe UI" w:cs="Segoe UI"/>
+          <w:b/>
+          <w:bCs/>
+          <w:sz w:val="27"/>
+          <w:szCs w:val="27"/>
+          <w:lang w:eastAsia="bg-BG"/>
+        </w:rPr>
+        <w:t>. Уеб рамката Django – Философия и архитектура</w:t>
       </w:r>
     </w:p>
     <w:p>
@@ -991,19 +1787,69 @@
       <w:r>
         <w:rPr>
           <w:rFonts w:ascii="Segoe UI" w:eastAsia="Times New Roman" w:hAnsi="Segoe UI" w:cs="Segoe UI"/>
+          <w:lang w:eastAsia="bg-BG"/>
+        </w:rPr>
+        <w:t>Django е свободна уеб рамка с отворен код, написана на Python. Тя е проектирана да помага на разработчиците да преминат от концепция до завършено приложение възможно най-бързо. Django следва принципа </w:t>
+      </w:r>
+      <w:r>
+        <w:rPr>
+          <w:rFonts w:ascii="Segoe UI" w:eastAsia="Times New Roman" w:hAnsi="Segoe UI" w:cs="Segoe UI"/>
           <w:b/>
           <w:bCs/>
           <w:bdr w:val="single" w:sz="2" w:space="0" w:color="E5E7EB" w:frame="1"/>
           <w:lang w:eastAsia="bg-BG"/>
         </w:rPr>
-        <w:t>2.2. Платформата Django (Framework)</w:t>
+        <w:t>DRY (Don't Repeat Yourself)</w:t>
+      </w:r>
+      <w:r>
+        <w:rPr>
+          <w:rFonts w:ascii="Segoe UI" w:eastAsia="Times New Roman" w:hAnsi="Segoe UI" w:cs="Segoe UI"/>
+          <w:lang w:eastAsia="bg-BG"/>
+        </w:rPr>
+        <w:t>, което означава, че софтуерните компоненти не трябва да се дублират, а да се преизползват.</w:t>
       </w:r>
     </w:p>
     <w:p>
       <w:pPr>
+        <w:pBdr>
+          <w:top w:val="single" w:sz="2" w:space="0" w:color="E5E7EB"/>
+          <w:left w:val="single" w:sz="2" w:space="0" w:color="E5E7EB"/>
+          <w:bottom w:val="single" w:sz="2" w:space="0" w:color="E5E7EB"/>
+          <w:right w:val="single" w:sz="2" w:space="0" w:color="E5E7EB"/>
+        </w:pBdr>
+        <w:shd w:val="clear" w:color="auto" w:fill="FFFFFF"/>
+        <w:spacing w:after="150" w:line="240" w:lineRule="auto"/>
+        <w:ind w:firstLine="0"/>
+        <w:jc w:val="left"/>
+        <w:rPr>
+          <w:rFonts w:ascii="Segoe UI" w:eastAsia="Times New Roman" w:hAnsi="Segoe UI" w:cs="Segoe UI"/>
+          <w:lang w:eastAsia="bg-BG"/>
+        </w:rPr>
+      </w:pPr>
+      <w:r>
+        <w:rPr>
+          <w:rFonts w:ascii="Segoe UI" w:eastAsia="Times New Roman" w:hAnsi="Segoe UI" w:cs="Segoe UI"/>
+          <w:b/>
+          <w:bCs/>
+          <w:bdr w:val="single" w:sz="2" w:space="0" w:color="E5E7EB" w:frame="1"/>
+          <w:lang w:eastAsia="bg-BG"/>
+        </w:rPr>
+        <w:t>Архитектурният модел MVT (Model-View-Template):</w:t>
+      </w:r>
+      <w:r>
+        <w:rPr>
+          <w:rFonts w:ascii="Segoe UI" w:eastAsia="Times New Roman" w:hAnsi="Segoe UI" w:cs="Segoe UI"/>
+          <w:lang w:eastAsia="bg-BG"/>
+        </w:rPr>
+        <w:br/>
+        <w:t>За разлика от традиционния MVC (Model-View-Controller), Django използва MVT:</w:t>
+      </w:r>
+    </w:p>
+    <w:p>
+      <w:pPr>
         <w:numPr>
           <w:ilvl w:val="0"/>
-          <w:numId w:val="15"/>
+          <w:numId w:val="28"/>
         </w:numPr>
         <w:pBdr>
           <w:top w:val="single" w:sz="2" w:space="0" w:color="E5E7EB"/>
@@ -1027,22 +1873,286 @@
           <w:bdr w:val="single" w:sz="2" w:space="0" w:color="E5E7EB" w:frame="1"/>
           <w:lang w:eastAsia="bg-BG"/>
         </w:rPr>
-        <w:lastRenderedPageBreak/>
-        <w:t>Архитектура MVT (Model-View-Template):</w:t>
-      </w:r>
-      <w:r>
-        <w:rPr>
-          <w:rFonts w:ascii="Segoe UI" w:eastAsia="Times New Roman" w:hAnsi="Segoe UI" w:cs="Segoe UI"/>
-          <w:lang w:eastAsia="bg-BG"/>
-        </w:rPr>
-        <w:t> Подробно описание на всеки компонент.</w:t>
+        <w:t>Model (Модел):</w:t>
+      </w:r>
+      <w:r>
+        <w:rPr>
+          <w:rFonts w:ascii="Segoe UI" w:eastAsia="Times New Roman" w:hAnsi="Segoe UI" w:cs="Segoe UI"/>
+          <w:lang w:eastAsia="bg-BG"/>
+        </w:rPr>
+        <w:t> Това е слоят за достъп до данни. В нашия проект моделът е олекотен, но той дефинира структурата на командите, които се обменят. Django използва ORM (Object-Relational Mapping), което превръща базите данни в Python обекти.</w:t>
       </w:r>
     </w:p>
     <w:p>
       <w:pPr>
         <w:numPr>
-          <w:ilvl w:val="1"/>
-          <w:numId w:val="15"/>
+          <w:ilvl w:val="0"/>
+          <w:numId w:val="28"/>
+        </w:numPr>
+        <w:pBdr>
+          <w:top w:val="single" w:sz="2" w:space="0" w:color="E5E7EB"/>
+          <w:left w:val="single" w:sz="2" w:space="0" w:color="E5E7EB"/>
+          <w:bottom w:val="single" w:sz="2" w:space="0" w:color="E5E7EB"/>
+          <w:right w:val="single" w:sz="2" w:space="0" w:color="E5E7EB"/>
+        </w:pBdr>
+        <w:shd w:val="clear" w:color="auto" w:fill="FFFFFF"/>
+        <w:spacing w:before="60" w:after="100" w:afterAutospacing="1" w:line="240" w:lineRule="auto"/>
+        <w:jc w:val="left"/>
+        <w:rPr>
+          <w:rFonts w:ascii="Segoe UI" w:eastAsia="Times New Roman" w:hAnsi="Segoe UI" w:cs="Segoe UI"/>
+          <w:lang w:eastAsia="bg-BG"/>
+        </w:rPr>
+      </w:pPr>
+      <w:r>
+        <w:rPr>
+          <w:rFonts w:ascii="Segoe UI" w:eastAsia="Times New Roman" w:hAnsi="Segoe UI" w:cs="Segoe UI"/>
+          <w:b/>
+          <w:bCs/>
+          <w:bdr w:val="single" w:sz="2" w:space="0" w:color="E5E7EB" w:frame="1"/>
+          <w:lang w:eastAsia="bg-BG"/>
+        </w:rPr>
+        <w:t>View (Изглед):</w:t>
+      </w:r>
+      <w:r>
+        <w:rPr>
+          <w:rFonts w:ascii="Segoe UI" w:eastAsia="Times New Roman" w:hAnsi="Segoe UI" w:cs="Segoe UI"/>
+          <w:lang w:eastAsia="bg-BG"/>
+        </w:rPr>
+        <w:t> Това е най-важната част за нашия проект. View приема HTTP заявката от телефона, обработва логиката (напр. „ако командата е 'next', извикай PyAutoGUI“) и връща отговор.</w:t>
+      </w:r>
+    </w:p>
+    <w:p>
+      <w:pPr>
+        <w:numPr>
+          <w:ilvl w:val="0"/>
+          <w:numId w:val="28"/>
+        </w:numPr>
+        <w:pBdr>
+          <w:top w:val="single" w:sz="2" w:space="0" w:color="E5E7EB"/>
+          <w:left w:val="single" w:sz="2" w:space="0" w:color="E5E7EB"/>
+          <w:bottom w:val="single" w:sz="2" w:space="0" w:color="E5E7EB"/>
+          <w:right w:val="single" w:sz="2" w:space="0" w:color="E5E7EB"/>
+        </w:pBdr>
+        <w:shd w:val="clear" w:color="auto" w:fill="FFFFFF"/>
+        <w:spacing w:before="60" w:after="100" w:afterAutospacing="1" w:line="240" w:lineRule="auto"/>
+        <w:jc w:val="left"/>
+        <w:rPr>
+          <w:rFonts w:ascii="Segoe UI" w:eastAsia="Times New Roman" w:hAnsi="Segoe UI" w:cs="Segoe UI"/>
+          <w:lang w:eastAsia="bg-BG"/>
+        </w:rPr>
+      </w:pPr>
+      <w:r>
+        <w:rPr>
+          <w:rFonts w:ascii="Segoe UI" w:eastAsia="Times New Roman" w:hAnsi="Segoe UI" w:cs="Segoe UI"/>
+          <w:b/>
+          <w:bCs/>
+          <w:bdr w:val="single" w:sz="2" w:space="0" w:color="E5E7EB" w:frame="1"/>
+          <w:lang w:eastAsia="bg-BG"/>
+        </w:rPr>
+        <w:t>Template (Шаблон):</w:t>
+      </w:r>
+      <w:r>
+        <w:rPr>
+          <w:rFonts w:ascii="Segoe UI" w:eastAsia="Times New Roman" w:hAnsi="Segoe UI" w:cs="Segoe UI"/>
+          <w:lang w:eastAsia="bg-BG"/>
+        </w:rPr>
+        <w:t> Това е презентационният слой. Django използва мощна система за шаблони, която позволява в HTML кода да се вгражда Python логика (цикли, проверки), за да се генерира динамично съдържание за мобилния браузър.</w:t>
+      </w:r>
+    </w:p>
+    <w:p>
+      <w:pPr>
+        <w:numPr>
+          <w:ilvl w:val="0"/>
+          <w:numId w:val="28"/>
+        </w:numPr>
+        <w:pBdr>
+          <w:top w:val="single" w:sz="2" w:space="0" w:color="E5E7EB"/>
+          <w:left w:val="single" w:sz="2" w:space="0" w:color="E5E7EB"/>
+          <w:bottom w:val="single" w:sz="2" w:space="0" w:color="E5E7EB"/>
+          <w:right w:val="single" w:sz="2" w:space="0" w:color="E5E7EB"/>
+        </w:pBdr>
+        <w:shd w:val="clear" w:color="auto" w:fill="FFFFFF"/>
+        <w:tabs>
+          <w:tab w:val="clear" w:pos="720"/>
+        </w:tabs>
+        <w:spacing w:before="288" w:after="144" w:line="240" w:lineRule="auto"/>
+        <w:ind w:left="0" w:firstLine="0"/>
+        <w:jc w:val="left"/>
+        <w:outlineLvl w:val="2"/>
+        <w:rPr>
+          <w:rFonts w:ascii="Segoe UI" w:eastAsia="Times New Roman" w:hAnsi="Segoe UI" w:cs="Segoe UI"/>
+          <w:b/>
+          <w:bCs/>
+          <w:sz w:val="27"/>
+          <w:szCs w:val="27"/>
+          <w:lang w:eastAsia="bg-BG"/>
+        </w:rPr>
+      </w:pPr>
+      <w:r>
+        <w:rPr>
+          <w:rFonts w:ascii="Segoe UI" w:eastAsia="Times New Roman" w:hAnsi="Segoe UI" w:cs="Segoe UI"/>
+          <w:b/>
+          <w:bCs/>
+          <w:sz w:val="27"/>
+          <w:szCs w:val="27"/>
+          <w:lang w:eastAsia="bg-BG"/>
+        </w:rPr>
+        <w:t>2.2</w:t>
+      </w:r>
+      <w:r>
+        <w:rPr>
+          <w:rFonts w:ascii="Segoe UI" w:eastAsia="Times New Roman" w:hAnsi="Segoe UI" w:cs="Segoe UI"/>
+          <w:b/>
+          <w:bCs/>
+          <w:sz w:val="27"/>
+          <w:szCs w:val="27"/>
+          <w:lang w:eastAsia="bg-BG"/>
+        </w:rPr>
+        <w:t>. Пакетен мениджър Pip и виртуални среди</w:t>
+      </w:r>
+    </w:p>
+    <w:p>
+      <w:pPr>
+        <w:pBdr>
+          <w:top w:val="single" w:sz="2" w:space="0" w:color="E5E7EB"/>
+          <w:left w:val="single" w:sz="2" w:space="0" w:color="E5E7EB"/>
+          <w:bottom w:val="single" w:sz="2" w:space="0" w:color="E5E7EB"/>
+          <w:right w:val="single" w:sz="2" w:space="0" w:color="E5E7EB"/>
+        </w:pBdr>
+        <w:shd w:val="clear" w:color="auto" w:fill="FFFFFF"/>
+        <w:spacing w:after="150" w:line="240" w:lineRule="auto"/>
+        <w:ind w:firstLine="0"/>
+        <w:jc w:val="left"/>
+        <w:rPr>
+          <w:rFonts w:ascii="Segoe UI" w:eastAsia="Times New Roman" w:hAnsi="Segoe UI" w:cs="Segoe UI"/>
+          <w:lang w:eastAsia="bg-BG"/>
+        </w:rPr>
+      </w:pPr>
+      <w:r>
+        <w:rPr>
+          <w:rFonts w:ascii="Segoe UI" w:eastAsia="Times New Roman" w:hAnsi="Segoe UI" w:cs="Segoe UI"/>
+          <w:lang w:eastAsia="bg-BG"/>
+        </w:rPr>
+        <w:t>За управление на зависимостите в проекта се използва </w:t>
+      </w:r>
+      <w:r>
+        <w:rPr>
+          <w:rFonts w:ascii="Segoe UI" w:eastAsia="Times New Roman" w:hAnsi="Segoe UI" w:cs="Segoe UI"/>
+          <w:b/>
+          <w:bCs/>
+          <w:bdr w:val="single" w:sz="2" w:space="0" w:color="E5E7EB" w:frame="1"/>
+          <w:lang w:eastAsia="bg-BG"/>
+        </w:rPr>
+        <w:t>Pip</w:t>
+      </w:r>
+      <w:r>
+        <w:rPr>
+          <w:rFonts w:ascii="Segoe UI" w:eastAsia="Times New Roman" w:hAnsi="Segoe UI" w:cs="Segoe UI"/>
+          <w:lang w:eastAsia="bg-BG"/>
+        </w:rPr>
+        <w:t> (Package Installer for Python). Важен аспект от разработката е използването на </w:t>
+      </w:r>
+      <w:r>
+        <w:rPr>
+          <w:rFonts w:ascii="Segoe UI" w:eastAsia="Times New Roman" w:hAnsi="Segoe UI" w:cs="Segoe UI"/>
+          <w:b/>
+          <w:bCs/>
+          <w:bdr w:val="single" w:sz="2" w:space="0" w:color="E5E7EB" w:frame="1"/>
+          <w:lang w:eastAsia="bg-BG"/>
+        </w:rPr>
+        <w:t>Virtualenv</w:t>
+      </w:r>
+      <w:r>
+        <w:rPr>
+          <w:rFonts w:ascii="Segoe UI" w:eastAsia="Times New Roman" w:hAnsi="Segoe UI" w:cs="Segoe UI"/>
+          <w:lang w:eastAsia="bg-BG"/>
+        </w:rPr>
+        <w:t> (виртуална среда). Тя позволява проектът да бъде изолиран от системните настройки на компютъра, като се инсталират само специфичните версии на Django и PyAutoGUI, необходими за работата му. Това гарантира, че приложението ще работи по един и същ начин на различни компютри.</w:t>
+      </w:r>
+    </w:p>
+    <w:p>
+      <w:pPr>
+        <w:numPr>
+          <w:ilvl w:val="0"/>
+          <w:numId w:val="28"/>
+        </w:numPr>
+        <w:pBdr>
+          <w:top w:val="single" w:sz="2" w:space="0" w:color="E5E7EB"/>
+          <w:left w:val="single" w:sz="2" w:space="0" w:color="E5E7EB"/>
+          <w:bottom w:val="single" w:sz="2" w:space="0" w:color="E5E7EB"/>
+          <w:right w:val="single" w:sz="2" w:space="0" w:color="E5E7EB"/>
+        </w:pBdr>
+        <w:shd w:val="clear" w:color="auto" w:fill="FFFFFF"/>
+        <w:tabs>
+          <w:tab w:val="clear" w:pos="720"/>
+        </w:tabs>
+        <w:spacing w:before="288" w:after="144" w:line="240" w:lineRule="auto"/>
+        <w:ind w:left="0" w:firstLine="0"/>
+        <w:jc w:val="left"/>
+        <w:outlineLvl w:val="2"/>
+        <w:rPr>
+          <w:rFonts w:ascii="Segoe UI" w:eastAsia="Times New Roman" w:hAnsi="Segoe UI" w:cs="Segoe UI"/>
+          <w:b/>
+          <w:bCs/>
+          <w:sz w:val="27"/>
+          <w:szCs w:val="27"/>
+          <w:lang w:eastAsia="bg-BG"/>
+        </w:rPr>
+      </w:pPr>
+      <w:r>
+        <w:rPr>
+          <w:rFonts w:ascii="Segoe UI" w:eastAsia="Times New Roman" w:hAnsi="Segoe UI" w:cs="Segoe UI"/>
+          <w:b/>
+          <w:bCs/>
+          <w:sz w:val="27"/>
+          <w:szCs w:val="27"/>
+          <w:lang w:eastAsia="bg-BG"/>
+        </w:rPr>
+        <w:lastRenderedPageBreak/>
+        <w:t>2.3</w:t>
+      </w:r>
+      <w:r>
+        <w:rPr>
+          <w:rFonts w:ascii="Segoe UI" w:eastAsia="Times New Roman" w:hAnsi="Segoe UI" w:cs="Segoe UI"/>
+          <w:b/>
+          <w:bCs/>
+          <w:sz w:val="27"/>
+          <w:szCs w:val="27"/>
+          <w:lang w:eastAsia="bg-BG"/>
+        </w:rPr>
+        <w:t>. Сигурност и Middleware слоеве в Django</w:t>
+      </w:r>
+    </w:p>
+    <w:p>
+      <w:pPr>
+        <w:pBdr>
+          <w:top w:val="single" w:sz="2" w:space="0" w:color="E5E7EB"/>
+          <w:left w:val="single" w:sz="2" w:space="0" w:color="E5E7EB"/>
+          <w:bottom w:val="single" w:sz="2" w:space="0" w:color="E5E7EB"/>
+          <w:right w:val="single" w:sz="2" w:space="0" w:color="E5E7EB"/>
+        </w:pBdr>
+        <w:shd w:val="clear" w:color="auto" w:fill="FFFFFF"/>
+        <w:spacing w:after="150" w:line="240" w:lineRule="auto"/>
+        <w:ind w:firstLine="0"/>
+        <w:jc w:val="left"/>
+        <w:rPr>
+          <w:rFonts w:ascii="Segoe UI" w:eastAsia="Times New Roman" w:hAnsi="Segoe UI" w:cs="Segoe UI"/>
+          <w:lang w:eastAsia="bg-BG"/>
+        </w:rPr>
+      </w:pPr>
+      <w:r>
+        <w:rPr>
+          <w:rFonts w:ascii="Segoe UI" w:eastAsia="Times New Roman" w:hAnsi="Segoe UI" w:cs="Segoe UI"/>
+          <w:lang w:eastAsia="bg-BG"/>
+        </w:rPr>
+        <w:t>Едно от най-големите предимства на Django е неговата вградена сигурност. При управление на десктоп от разстояние, сигурността е критична. Django предоставя:</w:t>
+      </w:r>
+    </w:p>
+    <w:p>
+      <w:pPr>
+        <w:numPr>
+          <w:ilvl w:val="0"/>
+          <w:numId w:val="29"/>
         </w:numPr>
         <w:pBdr>
           <w:top w:val="single" w:sz="2" w:space="0" w:color="E5E7EB"/>
@@ -1061,26 +2171,26 @@
       <w:r>
         <w:rPr>
           <w:rFonts w:ascii="Segoe UI" w:eastAsia="Times New Roman" w:hAnsi="Segoe UI" w:cs="Segoe UI"/>
-          <w:i/>
-          <w:iCs/>
+          <w:b/>
+          <w:bCs/>
           <w:bdr w:val="single" w:sz="2" w:space="0" w:color="E5E7EB" w:frame="1"/>
           <w:lang w:eastAsia="bg-BG"/>
         </w:rPr>
-        <w:t>Model:</w:t>
-      </w:r>
-      <w:r>
-        <w:rPr>
-          <w:rFonts w:ascii="Segoe UI" w:eastAsia="Times New Roman" w:hAnsi="Segoe UI" w:cs="Segoe UI"/>
-          <w:lang w:eastAsia="bg-BG"/>
-        </w:rPr>
-        <w:t> Как се дефинират данните (в твоя случай може да няма база данни, но обясни принципа).</w:t>
+        <w:t>CSRF защита (Cross-Site Request Forgery):</w:t>
+      </w:r>
+      <w:r>
+        <w:rPr>
+          <w:rFonts w:ascii="Segoe UI" w:eastAsia="Times New Roman" w:hAnsi="Segoe UI" w:cs="Segoe UI"/>
+          <w:lang w:eastAsia="bg-BG"/>
+        </w:rPr>
+        <w:t> Предотвратява злонамерени сайтове да изпращат команди към вашия сървър без ваше знание. Всеки бутон в нашето приложение е защитен с уникален криптографски токен.</w:t>
       </w:r>
     </w:p>
     <w:p>
       <w:pPr>
         <w:numPr>
-          <w:ilvl w:val="1"/>
-          <w:numId w:val="15"/>
+          <w:ilvl w:val="0"/>
+          <w:numId w:val="29"/>
         </w:numPr>
         <w:pBdr>
           <w:top w:val="single" w:sz="2" w:space="0" w:color="E5E7EB"/>
@@ -1099,26 +2209,26 @@
       <w:r>
         <w:rPr>
           <w:rFonts w:ascii="Segoe UI" w:eastAsia="Times New Roman" w:hAnsi="Segoe UI" w:cs="Segoe UI"/>
-          <w:i/>
-          <w:iCs/>
+          <w:b/>
+          <w:bCs/>
           <w:bdr w:val="single" w:sz="2" w:space="0" w:color="E5E7EB" w:frame="1"/>
           <w:lang w:eastAsia="bg-BG"/>
         </w:rPr>
-        <w:t>View:</w:t>
-      </w:r>
-      <w:r>
-        <w:rPr>
-          <w:rFonts w:ascii="Segoe UI" w:eastAsia="Times New Roman" w:hAnsi="Segoe UI" w:cs="Segoe UI"/>
-          <w:lang w:eastAsia="bg-BG"/>
-        </w:rPr>
-        <w:t> Логиката, която обработва заявките от телефона.</w:t>
+        <w:t>XSS защита:</w:t>
+      </w:r>
+      <w:r>
+        <w:rPr>
+          <w:rFonts w:ascii="Segoe UI" w:eastAsia="Times New Roman" w:hAnsi="Segoe UI" w:cs="Segoe UI"/>
+          <w:lang w:eastAsia="bg-BG"/>
+        </w:rPr>
+        <w:t> Предпазва от вмъкване на зловреден скрипт в интерфейса на дистанционното.</w:t>
       </w:r>
     </w:p>
     <w:p>
       <w:pPr>
         <w:numPr>
-          <w:ilvl w:val="1"/>
-          <w:numId w:val="15"/>
+          <w:ilvl w:val="0"/>
+          <w:numId w:val="29"/>
         </w:numPr>
         <w:pBdr>
           <w:top w:val="single" w:sz="2" w:space="0" w:color="E5E7EB"/>
@@ -1137,27 +2247,174 @@
       <w:r>
         <w:rPr>
           <w:rFonts w:ascii="Segoe UI" w:eastAsia="Times New Roman" w:hAnsi="Segoe UI" w:cs="Segoe UI"/>
-          <w:i/>
-          <w:iCs/>
+          <w:b/>
+          <w:bCs/>
           <w:bdr w:val="single" w:sz="2" w:space="0" w:color="E5E7EB" w:frame="1"/>
           <w:lang w:eastAsia="bg-BG"/>
         </w:rPr>
-        <w:t>Template:</w:t>
-      </w:r>
-      <w:r>
-        <w:rPr>
-          <w:rFonts w:ascii="Segoe UI" w:eastAsia="Times New Roman" w:hAnsi="Segoe UI" w:cs="Segoe UI"/>
-          <w:lang w:eastAsia="bg-BG"/>
-        </w:rPr>
-        <w:t> HTML интерфейсът, който се рендира за потребителя.</w:t>
+        <w:t>Clickjacking защита:</w:t>
+      </w:r>
+      <w:r>
+        <w:rPr>
+          <w:rFonts w:ascii="Segoe UI" w:eastAsia="Times New Roman" w:hAnsi="Segoe UI" w:cs="Segoe UI"/>
+          <w:lang w:eastAsia="bg-BG"/>
+        </w:rPr>
+        <w:t> Гарантира, че интерфейсът на дистанционното не може да бъде „скрит“ под друг прозрачен слой на телефона.</w:t>
       </w:r>
     </w:p>
     <w:p>
       <w:pPr>
         <w:numPr>
           <w:ilvl w:val="0"/>
-          <w:numId w:val="15"/>
+          <w:numId w:val="28"/>
         </w:numPr>
+        <w:pBdr>
+          <w:top w:val="single" w:sz="2" w:space="0" w:color="E5E7EB"/>
+          <w:left w:val="single" w:sz="2" w:space="0" w:color="E5E7EB"/>
+          <w:bottom w:val="single" w:sz="2" w:space="0" w:color="E5E7EB"/>
+          <w:right w:val="single" w:sz="2" w:space="0" w:color="E5E7EB"/>
+        </w:pBdr>
+        <w:shd w:val="clear" w:color="auto" w:fill="FFFFFF"/>
+        <w:tabs>
+          <w:tab w:val="clear" w:pos="720"/>
+        </w:tabs>
+        <w:spacing w:before="288" w:after="144" w:line="240" w:lineRule="auto"/>
+        <w:ind w:left="0" w:firstLine="0"/>
+        <w:jc w:val="left"/>
+        <w:outlineLvl w:val="2"/>
+        <w:rPr>
+          <w:rFonts w:ascii="Segoe UI" w:eastAsia="Times New Roman" w:hAnsi="Segoe UI" w:cs="Segoe UI"/>
+          <w:b/>
+          <w:bCs/>
+          <w:sz w:val="27"/>
+          <w:szCs w:val="27"/>
+          <w:lang w:eastAsia="bg-BG"/>
+        </w:rPr>
+      </w:pPr>
+      <w:r>
+        <w:rPr>
+          <w:rFonts w:ascii="Segoe UI" w:eastAsia="Times New Roman" w:hAnsi="Segoe UI" w:cs="Segoe UI"/>
+          <w:b/>
+          <w:bCs/>
+          <w:sz w:val="27"/>
+          <w:szCs w:val="27"/>
+          <w:lang w:eastAsia="bg-BG"/>
+        </w:rPr>
+        <w:t>2.4</w:t>
+      </w:r>
+      <w:bookmarkStart w:id="4" w:name="_GoBack"/>
+      <w:bookmarkEnd w:id="4"/>
+      <w:r>
+        <w:rPr>
+          <w:rFonts w:ascii="Segoe UI" w:eastAsia="Times New Roman" w:hAnsi="Segoe UI" w:cs="Segoe UI"/>
+          <w:b/>
+          <w:bCs/>
+          <w:sz w:val="27"/>
+          <w:szCs w:val="27"/>
+          <w:lang w:eastAsia="bg-BG"/>
+        </w:rPr>
+        <w:t>. Обработка на URL адреси и Routing</w:t>
+      </w:r>
+    </w:p>
+    <w:p>
+      <w:pPr>
+        <w:pBdr>
+          <w:top w:val="single" w:sz="2" w:space="0" w:color="E5E7EB"/>
+          <w:left w:val="single" w:sz="2" w:space="0" w:color="E5E7EB"/>
+          <w:bottom w:val="single" w:sz="2" w:space="0" w:color="E5E7EB"/>
+          <w:right w:val="single" w:sz="2" w:space="0" w:color="E5E7EB"/>
+        </w:pBdr>
+        <w:shd w:val="clear" w:color="auto" w:fill="FFFFFF"/>
+        <w:spacing w:after="0" w:line="240" w:lineRule="auto"/>
+        <w:ind w:firstLine="0"/>
+        <w:jc w:val="left"/>
+        <w:rPr>
+          <w:rFonts w:ascii="Segoe UI" w:eastAsia="Times New Roman" w:hAnsi="Segoe UI" w:cs="Segoe UI"/>
+          <w:lang w:eastAsia="bg-BG"/>
+        </w:rPr>
+      </w:pPr>
+      <w:r>
+        <w:rPr>
+          <w:rFonts w:ascii="Segoe UI" w:eastAsia="Times New Roman" w:hAnsi="Segoe UI" w:cs="Segoe UI"/>
+          <w:lang w:eastAsia="bg-BG"/>
+        </w:rPr>
+        <w:t>Django притежава изключително гъвкав механизъм за маршрутизация чрез файла </w:t>
+      </w:r>
+      <w:r>
+        <w:rPr>
+          <w:rFonts w:ascii="Consolas" w:eastAsia="Times New Roman" w:hAnsi="Consolas" w:cs="Courier New"/>
+          <w:sz w:val="22"/>
+          <w:szCs w:val="22"/>
+          <w:bdr w:val="single" w:sz="2" w:space="2" w:color="E5E7EB" w:frame="1"/>
+          <w:lang w:eastAsia="bg-BG"/>
+        </w:rPr>
+        <w:t>urls.py</w:t>
+      </w:r>
+      <w:r>
+        <w:rPr>
+          <w:rFonts w:ascii="Segoe UI" w:eastAsia="Times New Roman" w:hAnsi="Segoe UI" w:cs="Segoe UI"/>
+          <w:lang w:eastAsia="bg-BG"/>
+        </w:rPr>
+        <w:t>. Когато телефонът изпрати сигнал към </w:t>
+      </w:r>
+      <w:r>
+        <w:rPr>
+          <w:rFonts w:ascii="Consolas" w:eastAsia="Times New Roman" w:hAnsi="Consolas" w:cs="Courier New"/>
+          <w:sz w:val="22"/>
+          <w:szCs w:val="22"/>
+          <w:bdr w:val="single" w:sz="2" w:space="2" w:color="E5E7EB" w:frame="1"/>
+          <w:lang w:eastAsia="bg-BG"/>
+        </w:rPr>
+        <w:t>http://192.168.1.5:8000/control/</w:t>
+      </w:r>
+      <w:r>
+        <w:rPr>
+          <w:rFonts w:ascii="Segoe UI" w:eastAsia="Times New Roman" w:hAnsi="Segoe UI" w:cs="Segoe UI"/>
+          <w:lang w:eastAsia="bg-BG"/>
+        </w:rPr>
+        <w:t>, сървърът анализира този път и го насочва към правилната функция в </w:t>
+      </w:r>
+      <w:r>
+        <w:rPr>
+          <w:rFonts w:ascii="Consolas" w:eastAsia="Times New Roman" w:hAnsi="Consolas" w:cs="Courier New"/>
+          <w:sz w:val="22"/>
+          <w:szCs w:val="22"/>
+          <w:bdr w:val="single" w:sz="2" w:space="2" w:color="E5E7EB" w:frame="1"/>
+          <w:lang w:eastAsia="bg-BG"/>
+        </w:rPr>
+        <w:t>views.py</w:t>
+      </w:r>
+      <w:r>
+        <w:rPr>
+          <w:rFonts w:ascii="Segoe UI" w:eastAsia="Times New Roman" w:hAnsi="Segoe UI" w:cs="Segoe UI"/>
+          <w:lang w:eastAsia="bg-BG"/>
+        </w:rPr>
+        <w:t>. Този процес е оптимизиран и отнема милисекунди, което е от съществено значение за избягване на закъснение (лаг) при смяна на слайдовете.</w:t>
+      </w:r>
+    </w:p>
+    <w:p>
+      <w:pPr>
+        <w:pBdr>
+          <w:top w:val="single" w:sz="2" w:space="0" w:color="E5E7EB"/>
+          <w:left w:val="single" w:sz="2" w:space="0" w:color="E5E7EB"/>
+          <w:bottom w:val="single" w:sz="2" w:space="0" w:color="E5E7EB"/>
+          <w:right w:val="single" w:sz="2" w:space="0" w:color="E5E7EB"/>
+        </w:pBdr>
+        <w:shd w:val="clear" w:color="auto" w:fill="FFFFFF"/>
+        <w:spacing w:before="288" w:after="144" w:line="240" w:lineRule="auto"/>
+        <w:ind w:firstLine="0"/>
+        <w:jc w:val="left"/>
+        <w:outlineLvl w:val="3"/>
+        <w:rPr>
+          <w:rFonts w:ascii="Segoe UI" w:eastAsia="Times New Roman" w:hAnsi="Segoe UI" w:cs="Segoe UI"/>
+          <w:b/>
+          <w:bCs/>
+          <w:lang w:eastAsia="bg-BG"/>
+        </w:rPr>
+      </w:pPr>
+    </w:p>
+    <w:p>
+      <w:pPr>
         <w:pBdr>
           <w:top w:val="single" w:sz="2" w:space="0" w:color="E5E7EB"/>
           <w:left w:val="single" w:sz="2" w:space="0" w:color="E5E7EB"/>
@@ -1172,840 +2429,6 @@
           <w:lang w:eastAsia="bg-BG"/>
         </w:rPr>
       </w:pPr>
-      <w:r>
-        <w:rPr>
-          <w:rFonts w:ascii="Segoe UI" w:eastAsia="Times New Roman" w:hAnsi="Segoe UI" w:cs="Segoe UI"/>
-          <w:b/>
-          <w:bCs/>
-          <w:bdr w:val="single" w:sz="2" w:space="0" w:color="E5E7EB" w:frame="1"/>
-          <w:lang w:eastAsia="bg-BG"/>
-        </w:rPr>
-        <w:t>Сигурност в Django:</w:t>
-      </w:r>
-      <w:r>
-        <w:rPr>
-          <w:rFonts w:ascii="Segoe UI" w:eastAsia="Times New Roman" w:hAnsi="Segoe UI" w:cs="Segoe UI"/>
-          <w:lang w:eastAsia="bg-BG"/>
-        </w:rPr>
-        <w:t> Защита срещу CSRF (Cross-Site Request Forgery) – изключително важно при изпращане на POST заявки от телефон.</w:t>
-      </w:r>
-    </w:p>
-    <w:p>
-      <w:pPr>
-        <w:pBdr>
-          <w:top w:val="single" w:sz="2" w:space="0" w:color="E5E7EB"/>
-          <w:left w:val="single" w:sz="2" w:space="0" w:color="E5E7EB"/>
-          <w:bottom w:val="single" w:sz="2" w:space="0" w:color="E5E7EB"/>
-          <w:right w:val="single" w:sz="2" w:space="0" w:color="E5E7EB"/>
-        </w:pBdr>
-        <w:shd w:val="clear" w:color="auto" w:fill="FFFFFF"/>
-        <w:spacing w:after="150" w:line="240" w:lineRule="auto"/>
-        <w:ind w:firstLine="0"/>
-        <w:jc w:val="left"/>
-        <w:rPr>
-          <w:rFonts w:ascii="Segoe UI" w:eastAsia="Times New Roman" w:hAnsi="Segoe UI" w:cs="Segoe UI"/>
-          <w:lang w:eastAsia="bg-BG"/>
-        </w:rPr>
-      </w:pPr>
-      <w:r>
-        <w:rPr>
-          <w:rFonts w:ascii="Segoe UI" w:eastAsia="Times New Roman" w:hAnsi="Segoe UI" w:cs="Segoe UI"/>
-          <w:b/>
-          <w:bCs/>
-          <w:bdr w:val="single" w:sz="2" w:space="0" w:color="E5E7EB" w:frame="1"/>
-          <w:lang w:eastAsia="bg-BG"/>
-        </w:rPr>
-        <w:t>2.3. Web Server Gateway Interface (WSGI)</w:t>
-      </w:r>
-    </w:p>
-    <w:p>
-      <w:pPr>
-        <w:numPr>
-          <w:ilvl w:val="0"/>
-          <w:numId w:val="16"/>
-        </w:numPr>
-        <w:pBdr>
-          <w:top w:val="single" w:sz="2" w:space="0" w:color="E5E7EB"/>
-          <w:left w:val="single" w:sz="2" w:space="0" w:color="E5E7EB"/>
-          <w:bottom w:val="single" w:sz="2" w:space="0" w:color="E5E7EB"/>
-          <w:right w:val="single" w:sz="2" w:space="0" w:color="E5E7EB"/>
-        </w:pBdr>
-        <w:shd w:val="clear" w:color="auto" w:fill="FFFFFF"/>
-        <w:spacing w:before="100" w:beforeAutospacing="1" w:after="100" w:afterAutospacing="1" w:line="240" w:lineRule="auto"/>
-        <w:jc w:val="left"/>
-        <w:rPr>
-          <w:rFonts w:ascii="Segoe UI" w:eastAsia="Times New Roman" w:hAnsi="Segoe UI" w:cs="Segoe UI"/>
-          <w:lang w:eastAsia="bg-BG"/>
-        </w:rPr>
-      </w:pPr>
-      <w:r>
-        <w:rPr>
-          <w:rFonts w:ascii="Segoe UI" w:eastAsia="Times New Roman" w:hAnsi="Segoe UI" w:cs="Segoe UI"/>
-          <w:lang w:eastAsia="bg-BG"/>
-        </w:rPr>
-        <w:t>Как Django комуникира с уеб сървъра. Обяснение на вградения сървър за разработка, който използваш в проекта.</w:t>
-      </w:r>
-    </w:p>
-    <w:p>
-      <w:pPr>
-        <w:spacing w:before="360" w:after="360" w:line="240" w:lineRule="auto"/>
-        <w:ind w:firstLine="0"/>
-        <w:jc w:val="left"/>
-        <w:rPr>
-          <w:rFonts w:eastAsia="Times New Roman"/>
-          <w:lang w:eastAsia="bg-BG"/>
-        </w:rPr>
-      </w:pPr>
-      <w:r>
-        <w:rPr>
-          <w:rFonts w:eastAsia="Times New Roman"/>
-          <w:lang w:eastAsia="bg-BG"/>
-        </w:rPr>
-        <w:pict>
-          <v:rect id="_x0000_i1026" style="width:0;height:.75pt" o:hralign="center" o:hrstd="t" o:hr="t" fillcolor="#a0a0a0" stroked="f"/>
-        </w:pict>
-      </w:r>
-    </w:p>
-    <w:p>
-      <w:pPr>
-        <w:numPr>
-          <w:ilvl w:val="0"/>
-          <w:numId w:val="11"/>
-        </w:numPr>
-        <w:pBdr>
-          <w:top w:val="single" w:sz="2" w:space="0" w:color="E5E7EB"/>
-          <w:left w:val="single" w:sz="2" w:space="0" w:color="E5E7EB"/>
-          <w:bottom w:val="single" w:sz="2" w:space="0" w:color="E5E7EB"/>
-          <w:right w:val="single" w:sz="2" w:space="0" w:color="E5E7EB"/>
-        </w:pBdr>
-        <w:shd w:val="clear" w:color="auto" w:fill="FFFFFF"/>
-        <w:tabs>
-          <w:tab w:val="clear" w:pos="720"/>
-        </w:tabs>
-        <w:spacing w:before="288" w:after="144" w:line="240" w:lineRule="auto"/>
-        <w:ind w:left="0" w:firstLine="0"/>
-        <w:jc w:val="left"/>
-        <w:outlineLvl w:val="2"/>
-        <w:rPr>
-          <w:rFonts w:ascii="Segoe UI" w:eastAsia="Times New Roman" w:hAnsi="Segoe UI" w:cs="Segoe UI"/>
-          <w:b/>
-          <w:bCs/>
-          <w:sz w:val="27"/>
-          <w:szCs w:val="27"/>
-          <w:lang w:eastAsia="bg-BG"/>
-        </w:rPr>
-      </w:pPr>
-      <w:r>
-        <w:rPr>
-          <w:rFonts w:ascii="Segoe UI" w:eastAsia="Times New Roman" w:hAnsi="Segoe UI" w:cs="Segoe UI"/>
-          <w:b/>
-          <w:bCs/>
-          <w:sz w:val="27"/>
-          <w:szCs w:val="27"/>
-          <w:lang w:eastAsia="bg-BG"/>
-        </w:rPr>
-        <w:t>Глава 3: Системно програми</w:t>
-      </w:r>
-      <w:r>
-        <w:rPr>
-          <w:rFonts w:ascii="Segoe UI" w:eastAsia="Times New Roman" w:hAnsi="Segoe UI" w:cs="Segoe UI"/>
-          <w:b/>
-          <w:bCs/>
-          <w:sz w:val="27"/>
-          <w:szCs w:val="27"/>
-          <w:lang w:eastAsia="bg-BG"/>
-        </w:rPr>
-        <w:t xml:space="preserve">ране и автоматизация на ОС </w:t>
-      </w:r>
-    </w:p>
-    <w:p>
-      <w:pPr>
-        <w:pBdr>
-          <w:top w:val="single" w:sz="2" w:space="0" w:color="E5E7EB"/>
-          <w:left w:val="single" w:sz="2" w:space="0" w:color="E5E7EB"/>
-          <w:bottom w:val="single" w:sz="2" w:space="0" w:color="E5E7EB"/>
-          <w:right w:val="single" w:sz="2" w:space="0" w:color="E5E7EB"/>
-        </w:pBdr>
-        <w:shd w:val="clear" w:color="auto" w:fill="FFFFFF"/>
-        <w:spacing w:after="150" w:line="240" w:lineRule="auto"/>
-        <w:ind w:firstLine="0"/>
-        <w:jc w:val="left"/>
-        <w:rPr>
-          <w:rFonts w:ascii="Segoe UI" w:eastAsia="Times New Roman" w:hAnsi="Segoe UI" w:cs="Segoe UI"/>
-          <w:lang w:eastAsia="bg-BG"/>
-        </w:rPr>
-      </w:pPr>
-      <w:r>
-        <w:rPr>
-          <w:rFonts w:ascii="Segoe UI" w:eastAsia="Times New Roman" w:hAnsi="Segoe UI" w:cs="Segoe UI"/>
-          <w:b/>
-          <w:bCs/>
-          <w:bdr w:val="single" w:sz="2" w:space="0" w:color="E5E7EB" w:frame="1"/>
-          <w:lang w:eastAsia="bg-BG"/>
-        </w:rPr>
-        <w:t>3.1. Взаимодействие с Операционната система (OS Interoperability)</w:t>
-      </w:r>
-    </w:p>
-    <w:p>
-      <w:pPr>
-        <w:numPr>
-          <w:ilvl w:val="0"/>
-          <w:numId w:val="17"/>
-        </w:numPr>
-        <w:pBdr>
-          <w:top w:val="single" w:sz="2" w:space="0" w:color="E5E7EB"/>
-          <w:left w:val="single" w:sz="2" w:space="0" w:color="E5E7EB"/>
-          <w:bottom w:val="single" w:sz="2" w:space="0" w:color="E5E7EB"/>
-          <w:right w:val="single" w:sz="2" w:space="0" w:color="E5E7EB"/>
-        </w:pBdr>
-        <w:shd w:val="clear" w:color="auto" w:fill="FFFFFF"/>
-        <w:spacing w:before="100" w:beforeAutospacing="1" w:after="100" w:afterAutospacing="1" w:line="240" w:lineRule="auto"/>
-        <w:jc w:val="left"/>
-        <w:rPr>
-          <w:rFonts w:ascii="Segoe UI" w:eastAsia="Times New Roman" w:hAnsi="Segoe UI" w:cs="Segoe UI"/>
-          <w:lang w:eastAsia="bg-BG"/>
-        </w:rPr>
-      </w:pPr>
-      <w:r>
-        <w:rPr>
-          <w:rFonts w:ascii="Segoe UI" w:eastAsia="Times New Roman" w:hAnsi="Segoe UI" w:cs="Segoe UI"/>
-          <w:lang w:eastAsia="bg-BG"/>
-        </w:rPr>
-        <w:t>Как софтуерът комуникира с хардуерните драйвери за клавиатура.</w:t>
-      </w:r>
-    </w:p>
-    <w:p>
-      <w:pPr>
-        <w:numPr>
-          <w:ilvl w:val="0"/>
-          <w:numId w:val="17"/>
-        </w:numPr>
-        <w:pBdr>
-          <w:top w:val="single" w:sz="2" w:space="0" w:color="E5E7EB"/>
-          <w:left w:val="single" w:sz="2" w:space="0" w:color="E5E7EB"/>
-          <w:bottom w:val="single" w:sz="2" w:space="0" w:color="E5E7EB"/>
-          <w:right w:val="single" w:sz="2" w:space="0" w:color="E5E7EB"/>
-        </w:pBdr>
-        <w:shd w:val="clear" w:color="auto" w:fill="FFFFFF"/>
-        <w:spacing w:before="60" w:after="100" w:afterAutospacing="1" w:line="240" w:lineRule="auto"/>
-        <w:jc w:val="left"/>
-        <w:rPr>
-          <w:rFonts w:ascii="Segoe UI" w:eastAsia="Times New Roman" w:hAnsi="Segoe UI" w:cs="Segoe UI"/>
-          <w:lang w:eastAsia="bg-BG"/>
-        </w:rPr>
-      </w:pPr>
-      <w:r>
-        <w:rPr>
-          <w:rFonts w:ascii="Segoe UI" w:eastAsia="Times New Roman" w:hAnsi="Segoe UI" w:cs="Segoe UI"/>
-          <w:lang w:eastAsia="bg-BG"/>
-        </w:rPr>
-        <w:t>Понятието за "софтуерно прекъсване" или симулация на хардуерни събития.</w:t>
-      </w:r>
-    </w:p>
-    <w:p>
-      <w:pPr>
-        <w:pBdr>
-          <w:top w:val="single" w:sz="2" w:space="0" w:color="E5E7EB"/>
-          <w:left w:val="single" w:sz="2" w:space="0" w:color="E5E7EB"/>
-          <w:bottom w:val="single" w:sz="2" w:space="0" w:color="E5E7EB"/>
-          <w:right w:val="single" w:sz="2" w:space="0" w:color="E5E7EB"/>
-        </w:pBdr>
-        <w:shd w:val="clear" w:color="auto" w:fill="FFFFFF"/>
-        <w:spacing w:after="150" w:line="240" w:lineRule="auto"/>
-        <w:ind w:firstLine="0"/>
-        <w:jc w:val="left"/>
-        <w:rPr>
-          <w:rFonts w:ascii="Segoe UI" w:eastAsia="Times New Roman" w:hAnsi="Segoe UI" w:cs="Segoe UI"/>
-          <w:lang w:eastAsia="bg-BG"/>
-        </w:rPr>
-      </w:pPr>
-      <w:r>
-        <w:rPr>
-          <w:rFonts w:ascii="Segoe UI" w:eastAsia="Times New Roman" w:hAnsi="Segoe UI" w:cs="Segoe UI"/>
-          <w:b/>
-          <w:bCs/>
-          <w:bdr w:val="single" w:sz="2" w:space="0" w:color="E5E7EB" w:frame="1"/>
-          <w:lang w:eastAsia="bg-BG"/>
-        </w:rPr>
-        <w:t>3.2. Библиотеката PyAutoGUI</w:t>
-      </w:r>
-    </w:p>
-    <w:p>
-      <w:pPr>
-        <w:numPr>
-          <w:ilvl w:val="0"/>
-          <w:numId w:val="18"/>
-        </w:numPr>
-        <w:pBdr>
-          <w:top w:val="single" w:sz="2" w:space="0" w:color="E5E7EB"/>
-          <w:left w:val="single" w:sz="2" w:space="0" w:color="E5E7EB"/>
-          <w:bottom w:val="single" w:sz="2" w:space="0" w:color="E5E7EB"/>
-          <w:right w:val="single" w:sz="2" w:space="0" w:color="E5E7EB"/>
-        </w:pBdr>
-        <w:shd w:val="clear" w:color="auto" w:fill="FFFFFF"/>
-        <w:spacing w:before="100" w:beforeAutospacing="1" w:after="100" w:afterAutospacing="1" w:line="240" w:lineRule="auto"/>
-        <w:jc w:val="left"/>
-        <w:rPr>
-          <w:rFonts w:ascii="Segoe UI" w:eastAsia="Times New Roman" w:hAnsi="Segoe UI" w:cs="Segoe UI"/>
-          <w:lang w:eastAsia="bg-BG"/>
-        </w:rPr>
-      </w:pPr>
-      <w:r>
-        <w:rPr>
-          <w:rFonts w:ascii="Segoe UI" w:eastAsia="Times New Roman" w:hAnsi="Segoe UI" w:cs="Segoe UI"/>
-          <w:b/>
-          <w:bCs/>
-          <w:bdr w:val="single" w:sz="2" w:space="0" w:color="E5E7EB" w:frame="1"/>
-          <w:lang w:eastAsia="bg-BG"/>
-        </w:rPr>
-        <w:t>Архитектура:</w:t>
-      </w:r>
-      <w:r>
-        <w:rPr>
-          <w:rFonts w:ascii="Segoe UI" w:eastAsia="Times New Roman" w:hAnsi="Segoe UI" w:cs="Segoe UI"/>
-          <w:lang w:eastAsia="bg-BG"/>
-        </w:rPr>
-        <w:t> Как библиотеката абстрахира разликите между Windows, Linux и macOS.</w:t>
-      </w:r>
-    </w:p>
-    <w:p>
-      <w:pPr>
-        <w:numPr>
-          <w:ilvl w:val="0"/>
-          <w:numId w:val="18"/>
-        </w:numPr>
-        <w:pBdr>
-          <w:top w:val="single" w:sz="2" w:space="0" w:color="E5E7EB"/>
-          <w:left w:val="single" w:sz="2" w:space="0" w:color="E5E7EB"/>
-          <w:bottom w:val="single" w:sz="2" w:space="0" w:color="E5E7EB"/>
-          <w:right w:val="single" w:sz="2" w:space="0" w:color="E5E7EB"/>
-        </w:pBdr>
-        <w:shd w:val="clear" w:color="auto" w:fill="FFFFFF"/>
-        <w:spacing w:before="60" w:after="100" w:afterAutospacing="1" w:line="240" w:lineRule="auto"/>
-        <w:jc w:val="left"/>
-        <w:rPr>
-          <w:rFonts w:ascii="Segoe UI" w:eastAsia="Times New Roman" w:hAnsi="Segoe UI" w:cs="Segoe UI"/>
-          <w:lang w:eastAsia="bg-BG"/>
-        </w:rPr>
-      </w:pPr>
-      <w:r>
-        <w:rPr>
-          <w:rFonts w:ascii="Segoe UI" w:eastAsia="Times New Roman" w:hAnsi="Segoe UI" w:cs="Segoe UI"/>
-          <w:b/>
-          <w:bCs/>
-          <w:bdr w:val="single" w:sz="2" w:space="0" w:color="E5E7EB" w:frame="1"/>
-          <w:lang w:eastAsia="bg-BG"/>
-        </w:rPr>
-        <w:t>Координатна система:</w:t>
-      </w:r>
-      <w:r>
-        <w:rPr>
-          <w:rFonts w:ascii="Segoe UI" w:eastAsia="Times New Roman" w:hAnsi="Segoe UI" w:cs="Segoe UI"/>
-          <w:lang w:eastAsia="bg-BG"/>
-        </w:rPr>
-        <w:t> Как се определят позициите на екрана (ако добавиш контрол на мишката).</w:t>
-      </w:r>
-    </w:p>
-    <w:p>
-      <w:pPr>
-        <w:numPr>
-          <w:ilvl w:val="0"/>
-          <w:numId w:val="18"/>
-        </w:numPr>
-        <w:pBdr>
-          <w:top w:val="single" w:sz="2" w:space="0" w:color="E5E7EB"/>
-          <w:left w:val="single" w:sz="2" w:space="0" w:color="E5E7EB"/>
-          <w:bottom w:val="single" w:sz="2" w:space="0" w:color="E5E7EB"/>
-          <w:right w:val="single" w:sz="2" w:space="0" w:color="E5E7EB"/>
-        </w:pBdr>
-        <w:shd w:val="clear" w:color="auto" w:fill="FFFFFF"/>
-        <w:spacing w:before="60" w:after="100" w:afterAutospacing="1" w:line="240" w:lineRule="auto"/>
-        <w:jc w:val="left"/>
-        <w:rPr>
-          <w:rFonts w:ascii="Segoe UI" w:eastAsia="Times New Roman" w:hAnsi="Segoe UI" w:cs="Segoe UI"/>
-          <w:lang w:eastAsia="bg-BG"/>
-        </w:rPr>
-      </w:pPr>
-      <w:r>
-        <w:rPr>
-          <w:rFonts w:ascii="Segoe UI" w:eastAsia="Times New Roman" w:hAnsi="Segoe UI" w:cs="Segoe UI"/>
-          <w:b/>
-          <w:bCs/>
-          <w:bdr w:val="single" w:sz="2" w:space="0" w:color="E5E7EB" w:frame="1"/>
-          <w:lang w:eastAsia="bg-BG"/>
-        </w:rPr>
-        <w:t>Безопасност (Fail-safe):</w:t>
-      </w:r>
-      <w:r>
-        <w:rPr>
-          <w:rFonts w:ascii="Segoe UI" w:eastAsia="Times New Roman" w:hAnsi="Segoe UI" w:cs="Segoe UI"/>
-          <w:lang w:eastAsia="bg-BG"/>
-        </w:rPr>
-        <w:t> Обяснение на функциите за сигурност (например преместване на мишката в ъгъла за спиране на скрипта).</w:t>
-      </w:r>
-    </w:p>
-    <w:p>
-      <w:pPr>
-        <w:spacing w:before="360" w:after="360" w:line="240" w:lineRule="auto"/>
-        <w:ind w:firstLine="0"/>
-        <w:jc w:val="left"/>
-        <w:rPr>
-          <w:rFonts w:eastAsia="Times New Roman"/>
-          <w:lang w:eastAsia="bg-BG"/>
-        </w:rPr>
-      </w:pPr>
-      <w:r>
-        <w:rPr>
-          <w:rFonts w:eastAsia="Times New Roman"/>
-          <w:lang w:eastAsia="bg-BG"/>
-        </w:rPr>
-        <w:pict>
-          <v:rect id="_x0000_i1027" style="width:0;height:.75pt" o:hralign="center" o:hrstd="t" o:hr="t" fillcolor="#a0a0a0" stroked="f"/>
-        </w:pict>
-      </w:r>
-    </w:p>
-    <w:p>
-      <w:pPr>
-        <w:numPr>
-          <w:ilvl w:val="0"/>
-          <w:numId w:val="11"/>
-        </w:numPr>
-        <w:pBdr>
-          <w:top w:val="single" w:sz="2" w:space="0" w:color="E5E7EB"/>
-          <w:left w:val="single" w:sz="2" w:space="0" w:color="E5E7EB"/>
-          <w:bottom w:val="single" w:sz="2" w:space="0" w:color="E5E7EB"/>
-          <w:right w:val="single" w:sz="2" w:space="0" w:color="E5E7EB"/>
-        </w:pBdr>
-        <w:shd w:val="clear" w:color="auto" w:fill="FFFFFF"/>
-        <w:tabs>
-          <w:tab w:val="clear" w:pos="720"/>
-        </w:tabs>
-        <w:spacing w:before="288" w:after="144" w:line="240" w:lineRule="auto"/>
-        <w:ind w:left="0" w:firstLine="0"/>
-        <w:jc w:val="left"/>
-        <w:outlineLvl w:val="2"/>
-        <w:rPr>
-          <w:rFonts w:ascii="Segoe UI" w:eastAsia="Times New Roman" w:hAnsi="Segoe UI" w:cs="Segoe UI"/>
-          <w:b/>
-          <w:bCs/>
-          <w:sz w:val="27"/>
-          <w:szCs w:val="27"/>
-          <w:lang w:eastAsia="bg-BG"/>
-        </w:rPr>
-      </w:pPr>
-      <w:r>
-        <w:rPr>
-          <w:rFonts w:ascii="Segoe UI" w:eastAsia="Times New Roman" w:hAnsi="Segoe UI" w:cs="Segoe UI"/>
-          <w:b/>
-          <w:bCs/>
-          <w:sz w:val="27"/>
-          <w:szCs w:val="27"/>
-          <w:lang w:eastAsia="bg-BG"/>
-        </w:rPr>
-        <w:t>Глава 4: Frontend технологии и Потребит</w:t>
-      </w:r>
-      <w:r>
-        <w:rPr>
-          <w:rFonts w:ascii="Segoe UI" w:eastAsia="Times New Roman" w:hAnsi="Segoe UI" w:cs="Segoe UI"/>
-          <w:b/>
-          <w:bCs/>
-          <w:sz w:val="27"/>
-          <w:szCs w:val="27"/>
-          <w:lang w:eastAsia="bg-BG"/>
-        </w:rPr>
-        <w:t xml:space="preserve">елско преживяване </w:t>
-      </w:r>
-    </w:p>
-    <w:p>
-      <w:pPr>
-        <w:pBdr>
-          <w:top w:val="single" w:sz="2" w:space="0" w:color="E5E7EB"/>
-          <w:left w:val="single" w:sz="2" w:space="0" w:color="E5E7EB"/>
-          <w:bottom w:val="single" w:sz="2" w:space="0" w:color="E5E7EB"/>
-          <w:right w:val="single" w:sz="2" w:space="0" w:color="E5E7EB"/>
-        </w:pBdr>
-        <w:shd w:val="clear" w:color="auto" w:fill="FFFFFF"/>
-        <w:spacing w:after="150" w:line="240" w:lineRule="auto"/>
-        <w:ind w:firstLine="0"/>
-        <w:jc w:val="left"/>
-        <w:rPr>
-          <w:rFonts w:ascii="Segoe UI" w:eastAsia="Times New Roman" w:hAnsi="Segoe UI" w:cs="Segoe UI"/>
-          <w:lang w:eastAsia="bg-BG"/>
-        </w:rPr>
-      </w:pPr>
-      <w:r>
-        <w:rPr>
-          <w:rFonts w:ascii="Segoe UI" w:eastAsia="Times New Roman" w:hAnsi="Segoe UI" w:cs="Segoe UI"/>
-          <w:b/>
-          <w:bCs/>
-          <w:bdr w:val="single" w:sz="2" w:space="0" w:color="E5E7EB" w:frame="1"/>
-          <w:lang w:eastAsia="bg-BG"/>
-        </w:rPr>
-        <w:t>4.1. HTML5 и CSS3 за мобилни устройства</w:t>
-      </w:r>
-    </w:p>
-    <w:p>
-      <w:pPr>
-        <w:numPr>
-          <w:ilvl w:val="0"/>
-          <w:numId w:val="19"/>
-        </w:numPr>
-        <w:pBdr>
-          <w:top w:val="single" w:sz="2" w:space="0" w:color="E5E7EB"/>
-          <w:left w:val="single" w:sz="2" w:space="0" w:color="E5E7EB"/>
-          <w:bottom w:val="single" w:sz="2" w:space="0" w:color="E5E7EB"/>
-          <w:right w:val="single" w:sz="2" w:space="0" w:color="E5E7EB"/>
-        </w:pBdr>
-        <w:shd w:val="clear" w:color="auto" w:fill="FFFFFF"/>
-        <w:spacing w:beforeAutospacing="1" w:after="0" w:afterAutospacing="1" w:line="240" w:lineRule="auto"/>
-        <w:jc w:val="left"/>
-        <w:rPr>
-          <w:rFonts w:ascii="Segoe UI" w:eastAsia="Times New Roman" w:hAnsi="Segoe UI" w:cs="Segoe UI"/>
-          <w:lang w:eastAsia="bg-BG"/>
-        </w:rPr>
-      </w:pPr>
-      <w:r>
-        <w:rPr>
-          <w:rFonts w:ascii="Segoe UI" w:eastAsia="Times New Roman" w:hAnsi="Segoe UI" w:cs="Segoe UI"/>
-          <w:b/>
-          <w:bCs/>
-          <w:bdr w:val="single" w:sz="2" w:space="0" w:color="E5E7EB" w:frame="1"/>
-          <w:lang w:eastAsia="bg-BG"/>
-        </w:rPr>
-        <w:t>Responsive Design (Адаптивен дизайн):</w:t>
-      </w:r>
-      <w:r>
-        <w:rPr>
-          <w:rFonts w:ascii="Segoe UI" w:eastAsia="Times New Roman" w:hAnsi="Segoe UI" w:cs="Segoe UI"/>
-          <w:lang w:eastAsia="bg-BG"/>
-        </w:rPr>
-        <w:t> Използване на </w:t>
-      </w:r>
-      <w:r>
-        <w:rPr>
-          <w:rFonts w:ascii="Consolas" w:eastAsia="Times New Roman" w:hAnsi="Consolas" w:cs="Courier New"/>
-          <w:sz w:val="22"/>
-          <w:szCs w:val="22"/>
-          <w:bdr w:val="single" w:sz="2" w:space="2" w:color="E5E7EB" w:frame="1"/>
-          <w:lang w:eastAsia="bg-BG"/>
-        </w:rPr>
-        <w:t>Viewport</w:t>
-      </w:r>
-      <w:r>
-        <w:rPr>
-          <w:rFonts w:ascii="Segoe UI" w:eastAsia="Times New Roman" w:hAnsi="Segoe UI" w:cs="Segoe UI"/>
-          <w:lang w:eastAsia="bg-BG"/>
-        </w:rPr>
-        <w:t> мета тага и </w:t>
-      </w:r>
-      <w:r>
-        <w:rPr>
-          <w:rFonts w:ascii="Consolas" w:eastAsia="Times New Roman" w:hAnsi="Consolas" w:cs="Courier New"/>
-          <w:sz w:val="22"/>
-          <w:szCs w:val="22"/>
-          <w:bdr w:val="single" w:sz="2" w:space="2" w:color="E5E7EB" w:frame="1"/>
-          <w:lang w:eastAsia="bg-BG"/>
-        </w:rPr>
-        <w:t>Media Queries</w:t>
-      </w:r>
-      <w:r>
-        <w:rPr>
-          <w:rFonts w:ascii="Segoe UI" w:eastAsia="Times New Roman" w:hAnsi="Segoe UI" w:cs="Segoe UI"/>
-          <w:lang w:eastAsia="bg-BG"/>
-        </w:rPr>
-        <w:t>. Обяснение защо интерфейсът трябва да е различен за телефон и десктоп.</w:t>
-      </w:r>
-    </w:p>
-    <w:p>
-      <w:pPr>
-        <w:numPr>
-          <w:ilvl w:val="0"/>
-          <w:numId w:val="19"/>
-        </w:numPr>
-        <w:pBdr>
-          <w:top w:val="single" w:sz="2" w:space="0" w:color="E5E7EB"/>
-          <w:left w:val="single" w:sz="2" w:space="0" w:color="E5E7EB"/>
-          <w:bottom w:val="single" w:sz="2" w:space="0" w:color="E5E7EB"/>
-          <w:right w:val="single" w:sz="2" w:space="0" w:color="E5E7EB"/>
-        </w:pBdr>
-        <w:shd w:val="clear" w:color="auto" w:fill="FFFFFF"/>
-        <w:spacing w:before="60" w:after="100" w:afterAutospacing="1" w:line="240" w:lineRule="auto"/>
-        <w:jc w:val="left"/>
-        <w:rPr>
-          <w:rFonts w:ascii="Segoe UI" w:eastAsia="Times New Roman" w:hAnsi="Segoe UI" w:cs="Segoe UI"/>
-          <w:lang w:eastAsia="bg-BG"/>
-        </w:rPr>
-      </w:pPr>
-      <w:r>
-        <w:rPr>
-          <w:rFonts w:ascii="Segoe UI" w:eastAsia="Times New Roman" w:hAnsi="Segoe UI" w:cs="Segoe UI"/>
-          <w:b/>
-          <w:bCs/>
-          <w:bdr w:val="single" w:sz="2" w:space="0" w:color="E5E7EB" w:frame="1"/>
-          <w:lang w:eastAsia="bg-BG"/>
-        </w:rPr>
-        <w:lastRenderedPageBreak/>
-        <w:t>Flexbox и Grid:</w:t>
-      </w:r>
-      <w:r>
-        <w:rPr>
-          <w:rFonts w:ascii="Segoe UI" w:eastAsia="Times New Roman" w:hAnsi="Segoe UI" w:cs="Segoe UI"/>
-          <w:lang w:eastAsia="bg-BG"/>
-        </w:rPr>
-        <w:t> Съвременни методи за подравняване на бутони в уеб страница.</w:t>
-      </w:r>
-    </w:p>
-    <w:p>
-      <w:pPr>
-        <w:pBdr>
-          <w:top w:val="single" w:sz="2" w:space="0" w:color="E5E7EB"/>
-          <w:left w:val="single" w:sz="2" w:space="0" w:color="E5E7EB"/>
-          <w:bottom w:val="single" w:sz="2" w:space="0" w:color="E5E7EB"/>
-          <w:right w:val="single" w:sz="2" w:space="0" w:color="E5E7EB"/>
-        </w:pBdr>
-        <w:shd w:val="clear" w:color="auto" w:fill="FFFFFF"/>
-        <w:spacing w:after="150" w:line="240" w:lineRule="auto"/>
-        <w:ind w:firstLine="0"/>
-        <w:jc w:val="left"/>
-        <w:rPr>
-          <w:rFonts w:ascii="Segoe UI" w:eastAsia="Times New Roman" w:hAnsi="Segoe UI" w:cs="Segoe UI"/>
-          <w:lang w:eastAsia="bg-BG"/>
-        </w:rPr>
-      </w:pPr>
-      <w:r>
-        <w:rPr>
-          <w:rFonts w:ascii="Segoe UI" w:eastAsia="Times New Roman" w:hAnsi="Segoe UI" w:cs="Segoe UI"/>
-          <w:b/>
-          <w:bCs/>
-          <w:bdr w:val="single" w:sz="2" w:space="0" w:color="E5E7EB" w:frame="1"/>
-          <w:lang w:eastAsia="bg-BG"/>
-        </w:rPr>
-        <w:t>4.2. Асинхронна комуникация с JavaScript (AJAX/Fetch)</w:t>
-      </w:r>
-    </w:p>
-    <w:p>
-      <w:pPr>
-        <w:numPr>
-          <w:ilvl w:val="0"/>
-          <w:numId w:val="20"/>
-        </w:numPr>
-        <w:pBdr>
-          <w:top w:val="single" w:sz="2" w:space="0" w:color="E5E7EB"/>
-          <w:left w:val="single" w:sz="2" w:space="0" w:color="E5E7EB"/>
-          <w:bottom w:val="single" w:sz="2" w:space="0" w:color="E5E7EB"/>
-          <w:right w:val="single" w:sz="2" w:space="0" w:color="E5E7EB"/>
-        </w:pBdr>
-        <w:shd w:val="clear" w:color="auto" w:fill="FFFFFF"/>
-        <w:spacing w:before="100" w:beforeAutospacing="1" w:after="100" w:afterAutospacing="1" w:line="240" w:lineRule="auto"/>
-        <w:jc w:val="left"/>
-        <w:rPr>
-          <w:rFonts w:ascii="Segoe UI" w:eastAsia="Times New Roman" w:hAnsi="Segoe UI" w:cs="Segoe UI"/>
-          <w:lang w:eastAsia="bg-BG"/>
-        </w:rPr>
-      </w:pPr>
-      <w:r>
-        <w:rPr>
-          <w:rFonts w:ascii="Segoe UI" w:eastAsia="Times New Roman" w:hAnsi="Segoe UI" w:cs="Segoe UI"/>
-          <w:b/>
-          <w:bCs/>
-          <w:bdr w:val="single" w:sz="2" w:space="0" w:color="E5E7EB" w:frame="1"/>
-          <w:lang w:eastAsia="bg-BG"/>
-        </w:rPr>
-        <w:t>Event Loop в браузъра:</w:t>
-      </w:r>
-      <w:r>
-        <w:rPr>
-          <w:rFonts w:ascii="Segoe UI" w:eastAsia="Times New Roman" w:hAnsi="Segoe UI" w:cs="Segoe UI"/>
-          <w:lang w:eastAsia="bg-BG"/>
-        </w:rPr>
-        <w:t> Как работи JavaScript.</w:t>
-      </w:r>
-    </w:p>
-    <w:p>
-      <w:pPr>
-        <w:numPr>
-          <w:ilvl w:val="0"/>
-          <w:numId w:val="20"/>
-        </w:numPr>
-        <w:pBdr>
-          <w:top w:val="single" w:sz="2" w:space="0" w:color="E5E7EB"/>
-          <w:left w:val="single" w:sz="2" w:space="0" w:color="E5E7EB"/>
-          <w:bottom w:val="single" w:sz="2" w:space="0" w:color="E5E7EB"/>
-          <w:right w:val="single" w:sz="2" w:space="0" w:color="E5E7EB"/>
-        </w:pBdr>
-        <w:shd w:val="clear" w:color="auto" w:fill="FFFFFF"/>
-        <w:spacing w:before="60" w:after="100" w:afterAutospacing="1" w:line="240" w:lineRule="auto"/>
-        <w:jc w:val="left"/>
-        <w:rPr>
-          <w:rFonts w:ascii="Segoe UI" w:eastAsia="Times New Roman" w:hAnsi="Segoe UI" w:cs="Segoe UI"/>
-          <w:lang w:eastAsia="bg-BG"/>
-        </w:rPr>
-      </w:pPr>
-      <w:r>
-        <w:rPr>
-          <w:rFonts w:ascii="Segoe UI" w:eastAsia="Times New Roman" w:hAnsi="Segoe UI" w:cs="Segoe UI"/>
-          <w:b/>
-          <w:bCs/>
-          <w:bdr w:val="single" w:sz="2" w:space="0" w:color="E5E7EB" w:frame="1"/>
-          <w:lang w:eastAsia="bg-BG"/>
-        </w:rPr>
-        <w:t>Fetch API:</w:t>
-      </w:r>
-      <w:r>
-        <w:rPr>
-          <w:rFonts w:ascii="Segoe UI" w:eastAsia="Times New Roman" w:hAnsi="Segoe UI" w:cs="Segoe UI"/>
-          <w:lang w:eastAsia="bg-BG"/>
-        </w:rPr>
-        <w:t> Изпращане на заявки към Django в реално време без презареждане на страницата. Защо това е критично за усещането за "дистанционно управление".</w:t>
-      </w:r>
-    </w:p>
-    <w:p>
-      <w:pPr>
-        <w:spacing w:before="360" w:after="360" w:line="240" w:lineRule="auto"/>
-        <w:ind w:firstLine="0"/>
-        <w:jc w:val="left"/>
-        <w:rPr>
-          <w:rFonts w:eastAsia="Times New Roman"/>
-          <w:lang w:eastAsia="bg-BG"/>
-        </w:rPr>
-      </w:pPr>
-      <w:r>
-        <w:rPr>
-          <w:rFonts w:eastAsia="Times New Roman"/>
-          <w:lang w:eastAsia="bg-BG"/>
-        </w:rPr>
-        <w:pict>
-          <v:rect id="_x0000_i1028" style="width:0;height:.75pt" o:hralign="center" o:hrstd="t" o:hr="t" fillcolor="#a0a0a0" stroked="f"/>
-        </w:pict>
-      </w:r>
-    </w:p>
-    <w:p>
-      <w:pPr>
-        <w:numPr>
-          <w:ilvl w:val="0"/>
-          <w:numId w:val="11"/>
-        </w:numPr>
-        <w:pBdr>
-          <w:top w:val="single" w:sz="2" w:space="0" w:color="E5E7EB"/>
-          <w:left w:val="single" w:sz="2" w:space="0" w:color="E5E7EB"/>
-          <w:bottom w:val="single" w:sz="2" w:space="0" w:color="E5E7EB"/>
-          <w:right w:val="single" w:sz="2" w:space="0" w:color="E5E7EB"/>
-        </w:pBdr>
-        <w:shd w:val="clear" w:color="auto" w:fill="FFFFFF"/>
-        <w:tabs>
-          <w:tab w:val="clear" w:pos="720"/>
-        </w:tabs>
-        <w:spacing w:before="288" w:after="144" w:line="240" w:lineRule="auto"/>
-        <w:ind w:left="0" w:firstLine="0"/>
-        <w:jc w:val="left"/>
-        <w:outlineLvl w:val="2"/>
-        <w:rPr>
-          <w:rFonts w:ascii="Segoe UI" w:eastAsia="Times New Roman" w:hAnsi="Segoe UI" w:cs="Segoe UI"/>
-          <w:b/>
-          <w:bCs/>
-          <w:sz w:val="27"/>
-          <w:szCs w:val="27"/>
-          <w:lang w:eastAsia="bg-BG"/>
-        </w:rPr>
-      </w:pPr>
-      <w:r>
-        <w:rPr>
-          <w:rFonts w:ascii="Segoe UI" w:eastAsia="Times New Roman" w:hAnsi="Segoe UI" w:cs="Segoe UI"/>
-          <w:b/>
-          <w:bCs/>
-          <w:sz w:val="27"/>
-          <w:szCs w:val="27"/>
-          <w:lang w:eastAsia="bg-BG"/>
-        </w:rPr>
-        <w:t>Глава 5: Киберсигурнос</w:t>
-      </w:r>
-      <w:r>
-        <w:rPr>
-          <w:rFonts w:ascii="Segoe UI" w:eastAsia="Times New Roman" w:hAnsi="Segoe UI" w:cs="Segoe UI"/>
-          <w:b/>
-          <w:bCs/>
-          <w:sz w:val="27"/>
-          <w:szCs w:val="27"/>
-          <w:lang w:eastAsia="bg-BG"/>
-        </w:rPr>
-        <w:t xml:space="preserve">т в локални мрежи </w:t>
-      </w:r>
-    </w:p>
-    <w:p>
-      <w:pPr>
-        <w:numPr>
-          <w:ilvl w:val="0"/>
-          <w:numId w:val="21"/>
-        </w:numPr>
-        <w:pBdr>
-          <w:top w:val="single" w:sz="2" w:space="0" w:color="E5E7EB"/>
-          <w:left w:val="single" w:sz="2" w:space="0" w:color="E5E7EB"/>
-          <w:bottom w:val="single" w:sz="2" w:space="0" w:color="E5E7EB"/>
-          <w:right w:val="single" w:sz="2" w:space="0" w:color="E5E7EB"/>
-        </w:pBdr>
-        <w:shd w:val="clear" w:color="auto" w:fill="FFFFFF"/>
-        <w:spacing w:before="100" w:beforeAutospacing="1" w:after="100" w:afterAutospacing="1" w:line="240" w:lineRule="auto"/>
-        <w:jc w:val="left"/>
-        <w:rPr>
-          <w:rFonts w:ascii="Segoe UI" w:eastAsia="Times New Roman" w:hAnsi="Segoe UI" w:cs="Segoe UI"/>
-          <w:lang w:eastAsia="bg-BG"/>
-        </w:rPr>
-      </w:pPr>
-      <w:r>
-        <w:rPr>
-          <w:rFonts w:ascii="Segoe UI" w:eastAsia="Times New Roman" w:hAnsi="Segoe UI" w:cs="Segoe UI"/>
-          <w:b/>
-          <w:bCs/>
-          <w:bdr w:val="single" w:sz="2" w:space="0" w:color="E5E7EB" w:frame="1"/>
-          <w:lang w:eastAsia="bg-BG"/>
-        </w:rPr>
-        <w:t>Рискове при отворени портове:</w:t>
-      </w:r>
-      <w:r>
-        <w:rPr>
-          <w:rFonts w:ascii="Segoe UI" w:eastAsia="Times New Roman" w:hAnsi="Segoe UI" w:cs="Segoe UI"/>
-          <w:lang w:eastAsia="bg-BG"/>
-        </w:rPr>
-        <w:t> Какво става, ако някой друг в мрежата разбере IP адреса на лаптопа ти.</w:t>
-      </w:r>
-    </w:p>
-    <w:p>
-      <w:pPr>
-        <w:numPr>
-          <w:ilvl w:val="0"/>
-          <w:numId w:val="21"/>
-        </w:numPr>
-        <w:pBdr>
-          <w:top w:val="single" w:sz="2" w:space="0" w:color="E5E7EB"/>
-          <w:left w:val="single" w:sz="2" w:space="0" w:color="E5E7EB"/>
-          <w:bottom w:val="single" w:sz="2" w:space="0" w:color="E5E7EB"/>
-          <w:right w:val="single" w:sz="2" w:space="0" w:color="E5E7EB"/>
-        </w:pBdr>
-        <w:shd w:val="clear" w:color="auto" w:fill="FFFFFF"/>
-        <w:spacing w:before="60" w:after="100" w:afterAutospacing="1" w:line="240" w:lineRule="auto"/>
-        <w:jc w:val="left"/>
-        <w:rPr>
-          <w:rFonts w:ascii="Segoe UI" w:eastAsia="Times New Roman" w:hAnsi="Segoe UI" w:cs="Segoe UI"/>
-          <w:lang w:eastAsia="bg-BG"/>
-        </w:rPr>
-      </w:pPr>
-      <w:r>
-        <w:rPr>
-          <w:rFonts w:ascii="Segoe UI" w:eastAsia="Times New Roman" w:hAnsi="Segoe UI" w:cs="Segoe UI"/>
-          <w:b/>
-          <w:bCs/>
-          <w:bdr w:val="single" w:sz="2" w:space="0" w:color="E5E7EB" w:frame="1"/>
-          <w:lang w:eastAsia="bg-BG"/>
-        </w:rPr>
-        <w:t>Валидация на входните данни:</w:t>
-      </w:r>
-      <w:r>
-        <w:rPr>
-          <w:rFonts w:ascii="Segoe UI" w:eastAsia="Times New Roman" w:hAnsi="Segoe UI" w:cs="Segoe UI"/>
-          <w:lang w:eastAsia="bg-BG"/>
-        </w:rPr>
-        <w:t> Защо сървърът не трябва да изпълнява произволни команди, а само строго дефинирани (Next/Back).</w:t>
-      </w:r>
     </w:p>
     <w:p/>
     <w:p>
@@ -2100,6 +2523,7 @@
         <w:spacing w:after="160"/>
       </w:pPr>
       <w:r>
+        <w:lastRenderedPageBreak/>
         <w:t xml:space="preserve">Донълдсън, Тоби. Бързо ръководство:Програмиране с </w:t>
       </w:r>
       <w:r>
@@ -2176,7 +2600,6 @@
         <w:spacing w:beforeAutospacing="0" w:afterAutospacing="0"/>
       </w:pPr>
       <w:r>
-        <w:lastRenderedPageBreak/>
         <w:t>https://bg.savtec.org/articles/coding/the-basics-of-rest-and-restful-api-development.html</w:t>
       </w:r>
     </w:p>
@@ -2340,7 +2763,7 @@
           <w:rPr>
             <w:noProof/>
           </w:rPr>
-          <w:t>1</w:t>
+          <w:t>2</w:t>
         </w:r>
         <w:r>
           <w:rPr>
@@ -2643,6 +3066,119 @@
     </w:lvl>
   </w:abstractNum>
   <w:abstractNum w:abstractNumId="2" w15:restartNumberingAfterBreak="0">
+    <w:nsid w:val="04817B78"/>
+    <w:multiLevelType w:val="multilevel"/>
+    <w:tmpl w:val="076E5A4A"/>
+    <w:lvl w:ilvl="0">
+      <w:start w:val="1"/>
+      <w:numFmt w:val="decimal"/>
+      <w:lvlText w:val="%1."/>
+      <w:lvlJc w:val="left"/>
+      <w:pPr>
+        <w:tabs>
+          <w:tab w:val="num" w:pos="720"/>
+        </w:tabs>
+        <w:ind w:left="720" w:hanging="360"/>
+      </w:pPr>
+    </w:lvl>
+    <w:lvl w:ilvl="1" w:tentative="1">
+      <w:start w:val="1"/>
+      <w:numFmt w:val="decimal"/>
+      <w:lvlText w:val="%2."/>
+      <w:lvlJc w:val="left"/>
+      <w:pPr>
+        <w:tabs>
+          <w:tab w:val="num" w:pos="1440"/>
+        </w:tabs>
+        <w:ind w:left="1440" w:hanging="360"/>
+      </w:pPr>
+    </w:lvl>
+    <w:lvl w:ilvl="2" w:tentative="1">
+      <w:start w:val="1"/>
+      <w:numFmt w:val="decimal"/>
+      <w:lvlText w:val="%3."/>
+      <w:lvlJc w:val="left"/>
+      <w:pPr>
+        <w:tabs>
+          <w:tab w:val="num" w:pos="2160"/>
+        </w:tabs>
+        <w:ind w:left="2160" w:hanging="360"/>
+      </w:pPr>
+    </w:lvl>
+    <w:lvl w:ilvl="3" w:tentative="1">
+      <w:start w:val="1"/>
+      <w:numFmt w:val="decimal"/>
+      <w:lvlText w:val="%4."/>
+      <w:lvlJc w:val="left"/>
+      <w:pPr>
+        <w:tabs>
+          <w:tab w:val="num" w:pos="2880"/>
+        </w:tabs>
+        <w:ind w:left="2880" w:hanging="360"/>
+      </w:pPr>
+    </w:lvl>
+    <w:lvl w:ilvl="4" w:tentative="1">
+      <w:start w:val="1"/>
+      <w:numFmt w:val="decimal"/>
+      <w:lvlText w:val="%5."/>
+      <w:lvlJc w:val="left"/>
+      <w:pPr>
+        <w:tabs>
+          <w:tab w:val="num" w:pos="3600"/>
+        </w:tabs>
+        <w:ind w:left="3600" w:hanging="360"/>
+      </w:pPr>
+    </w:lvl>
+    <w:lvl w:ilvl="5" w:tentative="1">
+      <w:start w:val="1"/>
+      <w:numFmt w:val="decimal"/>
+      <w:lvlText w:val="%6."/>
+      <w:lvlJc w:val="left"/>
+      <w:pPr>
+        <w:tabs>
+          <w:tab w:val="num" w:pos="4320"/>
+        </w:tabs>
+        <w:ind w:left="4320" w:hanging="360"/>
+      </w:pPr>
+    </w:lvl>
+    <w:lvl w:ilvl="6" w:tentative="1">
+      <w:start w:val="1"/>
+      <w:numFmt w:val="decimal"/>
+      <w:lvlText w:val="%7."/>
+      <w:lvlJc w:val="left"/>
+      <w:pPr>
+        <w:tabs>
+          <w:tab w:val="num" w:pos="5040"/>
+        </w:tabs>
+        <w:ind w:left="5040" w:hanging="360"/>
+      </w:pPr>
+    </w:lvl>
+    <w:lvl w:ilvl="7" w:tentative="1">
+      <w:start w:val="1"/>
+      <w:numFmt w:val="decimal"/>
+      <w:lvlText w:val="%8."/>
+      <w:lvlJc w:val="left"/>
+      <w:pPr>
+        <w:tabs>
+          <w:tab w:val="num" w:pos="5760"/>
+        </w:tabs>
+        <w:ind w:left="5760" w:hanging="360"/>
+      </w:pPr>
+    </w:lvl>
+    <w:lvl w:ilvl="8" w:tentative="1">
+      <w:start w:val="1"/>
+      <w:numFmt w:val="decimal"/>
+      <w:lvlText w:val="%9."/>
+      <w:lvlJc w:val="left"/>
+      <w:pPr>
+        <w:tabs>
+          <w:tab w:val="num" w:pos="6480"/>
+        </w:tabs>
+        <w:ind w:left="6480" w:hanging="360"/>
+      </w:pPr>
+    </w:lvl>
+  </w:abstractNum>
+  <w:abstractNum w:abstractNumId="3" w15:restartNumberingAfterBreak="0">
     <w:nsid w:val="093E362D"/>
     <w:multiLevelType w:val="multilevel"/>
     <w:tmpl w:val="1256B528"/>
@@ -2791,7 +3327,7 @@
       </w:rPr>
     </w:lvl>
   </w:abstractNum>
-  <w:abstractNum w:abstractNumId="3" w15:restartNumberingAfterBreak="0">
+  <w:abstractNum w:abstractNumId="4" w15:restartNumberingAfterBreak="0">
     <w:nsid w:val="11C61772"/>
     <w:multiLevelType w:val="multilevel"/>
     <w:tmpl w:val="4508AB0C"/>
@@ -2904,7 +3440,7 @@
       </w:pPr>
     </w:lvl>
   </w:abstractNum>
-  <w:abstractNum w:abstractNumId="4" w15:restartNumberingAfterBreak="0">
+  <w:abstractNum w:abstractNumId="5" w15:restartNumberingAfterBreak="0">
     <w:nsid w:val="1482775B"/>
     <w:multiLevelType w:val="multilevel"/>
     <w:tmpl w:val="4FA01912"/>
@@ -3026,7 +3562,7 @@
       </w:rPr>
     </w:lvl>
   </w:abstractNum>
-  <w:abstractNum w:abstractNumId="5" w15:restartNumberingAfterBreak="0">
+  <w:abstractNum w:abstractNumId="6" w15:restartNumberingAfterBreak="0">
     <w:nsid w:val="15091C7A"/>
     <w:multiLevelType w:val="multilevel"/>
     <w:tmpl w:val="68C00130"/>
@@ -3175,7 +3711,156 @@
       </w:rPr>
     </w:lvl>
   </w:abstractNum>
-  <w:abstractNum w:abstractNumId="6" w15:restartNumberingAfterBreak="0">
+  <w:abstractNum w:abstractNumId="7" w15:restartNumberingAfterBreak="0">
+    <w:nsid w:val="15A4693E"/>
+    <w:multiLevelType w:val="multilevel"/>
+    <w:tmpl w:val="96F24BC4"/>
+    <w:lvl w:ilvl="0">
+      <w:start w:val="1"/>
+      <w:numFmt w:val="bullet"/>
+      <w:lvlText w:val=""/>
+      <w:lvlJc w:val="left"/>
+      <w:pPr>
+        <w:tabs>
+          <w:tab w:val="num" w:pos="720"/>
+        </w:tabs>
+        <w:ind w:left="720" w:hanging="360"/>
+      </w:pPr>
+      <w:rPr>
+        <w:rFonts w:ascii="Symbol" w:hAnsi="Symbol" w:hint="default"/>
+        <w:sz w:val="20"/>
+      </w:rPr>
+    </w:lvl>
+    <w:lvl w:ilvl="1" w:tentative="1">
+      <w:start w:val="1"/>
+      <w:numFmt w:val="bullet"/>
+      <w:lvlText w:val="o"/>
+      <w:lvlJc w:val="left"/>
+      <w:pPr>
+        <w:tabs>
+          <w:tab w:val="num" w:pos="1440"/>
+        </w:tabs>
+        <w:ind w:left="1440" w:hanging="360"/>
+      </w:pPr>
+      <w:rPr>
+        <w:rFonts w:ascii="Courier New" w:hAnsi="Courier New" w:hint="default"/>
+        <w:sz w:val="20"/>
+      </w:rPr>
+    </w:lvl>
+    <w:lvl w:ilvl="2" w:tentative="1">
+      <w:start w:val="1"/>
+      <w:numFmt w:val="bullet"/>
+      <w:lvlText w:val=""/>
+      <w:lvlJc w:val="left"/>
+      <w:pPr>
+        <w:tabs>
+          <w:tab w:val="num" w:pos="2160"/>
+        </w:tabs>
+        <w:ind w:left="2160" w:hanging="360"/>
+      </w:pPr>
+      <w:rPr>
+        <w:rFonts w:ascii="Wingdings" w:hAnsi="Wingdings" w:hint="default"/>
+        <w:sz w:val="20"/>
+      </w:rPr>
+    </w:lvl>
+    <w:lvl w:ilvl="3" w:tentative="1">
+      <w:start w:val="1"/>
+      <w:numFmt w:val="bullet"/>
+      <w:lvlText w:val=""/>
+      <w:lvlJc w:val="left"/>
+      <w:pPr>
+        <w:tabs>
+          <w:tab w:val="num" w:pos="2880"/>
+        </w:tabs>
+        <w:ind w:left="2880" w:hanging="360"/>
+      </w:pPr>
+      <w:rPr>
+        <w:rFonts w:ascii="Wingdings" w:hAnsi="Wingdings" w:hint="default"/>
+        <w:sz w:val="20"/>
+      </w:rPr>
+    </w:lvl>
+    <w:lvl w:ilvl="4" w:tentative="1">
+      <w:start w:val="1"/>
+      <w:numFmt w:val="bullet"/>
+      <w:lvlText w:val=""/>
+      <w:lvlJc w:val="left"/>
+      <w:pPr>
+        <w:tabs>
+          <w:tab w:val="num" w:pos="3600"/>
+        </w:tabs>
+        <w:ind w:left="3600" w:hanging="360"/>
+      </w:pPr>
+      <w:rPr>
+        <w:rFonts w:ascii="Wingdings" w:hAnsi="Wingdings" w:hint="default"/>
+        <w:sz w:val="20"/>
+      </w:rPr>
+    </w:lvl>
+    <w:lvl w:ilvl="5" w:tentative="1">
+      <w:start w:val="1"/>
+      <w:numFmt w:val="bullet"/>
+      <w:lvlText w:val=""/>
+      <w:lvlJc w:val="left"/>
+      <w:pPr>
+        <w:tabs>
+          <w:tab w:val="num" w:pos="4320"/>
+        </w:tabs>
+        <w:ind w:left="4320" w:hanging="360"/>
+      </w:pPr>
+      <w:rPr>
+        <w:rFonts w:ascii="Wingdings" w:hAnsi="Wingdings" w:hint="default"/>
+        <w:sz w:val="20"/>
+      </w:rPr>
+    </w:lvl>
+    <w:lvl w:ilvl="6" w:tentative="1">
+      <w:start w:val="1"/>
+      <w:numFmt w:val="bullet"/>
+      <w:lvlText w:val=""/>
+      <w:lvlJc w:val="left"/>
+      <w:pPr>
+        <w:tabs>
+          <w:tab w:val="num" w:pos="5040"/>
+        </w:tabs>
+        <w:ind w:left="5040" w:hanging="360"/>
+      </w:pPr>
+      <w:rPr>
+        <w:rFonts w:ascii="Wingdings" w:hAnsi="Wingdings" w:hint="default"/>
+        <w:sz w:val="20"/>
+      </w:rPr>
+    </w:lvl>
+    <w:lvl w:ilvl="7" w:tentative="1">
+      <w:start w:val="1"/>
+      <w:numFmt w:val="bullet"/>
+      <w:lvlText w:val=""/>
+      <w:lvlJc w:val="left"/>
+      <w:pPr>
+        <w:tabs>
+          <w:tab w:val="num" w:pos="5760"/>
+        </w:tabs>
+        <w:ind w:left="5760" w:hanging="360"/>
+      </w:pPr>
+      <w:rPr>
+        <w:rFonts w:ascii="Wingdings" w:hAnsi="Wingdings" w:hint="default"/>
+        <w:sz w:val="20"/>
+      </w:rPr>
+    </w:lvl>
+    <w:lvl w:ilvl="8" w:tentative="1">
+      <w:start w:val="1"/>
+      <w:numFmt w:val="bullet"/>
+      <w:lvlText w:val=""/>
+      <w:lvlJc w:val="left"/>
+      <w:pPr>
+        <w:tabs>
+          <w:tab w:val="num" w:pos="6480"/>
+        </w:tabs>
+        <w:ind w:left="6480" w:hanging="360"/>
+      </w:pPr>
+      <w:rPr>
+        <w:rFonts w:ascii="Wingdings" w:hAnsi="Wingdings" w:hint="default"/>
+        <w:sz w:val="20"/>
+      </w:rPr>
+    </w:lvl>
+  </w:abstractNum>
+  <w:abstractNum w:abstractNumId="8" w15:restartNumberingAfterBreak="0">
     <w:nsid w:val="28B151F1"/>
     <w:multiLevelType w:val="hybridMultilevel"/>
     <w:tmpl w:val="BEB47992"/>
@@ -3264,7 +3949,305 @@
       </w:pPr>
     </w:lvl>
   </w:abstractNum>
-  <w:abstractNum w:abstractNumId="7" w15:restartNumberingAfterBreak="0">
+  <w:abstractNum w:abstractNumId="9" w15:restartNumberingAfterBreak="0">
+    <w:nsid w:val="29391D56"/>
+    <w:multiLevelType w:val="multilevel"/>
+    <w:tmpl w:val="29F27528"/>
+    <w:lvl w:ilvl="0">
+      <w:start w:val="1"/>
+      <w:numFmt w:val="bullet"/>
+      <w:lvlText w:val=""/>
+      <w:lvlJc w:val="left"/>
+      <w:pPr>
+        <w:tabs>
+          <w:tab w:val="num" w:pos="720"/>
+        </w:tabs>
+        <w:ind w:left="720" w:hanging="360"/>
+      </w:pPr>
+      <w:rPr>
+        <w:rFonts w:ascii="Symbol" w:hAnsi="Symbol" w:hint="default"/>
+        <w:sz w:val="20"/>
+      </w:rPr>
+    </w:lvl>
+    <w:lvl w:ilvl="1" w:tentative="1">
+      <w:start w:val="1"/>
+      <w:numFmt w:val="bullet"/>
+      <w:lvlText w:val="o"/>
+      <w:lvlJc w:val="left"/>
+      <w:pPr>
+        <w:tabs>
+          <w:tab w:val="num" w:pos="1440"/>
+        </w:tabs>
+        <w:ind w:left="1440" w:hanging="360"/>
+      </w:pPr>
+      <w:rPr>
+        <w:rFonts w:ascii="Courier New" w:hAnsi="Courier New" w:hint="default"/>
+        <w:sz w:val="20"/>
+      </w:rPr>
+    </w:lvl>
+    <w:lvl w:ilvl="2" w:tentative="1">
+      <w:start w:val="1"/>
+      <w:numFmt w:val="bullet"/>
+      <w:lvlText w:val=""/>
+      <w:lvlJc w:val="left"/>
+      <w:pPr>
+        <w:tabs>
+          <w:tab w:val="num" w:pos="2160"/>
+        </w:tabs>
+        <w:ind w:left="2160" w:hanging="360"/>
+      </w:pPr>
+      <w:rPr>
+        <w:rFonts w:ascii="Wingdings" w:hAnsi="Wingdings" w:hint="default"/>
+        <w:sz w:val="20"/>
+      </w:rPr>
+    </w:lvl>
+    <w:lvl w:ilvl="3" w:tentative="1">
+      <w:start w:val="1"/>
+      <w:numFmt w:val="bullet"/>
+      <w:lvlText w:val=""/>
+      <w:lvlJc w:val="left"/>
+      <w:pPr>
+        <w:tabs>
+          <w:tab w:val="num" w:pos="2880"/>
+        </w:tabs>
+        <w:ind w:left="2880" w:hanging="360"/>
+      </w:pPr>
+      <w:rPr>
+        <w:rFonts w:ascii="Wingdings" w:hAnsi="Wingdings" w:hint="default"/>
+        <w:sz w:val="20"/>
+      </w:rPr>
+    </w:lvl>
+    <w:lvl w:ilvl="4" w:tentative="1">
+      <w:start w:val="1"/>
+      <w:numFmt w:val="bullet"/>
+      <w:lvlText w:val=""/>
+      <w:lvlJc w:val="left"/>
+      <w:pPr>
+        <w:tabs>
+          <w:tab w:val="num" w:pos="3600"/>
+        </w:tabs>
+        <w:ind w:left="3600" w:hanging="360"/>
+      </w:pPr>
+      <w:rPr>
+        <w:rFonts w:ascii="Wingdings" w:hAnsi="Wingdings" w:hint="default"/>
+        <w:sz w:val="20"/>
+      </w:rPr>
+    </w:lvl>
+    <w:lvl w:ilvl="5" w:tentative="1">
+      <w:start w:val="1"/>
+      <w:numFmt w:val="bullet"/>
+      <w:lvlText w:val=""/>
+      <w:lvlJc w:val="left"/>
+      <w:pPr>
+        <w:tabs>
+          <w:tab w:val="num" w:pos="4320"/>
+        </w:tabs>
+        <w:ind w:left="4320" w:hanging="360"/>
+      </w:pPr>
+      <w:rPr>
+        <w:rFonts w:ascii="Wingdings" w:hAnsi="Wingdings" w:hint="default"/>
+        <w:sz w:val="20"/>
+      </w:rPr>
+    </w:lvl>
+    <w:lvl w:ilvl="6" w:tentative="1">
+      <w:start w:val="1"/>
+      <w:numFmt w:val="bullet"/>
+      <w:lvlText w:val=""/>
+      <w:lvlJc w:val="left"/>
+      <w:pPr>
+        <w:tabs>
+          <w:tab w:val="num" w:pos="5040"/>
+        </w:tabs>
+        <w:ind w:left="5040" w:hanging="360"/>
+      </w:pPr>
+      <w:rPr>
+        <w:rFonts w:ascii="Wingdings" w:hAnsi="Wingdings" w:hint="default"/>
+        <w:sz w:val="20"/>
+      </w:rPr>
+    </w:lvl>
+    <w:lvl w:ilvl="7" w:tentative="1">
+      <w:start w:val="1"/>
+      <w:numFmt w:val="bullet"/>
+      <w:lvlText w:val=""/>
+      <w:lvlJc w:val="left"/>
+      <w:pPr>
+        <w:tabs>
+          <w:tab w:val="num" w:pos="5760"/>
+        </w:tabs>
+        <w:ind w:left="5760" w:hanging="360"/>
+      </w:pPr>
+      <w:rPr>
+        <w:rFonts w:ascii="Wingdings" w:hAnsi="Wingdings" w:hint="default"/>
+        <w:sz w:val="20"/>
+      </w:rPr>
+    </w:lvl>
+    <w:lvl w:ilvl="8" w:tentative="1">
+      <w:start w:val="1"/>
+      <w:numFmt w:val="bullet"/>
+      <w:lvlText w:val=""/>
+      <w:lvlJc w:val="left"/>
+      <w:pPr>
+        <w:tabs>
+          <w:tab w:val="num" w:pos="6480"/>
+        </w:tabs>
+        <w:ind w:left="6480" w:hanging="360"/>
+      </w:pPr>
+      <w:rPr>
+        <w:rFonts w:ascii="Wingdings" w:hAnsi="Wingdings" w:hint="default"/>
+        <w:sz w:val="20"/>
+      </w:rPr>
+    </w:lvl>
+  </w:abstractNum>
+  <w:abstractNum w:abstractNumId="10" w15:restartNumberingAfterBreak="0">
+    <w:nsid w:val="2ECB6D82"/>
+    <w:multiLevelType w:val="multilevel"/>
+    <w:tmpl w:val="CAD63146"/>
+    <w:lvl w:ilvl="0">
+      <w:start w:val="1"/>
+      <w:numFmt w:val="bullet"/>
+      <w:lvlText w:val=""/>
+      <w:lvlJc w:val="left"/>
+      <w:pPr>
+        <w:tabs>
+          <w:tab w:val="num" w:pos="720"/>
+        </w:tabs>
+        <w:ind w:left="720" w:hanging="360"/>
+      </w:pPr>
+      <w:rPr>
+        <w:rFonts w:ascii="Symbol" w:hAnsi="Symbol" w:hint="default"/>
+        <w:sz w:val="20"/>
+      </w:rPr>
+    </w:lvl>
+    <w:lvl w:ilvl="1" w:tentative="1">
+      <w:start w:val="1"/>
+      <w:numFmt w:val="bullet"/>
+      <w:lvlText w:val="o"/>
+      <w:lvlJc w:val="left"/>
+      <w:pPr>
+        <w:tabs>
+          <w:tab w:val="num" w:pos="1440"/>
+        </w:tabs>
+        <w:ind w:left="1440" w:hanging="360"/>
+      </w:pPr>
+      <w:rPr>
+        <w:rFonts w:ascii="Courier New" w:hAnsi="Courier New" w:hint="default"/>
+        <w:sz w:val="20"/>
+      </w:rPr>
+    </w:lvl>
+    <w:lvl w:ilvl="2" w:tentative="1">
+      <w:start w:val="1"/>
+      <w:numFmt w:val="bullet"/>
+      <w:lvlText w:val=""/>
+      <w:lvlJc w:val="left"/>
+      <w:pPr>
+        <w:tabs>
+          <w:tab w:val="num" w:pos="2160"/>
+        </w:tabs>
+        <w:ind w:left="2160" w:hanging="360"/>
+      </w:pPr>
+      <w:rPr>
+        <w:rFonts w:ascii="Wingdings" w:hAnsi="Wingdings" w:hint="default"/>
+        <w:sz w:val="20"/>
+      </w:rPr>
+    </w:lvl>
+    <w:lvl w:ilvl="3" w:tentative="1">
+      <w:start w:val="1"/>
+      <w:numFmt w:val="bullet"/>
+      <w:lvlText w:val=""/>
+      <w:lvlJc w:val="left"/>
+      <w:pPr>
+        <w:tabs>
+          <w:tab w:val="num" w:pos="2880"/>
+        </w:tabs>
+        <w:ind w:left="2880" w:hanging="360"/>
+      </w:pPr>
+      <w:rPr>
+        <w:rFonts w:ascii="Wingdings" w:hAnsi="Wingdings" w:hint="default"/>
+        <w:sz w:val="20"/>
+      </w:rPr>
+    </w:lvl>
+    <w:lvl w:ilvl="4" w:tentative="1">
+      <w:start w:val="1"/>
+      <w:numFmt w:val="bullet"/>
+      <w:lvlText w:val=""/>
+      <w:lvlJc w:val="left"/>
+      <w:pPr>
+        <w:tabs>
+          <w:tab w:val="num" w:pos="3600"/>
+        </w:tabs>
+        <w:ind w:left="3600" w:hanging="360"/>
+      </w:pPr>
+      <w:rPr>
+        <w:rFonts w:ascii="Wingdings" w:hAnsi="Wingdings" w:hint="default"/>
+        <w:sz w:val="20"/>
+      </w:rPr>
+    </w:lvl>
+    <w:lvl w:ilvl="5" w:tentative="1">
+      <w:start w:val="1"/>
+      <w:numFmt w:val="bullet"/>
+      <w:lvlText w:val=""/>
+      <w:lvlJc w:val="left"/>
+      <w:pPr>
+        <w:tabs>
+          <w:tab w:val="num" w:pos="4320"/>
+        </w:tabs>
+        <w:ind w:left="4320" w:hanging="360"/>
+      </w:pPr>
+      <w:rPr>
+        <w:rFonts w:ascii="Wingdings" w:hAnsi="Wingdings" w:hint="default"/>
+        <w:sz w:val="20"/>
+      </w:rPr>
+    </w:lvl>
+    <w:lvl w:ilvl="6" w:tentative="1">
+      <w:start w:val="1"/>
+      <w:numFmt w:val="bullet"/>
+      <w:lvlText w:val=""/>
+      <w:lvlJc w:val="left"/>
+      <w:pPr>
+        <w:tabs>
+          <w:tab w:val="num" w:pos="5040"/>
+        </w:tabs>
+        <w:ind w:left="5040" w:hanging="360"/>
+      </w:pPr>
+      <w:rPr>
+        <w:rFonts w:ascii="Wingdings" w:hAnsi="Wingdings" w:hint="default"/>
+        <w:sz w:val="20"/>
+      </w:rPr>
+    </w:lvl>
+    <w:lvl w:ilvl="7" w:tentative="1">
+      <w:start w:val="1"/>
+      <w:numFmt w:val="bullet"/>
+      <w:lvlText w:val=""/>
+      <w:lvlJc w:val="left"/>
+      <w:pPr>
+        <w:tabs>
+          <w:tab w:val="num" w:pos="5760"/>
+        </w:tabs>
+        <w:ind w:left="5760" w:hanging="360"/>
+      </w:pPr>
+      <w:rPr>
+        <w:rFonts w:ascii="Wingdings" w:hAnsi="Wingdings" w:hint="default"/>
+        <w:sz w:val="20"/>
+      </w:rPr>
+    </w:lvl>
+    <w:lvl w:ilvl="8" w:tentative="1">
+      <w:start w:val="1"/>
+      <w:numFmt w:val="bullet"/>
+      <w:lvlText w:val=""/>
+      <w:lvlJc w:val="left"/>
+      <w:pPr>
+        <w:tabs>
+          <w:tab w:val="num" w:pos="6480"/>
+        </w:tabs>
+        <w:ind w:left="6480" w:hanging="360"/>
+      </w:pPr>
+      <w:rPr>
+        <w:rFonts w:ascii="Wingdings" w:hAnsi="Wingdings" w:hint="default"/>
+        <w:sz w:val="20"/>
+      </w:rPr>
+    </w:lvl>
+  </w:abstractNum>
+  <w:abstractNum w:abstractNumId="11" w15:restartNumberingAfterBreak="0">
     <w:nsid w:val="30E04DC4"/>
     <w:multiLevelType w:val="multilevel"/>
     <w:tmpl w:val="273EBDA2"/>
@@ -3413,7 +4396,7 @@
       </w:rPr>
     </w:lvl>
   </w:abstractNum>
-  <w:abstractNum w:abstractNumId="8" w15:restartNumberingAfterBreak="0">
+  <w:abstractNum w:abstractNumId="12" w15:restartNumberingAfterBreak="0">
     <w:nsid w:val="33FC7BFA"/>
     <w:multiLevelType w:val="multilevel"/>
     <w:tmpl w:val="16FE767C"/>
@@ -3562,7 +4545,7 @@
       </w:rPr>
     </w:lvl>
   </w:abstractNum>
-  <w:abstractNum w:abstractNumId="9" w15:restartNumberingAfterBreak="0">
+  <w:abstractNum w:abstractNumId="13" w15:restartNumberingAfterBreak="0">
     <w:nsid w:val="39453D5D"/>
     <w:multiLevelType w:val="multilevel"/>
     <w:tmpl w:val="AE70A622"/>
@@ -3711,7 +4694,7 @@
       </w:rPr>
     </w:lvl>
   </w:abstractNum>
-  <w:abstractNum w:abstractNumId="10" w15:restartNumberingAfterBreak="0">
+  <w:abstractNum w:abstractNumId="14" w15:restartNumberingAfterBreak="0">
     <w:nsid w:val="3AD41057"/>
     <w:multiLevelType w:val="multilevel"/>
     <w:tmpl w:val="18E4621A"/>
@@ -3860,7 +4843,7 @@
       </w:rPr>
     </w:lvl>
   </w:abstractNum>
-  <w:abstractNum w:abstractNumId="11" w15:restartNumberingAfterBreak="0">
+  <w:abstractNum w:abstractNumId="15" w15:restartNumberingAfterBreak="0">
     <w:nsid w:val="3C990C35"/>
     <w:multiLevelType w:val="multilevel"/>
     <w:tmpl w:val="E8F47E58"/>
@@ -3973,7 +4956,7 @@
       </w:pPr>
     </w:lvl>
   </w:abstractNum>
-  <w:abstractNum w:abstractNumId="12" w15:restartNumberingAfterBreak="0">
+  <w:abstractNum w:abstractNumId="16" w15:restartNumberingAfterBreak="0">
     <w:nsid w:val="3D470C5C"/>
     <w:multiLevelType w:val="multilevel"/>
     <w:tmpl w:val="BE0EB5C2"/>
@@ -4122,7 +5105,7 @@
       </w:rPr>
     </w:lvl>
   </w:abstractNum>
-  <w:abstractNum w:abstractNumId="13" w15:restartNumberingAfterBreak="0">
+  <w:abstractNum w:abstractNumId="17" w15:restartNumberingAfterBreak="0">
     <w:nsid w:val="42AD3BE7"/>
     <w:multiLevelType w:val="multilevel"/>
     <w:tmpl w:val="79F8BDBE"/>
@@ -4271,7 +5254,156 @@
       </w:rPr>
     </w:lvl>
   </w:abstractNum>
-  <w:abstractNum w:abstractNumId="14" w15:restartNumberingAfterBreak="0">
+  <w:abstractNum w:abstractNumId="18" w15:restartNumberingAfterBreak="0">
+    <w:nsid w:val="48CE51F7"/>
+    <w:multiLevelType w:val="multilevel"/>
+    <w:tmpl w:val="7B46D156"/>
+    <w:lvl w:ilvl="0">
+      <w:start w:val="1"/>
+      <w:numFmt w:val="bullet"/>
+      <w:lvlText w:val=""/>
+      <w:lvlJc w:val="left"/>
+      <w:pPr>
+        <w:tabs>
+          <w:tab w:val="num" w:pos="720"/>
+        </w:tabs>
+        <w:ind w:left="720" w:hanging="360"/>
+      </w:pPr>
+      <w:rPr>
+        <w:rFonts w:ascii="Symbol" w:hAnsi="Symbol" w:hint="default"/>
+        <w:sz w:val="20"/>
+      </w:rPr>
+    </w:lvl>
+    <w:lvl w:ilvl="1" w:tentative="1">
+      <w:start w:val="1"/>
+      <w:numFmt w:val="bullet"/>
+      <w:lvlText w:val="o"/>
+      <w:lvlJc w:val="left"/>
+      <w:pPr>
+        <w:tabs>
+          <w:tab w:val="num" w:pos="1440"/>
+        </w:tabs>
+        <w:ind w:left="1440" w:hanging="360"/>
+      </w:pPr>
+      <w:rPr>
+        <w:rFonts w:ascii="Courier New" w:hAnsi="Courier New" w:hint="default"/>
+        <w:sz w:val="20"/>
+      </w:rPr>
+    </w:lvl>
+    <w:lvl w:ilvl="2" w:tentative="1">
+      <w:start w:val="1"/>
+      <w:numFmt w:val="bullet"/>
+      <w:lvlText w:val=""/>
+      <w:lvlJc w:val="left"/>
+      <w:pPr>
+        <w:tabs>
+          <w:tab w:val="num" w:pos="2160"/>
+        </w:tabs>
+        <w:ind w:left="2160" w:hanging="360"/>
+      </w:pPr>
+      <w:rPr>
+        <w:rFonts w:ascii="Wingdings" w:hAnsi="Wingdings" w:hint="default"/>
+        <w:sz w:val="20"/>
+      </w:rPr>
+    </w:lvl>
+    <w:lvl w:ilvl="3" w:tentative="1">
+      <w:start w:val="1"/>
+      <w:numFmt w:val="bullet"/>
+      <w:lvlText w:val=""/>
+      <w:lvlJc w:val="left"/>
+      <w:pPr>
+        <w:tabs>
+          <w:tab w:val="num" w:pos="2880"/>
+        </w:tabs>
+        <w:ind w:left="2880" w:hanging="360"/>
+      </w:pPr>
+      <w:rPr>
+        <w:rFonts w:ascii="Wingdings" w:hAnsi="Wingdings" w:hint="default"/>
+        <w:sz w:val="20"/>
+      </w:rPr>
+    </w:lvl>
+    <w:lvl w:ilvl="4" w:tentative="1">
+      <w:start w:val="1"/>
+      <w:numFmt w:val="bullet"/>
+      <w:lvlText w:val=""/>
+      <w:lvlJc w:val="left"/>
+      <w:pPr>
+        <w:tabs>
+          <w:tab w:val="num" w:pos="3600"/>
+        </w:tabs>
+        <w:ind w:left="3600" w:hanging="360"/>
+      </w:pPr>
+      <w:rPr>
+        <w:rFonts w:ascii="Wingdings" w:hAnsi="Wingdings" w:hint="default"/>
+        <w:sz w:val="20"/>
+      </w:rPr>
+    </w:lvl>
+    <w:lvl w:ilvl="5" w:tentative="1">
+      <w:start w:val="1"/>
+      <w:numFmt w:val="bullet"/>
+      <w:lvlText w:val=""/>
+      <w:lvlJc w:val="left"/>
+      <w:pPr>
+        <w:tabs>
+          <w:tab w:val="num" w:pos="4320"/>
+        </w:tabs>
+        <w:ind w:left="4320" w:hanging="360"/>
+      </w:pPr>
+      <w:rPr>
+        <w:rFonts w:ascii="Wingdings" w:hAnsi="Wingdings" w:hint="default"/>
+        <w:sz w:val="20"/>
+      </w:rPr>
+    </w:lvl>
+    <w:lvl w:ilvl="6" w:tentative="1">
+      <w:start w:val="1"/>
+      <w:numFmt w:val="bullet"/>
+      <w:lvlText w:val=""/>
+      <w:lvlJc w:val="left"/>
+      <w:pPr>
+        <w:tabs>
+          <w:tab w:val="num" w:pos="5040"/>
+        </w:tabs>
+        <w:ind w:left="5040" w:hanging="360"/>
+      </w:pPr>
+      <w:rPr>
+        <w:rFonts w:ascii="Wingdings" w:hAnsi="Wingdings" w:hint="default"/>
+        <w:sz w:val="20"/>
+      </w:rPr>
+    </w:lvl>
+    <w:lvl w:ilvl="7" w:tentative="1">
+      <w:start w:val="1"/>
+      <w:numFmt w:val="bullet"/>
+      <w:lvlText w:val=""/>
+      <w:lvlJc w:val="left"/>
+      <w:pPr>
+        <w:tabs>
+          <w:tab w:val="num" w:pos="5760"/>
+        </w:tabs>
+        <w:ind w:left="5760" w:hanging="360"/>
+      </w:pPr>
+      <w:rPr>
+        <w:rFonts w:ascii="Wingdings" w:hAnsi="Wingdings" w:hint="default"/>
+        <w:sz w:val="20"/>
+      </w:rPr>
+    </w:lvl>
+    <w:lvl w:ilvl="8" w:tentative="1">
+      <w:start w:val="1"/>
+      <w:numFmt w:val="bullet"/>
+      <w:lvlText w:val=""/>
+      <w:lvlJc w:val="left"/>
+      <w:pPr>
+        <w:tabs>
+          <w:tab w:val="num" w:pos="6480"/>
+        </w:tabs>
+        <w:ind w:left="6480" w:hanging="360"/>
+      </w:pPr>
+      <w:rPr>
+        <w:rFonts w:ascii="Wingdings" w:hAnsi="Wingdings" w:hint="default"/>
+        <w:sz w:val="20"/>
+      </w:rPr>
+    </w:lvl>
+  </w:abstractNum>
+  <w:abstractNum w:abstractNumId="19" w15:restartNumberingAfterBreak="0">
     <w:nsid w:val="4B401398"/>
     <w:multiLevelType w:val="multilevel"/>
     <w:tmpl w:val="A1B2A394"/>
@@ -4420,7 +5552,7 @@
       </w:rPr>
     </w:lvl>
   </w:abstractNum>
-  <w:abstractNum w:abstractNumId="15" w15:restartNumberingAfterBreak="0">
+  <w:abstractNum w:abstractNumId="20" w15:restartNumberingAfterBreak="0">
     <w:nsid w:val="4F0F448F"/>
     <w:multiLevelType w:val="multilevel"/>
     <w:tmpl w:val="E50A375C"/>
@@ -4569,7 +5701,7 @@
       </w:rPr>
     </w:lvl>
   </w:abstractNum>
-  <w:abstractNum w:abstractNumId="16" w15:restartNumberingAfterBreak="0">
+  <w:abstractNum w:abstractNumId="21" w15:restartNumberingAfterBreak="0">
     <w:nsid w:val="539D7B7D"/>
     <w:multiLevelType w:val="multilevel"/>
     <w:tmpl w:val="58FC3206"/>
@@ -4718,7 +5850,120 @@
       </w:rPr>
     </w:lvl>
   </w:abstractNum>
-  <w:abstractNum w:abstractNumId="17" w15:restartNumberingAfterBreak="0">
+  <w:abstractNum w:abstractNumId="22" w15:restartNumberingAfterBreak="0">
+    <w:nsid w:val="590D041A"/>
+    <w:multiLevelType w:val="multilevel"/>
+    <w:tmpl w:val="26387EF4"/>
+    <w:lvl w:ilvl="0">
+      <w:start w:val="1"/>
+      <w:numFmt w:val="decimal"/>
+      <w:lvlText w:val="%1."/>
+      <w:lvlJc w:val="left"/>
+      <w:pPr>
+        <w:tabs>
+          <w:tab w:val="num" w:pos="720"/>
+        </w:tabs>
+        <w:ind w:left="720" w:hanging="360"/>
+      </w:pPr>
+    </w:lvl>
+    <w:lvl w:ilvl="1" w:tentative="1">
+      <w:start w:val="1"/>
+      <w:numFmt w:val="decimal"/>
+      <w:lvlText w:val="%2."/>
+      <w:lvlJc w:val="left"/>
+      <w:pPr>
+        <w:tabs>
+          <w:tab w:val="num" w:pos="1440"/>
+        </w:tabs>
+        <w:ind w:left="1440" w:hanging="360"/>
+      </w:pPr>
+    </w:lvl>
+    <w:lvl w:ilvl="2" w:tentative="1">
+      <w:start w:val="1"/>
+      <w:numFmt w:val="decimal"/>
+      <w:lvlText w:val="%3."/>
+      <w:lvlJc w:val="left"/>
+      <w:pPr>
+        <w:tabs>
+          <w:tab w:val="num" w:pos="2160"/>
+        </w:tabs>
+        <w:ind w:left="2160" w:hanging="360"/>
+      </w:pPr>
+    </w:lvl>
+    <w:lvl w:ilvl="3" w:tentative="1">
+      <w:start w:val="1"/>
+      <w:numFmt w:val="decimal"/>
+      <w:lvlText w:val="%4."/>
+      <w:lvlJc w:val="left"/>
+      <w:pPr>
+        <w:tabs>
+          <w:tab w:val="num" w:pos="2880"/>
+        </w:tabs>
+        <w:ind w:left="2880" w:hanging="360"/>
+      </w:pPr>
+    </w:lvl>
+    <w:lvl w:ilvl="4" w:tentative="1">
+      <w:start w:val="1"/>
+      <w:numFmt w:val="decimal"/>
+      <w:lvlText w:val="%5."/>
+      <w:lvlJc w:val="left"/>
+      <w:pPr>
+        <w:tabs>
+          <w:tab w:val="num" w:pos="3600"/>
+        </w:tabs>
+        <w:ind w:left="3600" w:hanging="360"/>
+      </w:pPr>
+    </w:lvl>
+    <w:lvl w:ilvl="5" w:tentative="1">
+      <w:start w:val="1"/>
+      <w:numFmt w:val="decimal"/>
+      <w:lvlText w:val="%6."/>
+      <w:lvlJc w:val="left"/>
+      <w:pPr>
+        <w:tabs>
+          <w:tab w:val="num" w:pos="4320"/>
+        </w:tabs>
+        <w:ind w:left="4320" w:hanging="360"/>
+      </w:pPr>
+    </w:lvl>
+    <w:lvl w:ilvl="6" w:tentative="1">
+      <w:start w:val="1"/>
+      <w:numFmt w:val="decimal"/>
+      <w:lvlText w:val="%7."/>
+      <w:lvlJc w:val="left"/>
+      <w:pPr>
+        <w:tabs>
+          <w:tab w:val="num" w:pos="5040"/>
+        </w:tabs>
+        <w:ind w:left="5040" w:hanging="360"/>
+      </w:pPr>
+    </w:lvl>
+    <w:lvl w:ilvl="7" w:tentative="1">
+      <w:start w:val="1"/>
+      <w:numFmt w:val="decimal"/>
+      <w:lvlText w:val="%8."/>
+      <w:lvlJc w:val="left"/>
+      <w:pPr>
+        <w:tabs>
+          <w:tab w:val="num" w:pos="5760"/>
+        </w:tabs>
+        <w:ind w:left="5760" w:hanging="360"/>
+      </w:pPr>
+    </w:lvl>
+    <w:lvl w:ilvl="8" w:tentative="1">
+      <w:start w:val="1"/>
+      <w:numFmt w:val="decimal"/>
+      <w:lvlText w:val="%9."/>
+      <w:lvlJc w:val="left"/>
+      <w:pPr>
+        <w:tabs>
+          <w:tab w:val="num" w:pos="6480"/>
+        </w:tabs>
+        <w:ind w:left="6480" w:hanging="360"/>
+      </w:pPr>
+    </w:lvl>
+  </w:abstractNum>
+  <w:abstractNum w:abstractNumId="23" w15:restartNumberingAfterBreak="0">
     <w:nsid w:val="61954CD9"/>
     <w:multiLevelType w:val="multilevel"/>
     <w:tmpl w:val="CB8441C4"/>
@@ -4867,7 +6112,7 @@
       </w:rPr>
     </w:lvl>
   </w:abstractNum>
-  <w:abstractNum w:abstractNumId="18" w15:restartNumberingAfterBreak="0">
+  <w:abstractNum w:abstractNumId="24" w15:restartNumberingAfterBreak="0">
     <w:nsid w:val="73E85D5F"/>
     <w:multiLevelType w:val="multilevel"/>
     <w:tmpl w:val="8100750E"/>
@@ -5016,7 +6261,7 @@
       </w:rPr>
     </w:lvl>
   </w:abstractNum>
-  <w:abstractNum w:abstractNumId="19" w15:restartNumberingAfterBreak="0">
+  <w:abstractNum w:abstractNumId="25" w15:restartNumberingAfterBreak="0">
     <w:nsid w:val="74146147"/>
     <w:multiLevelType w:val="multilevel"/>
     <w:tmpl w:val="32320F46"/>
@@ -5165,7 +6410,156 @@
       </w:rPr>
     </w:lvl>
   </w:abstractNum>
-  <w:abstractNum w:abstractNumId="20" w15:restartNumberingAfterBreak="0">
+  <w:abstractNum w:abstractNumId="26" w15:restartNumberingAfterBreak="0">
+    <w:nsid w:val="7A630375"/>
+    <w:multiLevelType w:val="multilevel"/>
+    <w:tmpl w:val="C0AAB656"/>
+    <w:lvl w:ilvl="0">
+      <w:start w:val="1"/>
+      <w:numFmt w:val="bullet"/>
+      <w:lvlText w:val=""/>
+      <w:lvlJc w:val="left"/>
+      <w:pPr>
+        <w:tabs>
+          <w:tab w:val="num" w:pos="720"/>
+        </w:tabs>
+        <w:ind w:left="720" w:hanging="360"/>
+      </w:pPr>
+      <w:rPr>
+        <w:rFonts w:ascii="Symbol" w:hAnsi="Symbol" w:hint="default"/>
+        <w:sz w:val="20"/>
+      </w:rPr>
+    </w:lvl>
+    <w:lvl w:ilvl="1">
+      <w:start w:val="1"/>
+      <w:numFmt w:val="bullet"/>
+      <w:lvlText w:val="o"/>
+      <w:lvlJc w:val="left"/>
+      <w:pPr>
+        <w:tabs>
+          <w:tab w:val="num" w:pos="1440"/>
+        </w:tabs>
+        <w:ind w:left="1440" w:hanging="360"/>
+      </w:pPr>
+      <w:rPr>
+        <w:rFonts w:ascii="Courier New" w:hAnsi="Courier New" w:hint="default"/>
+        <w:sz w:val="20"/>
+      </w:rPr>
+    </w:lvl>
+    <w:lvl w:ilvl="2" w:tentative="1">
+      <w:start w:val="1"/>
+      <w:numFmt w:val="bullet"/>
+      <w:lvlText w:val=""/>
+      <w:lvlJc w:val="left"/>
+      <w:pPr>
+        <w:tabs>
+          <w:tab w:val="num" w:pos="2160"/>
+        </w:tabs>
+        <w:ind w:left="2160" w:hanging="360"/>
+      </w:pPr>
+      <w:rPr>
+        <w:rFonts w:ascii="Wingdings" w:hAnsi="Wingdings" w:hint="default"/>
+        <w:sz w:val="20"/>
+      </w:rPr>
+    </w:lvl>
+    <w:lvl w:ilvl="3" w:tentative="1">
+      <w:start w:val="1"/>
+      <w:numFmt w:val="bullet"/>
+      <w:lvlText w:val=""/>
+      <w:lvlJc w:val="left"/>
+      <w:pPr>
+        <w:tabs>
+          <w:tab w:val="num" w:pos="2880"/>
+        </w:tabs>
+        <w:ind w:left="2880" w:hanging="360"/>
+      </w:pPr>
+      <w:rPr>
+        <w:rFonts w:ascii="Wingdings" w:hAnsi="Wingdings" w:hint="default"/>
+        <w:sz w:val="20"/>
+      </w:rPr>
+    </w:lvl>
+    <w:lvl w:ilvl="4" w:tentative="1">
+      <w:start w:val="1"/>
+      <w:numFmt w:val="bullet"/>
+      <w:lvlText w:val=""/>
+      <w:lvlJc w:val="left"/>
+      <w:pPr>
+        <w:tabs>
+          <w:tab w:val="num" w:pos="3600"/>
+        </w:tabs>
+        <w:ind w:left="3600" w:hanging="360"/>
+      </w:pPr>
+      <w:rPr>
+        <w:rFonts w:ascii="Wingdings" w:hAnsi="Wingdings" w:hint="default"/>
+        <w:sz w:val="20"/>
+      </w:rPr>
+    </w:lvl>
+    <w:lvl w:ilvl="5" w:tentative="1">
+      <w:start w:val="1"/>
+      <w:numFmt w:val="bullet"/>
+      <w:lvlText w:val=""/>
+      <w:lvlJc w:val="left"/>
+      <w:pPr>
+        <w:tabs>
+          <w:tab w:val="num" w:pos="4320"/>
+        </w:tabs>
+        <w:ind w:left="4320" w:hanging="360"/>
+      </w:pPr>
+      <w:rPr>
+        <w:rFonts w:ascii="Wingdings" w:hAnsi="Wingdings" w:hint="default"/>
+        <w:sz w:val="20"/>
+      </w:rPr>
+    </w:lvl>
+    <w:lvl w:ilvl="6" w:tentative="1">
+      <w:start w:val="1"/>
+      <w:numFmt w:val="bullet"/>
+      <w:lvlText w:val=""/>
+      <w:lvlJc w:val="left"/>
+      <w:pPr>
+        <w:tabs>
+          <w:tab w:val="num" w:pos="5040"/>
+        </w:tabs>
+        <w:ind w:left="5040" w:hanging="360"/>
+      </w:pPr>
+      <w:rPr>
+        <w:rFonts w:ascii="Wingdings" w:hAnsi="Wingdings" w:hint="default"/>
+        <w:sz w:val="20"/>
+      </w:rPr>
+    </w:lvl>
+    <w:lvl w:ilvl="7" w:tentative="1">
+      <w:start w:val="1"/>
+      <w:numFmt w:val="bullet"/>
+      <w:lvlText w:val=""/>
+      <w:lvlJc w:val="left"/>
+      <w:pPr>
+        <w:tabs>
+          <w:tab w:val="num" w:pos="5760"/>
+        </w:tabs>
+        <w:ind w:left="5760" w:hanging="360"/>
+      </w:pPr>
+      <w:rPr>
+        <w:rFonts w:ascii="Wingdings" w:hAnsi="Wingdings" w:hint="default"/>
+        <w:sz w:val="20"/>
+      </w:rPr>
+    </w:lvl>
+    <w:lvl w:ilvl="8" w:tentative="1">
+      <w:start w:val="1"/>
+      <w:numFmt w:val="bullet"/>
+      <w:lvlText w:val=""/>
+      <w:lvlJc w:val="left"/>
+      <w:pPr>
+        <w:tabs>
+          <w:tab w:val="num" w:pos="6480"/>
+        </w:tabs>
+        <w:ind w:left="6480" w:hanging="360"/>
+      </w:pPr>
+      <w:rPr>
+        <w:rFonts w:ascii="Wingdings" w:hAnsi="Wingdings" w:hint="default"/>
+        <w:sz w:val="20"/>
+      </w:rPr>
+    </w:lvl>
+  </w:abstractNum>
+  <w:abstractNum w:abstractNumId="27" w15:restartNumberingAfterBreak="0">
     <w:nsid w:val="7DD05627"/>
     <w:multiLevelType w:val="multilevel"/>
     <w:tmpl w:val="6B0057BC"/>
@@ -5315,20 +6709,169 @@
       </w:rPr>
     </w:lvl>
   </w:abstractNum>
+  <w:abstractNum w:abstractNumId="28" w15:restartNumberingAfterBreak="0">
+    <w:nsid w:val="7E74796A"/>
+    <w:multiLevelType w:val="multilevel"/>
+    <w:tmpl w:val="7840CFCC"/>
+    <w:lvl w:ilvl="0">
+      <w:start w:val="1"/>
+      <w:numFmt w:val="bullet"/>
+      <w:lvlText w:val=""/>
+      <w:lvlJc w:val="left"/>
+      <w:pPr>
+        <w:tabs>
+          <w:tab w:val="num" w:pos="720"/>
+        </w:tabs>
+        <w:ind w:left="720" w:hanging="360"/>
+      </w:pPr>
+      <w:rPr>
+        <w:rFonts w:ascii="Symbol" w:hAnsi="Symbol" w:hint="default"/>
+        <w:sz w:val="20"/>
+      </w:rPr>
+    </w:lvl>
+    <w:lvl w:ilvl="1" w:tentative="1">
+      <w:start w:val="1"/>
+      <w:numFmt w:val="bullet"/>
+      <w:lvlText w:val="o"/>
+      <w:lvlJc w:val="left"/>
+      <w:pPr>
+        <w:tabs>
+          <w:tab w:val="num" w:pos="1440"/>
+        </w:tabs>
+        <w:ind w:left="1440" w:hanging="360"/>
+      </w:pPr>
+      <w:rPr>
+        <w:rFonts w:ascii="Courier New" w:hAnsi="Courier New" w:hint="default"/>
+        <w:sz w:val="20"/>
+      </w:rPr>
+    </w:lvl>
+    <w:lvl w:ilvl="2" w:tentative="1">
+      <w:start w:val="1"/>
+      <w:numFmt w:val="bullet"/>
+      <w:lvlText w:val=""/>
+      <w:lvlJc w:val="left"/>
+      <w:pPr>
+        <w:tabs>
+          <w:tab w:val="num" w:pos="2160"/>
+        </w:tabs>
+        <w:ind w:left="2160" w:hanging="360"/>
+      </w:pPr>
+      <w:rPr>
+        <w:rFonts w:ascii="Wingdings" w:hAnsi="Wingdings" w:hint="default"/>
+        <w:sz w:val="20"/>
+      </w:rPr>
+    </w:lvl>
+    <w:lvl w:ilvl="3" w:tentative="1">
+      <w:start w:val="1"/>
+      <w:numFmt w:val="bullet"/>
+      <w:lvlText w:val=""/>
+      <w:lvlJc w:val="left"/>
+      <w:pPr>
+        <w:tabs>
+          <w:tab w:val="num" w:pos="2880"/>
+        </w:tabs>
+        <w:ind w:left="2880" w:hanging="360"/>
+      </w:pPr>
+      <w:rPr>
+        <w:rFonts w:ascii="Wingdings" w:hAnsi="Wingdings" w:hint="default"/>
+        <w:sz w:val="20"/>
+      </w:rPr>
+    </w:lvl>
+    <w:lvl w:ilvl="4" w:tentative="1">
+      <w:start w:val="1"/>
+      <w:numFmt w:val="bullet"/>
+      <w:lvlText w:val=""/>
+      <w:lvlJc w:val="left"/>
+      <w:pPr>
+        <w:tabs>
+          <w:tab w:val="num" w:pos="3600"/>
+        </w:tabs>
+        <w:ind w:left="3600" w:hanging="360"/>
+      </w:pPr>
+      <w:rPr>
+        <w:rFonts w:ascii="Wingdings" w:hAnsi="Wingdings" w:hint="default"/>
+        <w:sz w:val="20"/>
+      </w:rPr>
+    </w:lvl>
+    <w:lvl w:ilvl="5" w:tentative="1">
+      <w:start w:val="1"/>
+      <w:numFmt w:val="bullet"/>
+      <w:lvlText w:val=""/>
+      <w:lvlJc w:val="left"/>
+      <w:pPr>
+        <w:tabs>
+          <w:tab w:val="num" w:pos="4320"/>
+        </w:tabs>
+        <w:ind w:left="4320" w:hanging="360"/>
+      </w:pPr>
+      <w:rPr>
+        <w:rFonts w:ascii="Wingdings" w:hAnsi="Wingdings" w:hint="default"/>
+        <w:sz w:val="20"/>
+      </w:rPr>
+    </w:lvl>
+    <w:lvl w:ilvl="6" w:tentative="1">
+      <w:start w:val="1"/>
+      <w:numFmt w:val="bullet"/>
+      <w:lvlText w:val=""/>
+      <w:lvlJc w:val="left"/>
+      <w:pPr>
+        <w:tabs>
+          <w:tab w:val="num" w:pos="5040"/>
+        </w:tabs>
+        <w:ind w:left="5040" w:hanging="360"/>
+      </w:pPr>
+      <w:rPr>
+        <w:rFonts w:ascii="Wingdings" w:hAnsi="Wingdings" w:hint="default"/>
+        <w:sz w:val="20"/>
+      </w:rPr>
+    </w:lvl>
+    <w:lvl w:ilvl="7" w:tentative="1">
+      <w:start w:val="1"/>
+      <w:numFmt w:val="bullet"/>
+      <w:lvlText w:val=""/>
+      <w:lvlJc w:val="left"/>
+      <w:pPr>
+        <w:tabs>
+          <w:tab w:val="num" w:pos="5760"/>
+        </w:tabs>
+        <w:ind w:left="5760" w:hanging="360"/>
+      </w:pPr>
+      <w:rPr>
+        <w:rFonts w:ascii="Wingdings" w:hAnsi="Wingdings" w:hint="default"/>
+        <w:sz w:val="20"/>
+      </w:rPr>
+    </w:lvl>
+    <w:lvl w:ilvl="8" w:tentative="1">
+      <w:start w:val="1"/>
+      <w:numFmt w:val="bullet"/>
+      <w:lvlText w:val=""/>
+      <w:lvlJc w:val="left"/>
+      <w:pPr>
+        <w:tabs>
+          <w:tab w:val="num" w:pos="6480"/>
+        </w:tabs>
+        <w:ind w:left="6480" w:hanging="360"/>
+      </w:pPr>
+      <w:rPr>
+        <w:rFonts w:ascii="Wingdings" w:hAnsi="Wingdings" w:hint="default"/>
+        <w:sz w:val="20"/>
+      </w:rPr>
+    </w:lvl>
+  </w:abstractNum>
   <w:num w:numId="1">
-    <w:abstractNumId w:val="4"/>
+    <w:abstractNumId w:val="5"/>
   </w:num>
   <w:num w:numId="2">
-    <w:abstractNumId w:val="6"/>
+    <w:abstractNumId w:val="8"/>
   </w:num>
   <w:num w:numId="3">
-    <w:abstractNumId w:val="20"/>
+    <w:abstractNumId w:val="27"/>
   </w:num>
   <w:num w:numId="4">
-    <w:abstractNumId w:val="9"/>
+    <w:abstractNumId w:val="13"/>
   </w:num>
   <w:num w:numId="5">
-    <w:abstractNumId w:val="14"/>
+    <w:abstractNumId w:val="19"/>
   </w:num>
   <w:num w:numId="6">
     <w:abstractNumId w:val="0"/>
@@ -5337,46 +6880,70 @@
     <w:abstractNumId w:val="1"/>
   </w:num>
   <w:num w:numId="8">
+    <w:abstractNumId w:val="4"/>
+  </w:num>
+  <w:num w:numId="9">
+    <w:abstractNumId w:val="16"/>
+  </w:num>
+  <w:num w:numId="10">
+    <w:abstractNumId w:val="15"/>
+  </w:num>
+  <w:num w:numId="11">
+    <w:abstractNumId w:val="23"/>
+  </w:num>
+  <w:num w:numId="12">
+    <w:abstractNumId w:val="17"/>
+  </w:num>
+  <w:num w:numId="13">
+    <w:abstractNumId w:val="21"/>
+  </w:num>
+  <w:num w:numId="14">
+    <w:abstractNumId w:val="20"/>
+  </w:num>
+  <w:num w:numId="15">
     <w:abstractNumId w:val="3"/>
   </w:num>
-  <w:num w:numId="9">
+  <w:num w:numId="16">
+    <w:abstractNumId w:val="11"/>
+  </w:num>
+  <w:num w:numId="17">
     <w:abstractNumId w:val="12"/>
   </w:num>
-  <w:num w:numId="10">
-    <w:abstractNumId w:val="11"/>
+  <w:num w:numId="18">
+    <w:abstractNumId w:val="25"/>
   </w:num>
-  <w:num w:numId="11">
-    <w:abstractNumId w:val="17"/>
+  <w:num w:numId="19">
+    <w:abstractNumId w:val="14"/>
   </w:num>
-  <w:num w:numId="12">
-    <w:abstractNumId w:val="13"/>
+  <w:num w:numId="20">
+    <w:abstractNumId w:val="24"/>
   </w:num>
-  <w:num w:numId="13">
-    <w:abstractNumId w:val="16"/>
+  <w:num w:numId="21">
+    <w:abstractNumId w:val="6"/>
   </w:num>
-  <w:num w:numId="14">
-    <w:abstractNumId w:val="15"/>
+  <w:num w:numId="22">
+    <w:abstractNumId w:val="10"/>
   </w:num>
-  <w:num w:numId="15">
+  <w:num w:numId="23">
+    <w:abstractNumId w:val="22"/>
+  </w:num>
+  <w:num w:numId="24">
+    <w:abstractNumId w:val="26"/>
+  </w:num>
+  <w:num w:numId="25">
+    <w:abstractNumId w:val="18"/>
+  </w:num>
+  <w:num w:numId="26">
+    <w:abstractNumId w:val="9"/>
+  </w:num>
+  <w:num w:numId="27">
+    <w:abstractNumId w:val="28"/>
+  </w:num>
+  <w:num w:numId="28">
     <w:abstractNumId w:val="2"/>
   </w:num>
-  <w:num w:numId="16">
+  <w:num w:numId="29">
     <w:abstractNumId w:val="7"/>
-  </w:num>
-  <w:num w:numId="17">
-    <w:abstractNumId w:val="8"/>
-  </w:num>
-  <w:num w:numId="18">
-    <w:abstractNumId w:val="19"/>
-  </w:num>
-  <w:num w:numId="19">
-    <w:abstractNumId w:val="10"/>
-  </w:num>
-  <w:num w:numId="20">
-    <w:abstractNumId w:val="18"/>
-  </w:num>
-  <w:num w:numId="21">
-    <w:abstractNumId w:val="5"/>
   </w:num>
   <w:numIdMacAtCleanup w:val="10"/>
 </w:numbering>
@@ -7095,7 +8662,7 @@
 </file>
 
 <file path=customXml/itemProps1.xml><?xml version="1.0" encoding="utf-8"?>
-<ds:datastoreItem xmlns:ds="http://schemas.openxmlformats.org/officeDocument/2006/customXml" ds:itemID="{BEE734E4-2ED0-415B-A369-DC09376B255C}">
+<ds:datastoreItem xmlns:ds="http://schemas.openxmlformats.org/officeDocument/2006/customXml" ds:itemID="{AFE0D69F-8758-4EFF-AB91-4EE28C233A46}">
   <ds:schemaRefs>
     <ds:schemaRef ds:uri="http://schemas.openxmlformats.org/officeDocument/2006/bibliography"/>
   </ds:schemaRefs>
